--- a/rapports/2026-06-06/EQ27/EQ27_sup_v2/DR_061203020020/08-05-61-21.docx
+++ b/rapports/2026-06-06/EQ27/EQ27_sup_v2/DR_061203020020/08-05-61-21.docx
@@ -297,7 +297,7 @@
           <w:color w:val="1F6FEB"/>
           <w:sz w:val="22"/>
         </w:rPr>
-        <w:t>⚠ INCOHÉRENCES À CORRIGER (103)</w:t>
+        <w:t>⚠ INCOHÉRENCES À CORRIGER (97)</w:t>
       </w:r>
     </w:p>
     <w:tbl>
@@ -2074,7 +2074,7 @@
                 <w:color w:val="16A34A"/>
                 <w:sz w:val="16"/>
               </w:rPr>
-              <w:t>—</w:t>
+              <w:t>s00q10, s01q35, s01q36, s01q37, s02q04, s02q15, s01q00b, s02q17_code</w:t>
             </w:r>
           </w:p>
         </w:tc>
@@ -2105,7 +2105,7 @@
                 <w:i w:val="0"/>
                 <w:sz w:val="17"/>
               </w:rPr>
-              <w:t>Incohérence!!! seulement les écoles privées paient les frais de scolarité (y compris les frais d'inscription).</w:t>
+              <w:t>Avertissement!!! L'âge (20 ans) de FATOU NDOUR avec son niveau d'étude (6ème année Primaire) semble incoherent, veuillez confirmer cette information avec le QG ou corriger l'incohérence.</w:t>
             </w:r>
           </w:p>
         </w:tc>
@@ -2164,7 +2164,7 @@
                 <w:color w:val="16A34A"/>
                 <w:sz w:val="16"/>
               </w:rPr>
-              <w:t>s00q10, s01q35, s01q36, s01q37, s02q04, s02q15, s01q00b, s02q17_code</w:t>
+              <w:t>s02q33, s01q00b</w:t>
             </w:r>
           </w:p>
         </w:tc>
@@ -2195,7 +2195,7 @@
                 <w:i w:val="0"/>
                 <w:sz w:val="17"/>
               </w:rPr>
-              <w:t>Avertissement!!! L'âge (20 ans) de FATOU NDOUR avec son niveau d'étude (6ème année Primaire) semble incoherent, veuillez confirmer cette information avec le QG ou corriger l'incohérence.</w:t>
+              <w:t>Incoherent!!! La dernière fois que MAMADOU NDOUR a  fréquenté l'école est 9999.</w:t>
             </w:r>
           </w:p>
         </w:tc>
@@ -2228,6 +2228,2256 @@
                 <w:i w:val="0"/>
                 <w:sz w:val="16"/>
               </w:rPr>
+              <w:t>S10</w:t>
+              <w:br/>
+            </w:r>
+            <w:r>
+              <w:rPr>
+                <w:b w:val="0"/>
+                <w:i w:val="0"/>
+                <w:color w:val="64748B"/>
+                <w:sz w:val="14"/>
+              </w:rPr>
+              <w:t>Logement</w:t>
+            </w:r>
+          </w:p>
+        </w:tc>
+        <w:tc>
+          <w:tcPr>
+            <w:tcW w:type="dxa" w:w="1531"/>
+          </w:tcPr>
+          <w:p>
+            <w:r>
+              <w:rPr>
+                <w:b/>
+                <w:i w:val="0"/>
+                <w:color w:val="16A34A"/>
+                <w:sz w:val="16"/>
+              </w:rPr>
+              <w:t>S04q10, S04q14</w:t>
+            </w:r>
+          </w:p>
+        </w:tc>
+        <w:tc>
+          <w:tcPr>
+            <w:tcW w:type="dxa" w:w="1191"/>
+          </w:tcPr>
+          <w:p>
+            <w:r>
+              <w:rPr>
+                <w:b w:val="0"/>
+                <w:i w:val="0"/>
+                <w:color w:val="64748B"/>
+                <w:sz w:val="16"/>
+              </w:rPr>
+              <w:t>GT-CQ</w:t>
+            </w:r>
+          </w:p>
+        </w:tc>
+        <w:tc>
+          <w:tcPr>
+            <w:tcW w:type="dxa" w:w="4706"/>
+          </w:tcPr>
+          <w:p>
+            <w:r>
+              <w:rPr>
+                <w:b w:val="0"/>
+                <w:i w:val="0"/>
+                <w:sz w:val="17"/>
+              </w:rPr>
+              <w:t>Incoherence!! Au moins un membre du ménage a répondu oui à la question S04q10 ou S04q14, alors qu'aucune entreprise non agricole n'est déclarée pour le ménage.</w:t>
+            </w:r>
+          </w:p>
+        </w:tc>
+      </w:tr>
+      <w:tr>
+        <w:tc>
+          <w:tcPr>
+            <w:tcW w:type="dxa" w:w="964"/>
+          </w:tcPr>
+          <w:p>
+            <w:r>
+              <w:rPr>
+                <w:b/>
+                <w:i w:val="0"/>
+                <w:color w:val="DC2626"/>
+                <w:sz w:val="16"/>
+              </w:rPr>
+              <w:t>Haute</w:t>
+            </w:r>
+          </w:p>
+        </w:tc>
+        <w:tc>
+          <w:tcPr>
+            <w:tcW w:type="dxa" w:w="1247"/>
+          </w:tcPr>
+          <w:p>
+            <w:r>
+              <w:rPr>
+                <w:b/>
+                <w:i w:val="0"/>
+                <w:sz w:val="16"/>
+              </w:rPr>
+              <w:t>S11</w:t>
+              <w:br/>
+            </w:r>
+            <w:r>
+              <w:rPr>
+                <w:b w:val="0"/>
+                <w:i w:val="0"/>
+                <w:color w:val="64748B"/>
+                <w:sz w:val="14"/>
+              </w:rPr>
+              <w:t>Logement / cadre de vie</w:t>
+            </w:r>
+          </w:p>
+        </w:tc>
+        <w:tc>
+          <w:tcPr>
+            <w:tcW w:type="dxa" w:w="1531"/>
+          </w:tcPr>
+          <w:p>
+            <w:r>
+              <w:rPr>
+                <w:b/>
+                <w:i w:val="0"/>
+                <w:color w:val="16A34A"/>
+                <w:sz w:val="16"/>
+              </w:rPr>
+              <w:t>—</w:t>
+            </w:r>
+          </w:p>
+        </w:tc>
+        <w:tc>
+          <w:tcPr>
+            <w:tcW w:type="dxa" w:w="1191"/>
+          </w:tcPr>
+          <w:p>
+            <w:r>
+              <w:rPr>
+                <w:b w:val="0"/>
+                <w:i w:val="0"/>
+                <w:color w:val="64748B"/>
+                <w:sz w:val="16"/>
+              </w:rPr>
+              <w:t>GT-CQ</w:t>
+            </w:r>
+          </w:p>
+        </w:tc>
+        <w:tc>
+          <w:tcPr>
+            <w:tcW w:type="dxa" w:w="4706"/>
+          </w:tcPr>
+          <w:p>
+            <w:r>
+              <w:rPr>
+                <w:b w:val="0"/>
+                <w:i w:val="0"/>
+                <w:sz w:val="17"/>
+              </w:rPr>
+              <w:t>Incoherence!! Le ménage a depensé .</w:t>
+            </w:r>
+          </w:p>
+        </w:tc>
+      </w:tr>
+      <w:tr>
+        <w:tc>
+          <w:tcPr>
+            <w:tcW w:type="dxa" w:w="964"/>
+          </w:tcPr>
+          <w:p>
+            <w:r>
+              <w:rPr>
+                <w:b/>
+                <w:i w:val="0"/>
+                <w:color w:val="DC2626"/>
+                <w:sz w:val="16"/>
+              </w:rPr>
+              <w:t>Haute</w:t>
+            </w:r>
+          </w:p>
+        </w:tc>
+        <w:tc>
+          <w:tcPr>
+            <w:tcW w:type="dxa" w:w="1247"/>
+          </w:tcPr>
+          <w:p>
+            <w:r>
+              <w:rPr>
+                <w:b/>
+                <w:i w:val="0"/>
+                <w:sz w:val="16"/>
+              </w:rPr>
+              <w:t>S11</w:t>
+              <w:br/>
+            </w:r>
+            <w:r>
+              <w:rPr>
+                <w:b w:val="0"/>
+                <w:i w:val="0"/>
+                <w:color w:val="64748B"/>
+                <w:sz w:val="14"/>
+              </w:rPr>
+              <w:t>Logement / cadre de vie</w:t>
+            </w:r>
+          </w:p>
+        </w:tc>
+        <w:tc>
+          <w:tcPr>
+            <w:tcW w:type="dxa" w:w="1531"/>
+          </w:tcPr>
+          <w:p>
+            <w:r>
+              <w:rPr>
+                <w:b/>
+                <w:i w:val="0"/>
+                <w:color w:val="16A34A"/>
+                <w:sz w:val="16"/>
+              </w:rPr>
+              <w:t>s01q29, s01q31, s04q24, s00q04, s11q21, s09fq03, s09fq011</w:t>
+            </w:r>
+          </w:p>
+        </w:tc>
+        <w:tc>
+          <w:tcPr>
+            <w:tcW w:type="dxa" w:w="1191"/>
+          </w:tcPr>
+          <w:p>
+            <w:r>
+              <w:rPr>
+                <w:b w:val="0"/>
+                <w:i w:val="0"/>
+                <w:color w:val="64748B"/>
+                <w:sz w:val="16"/>
+              </w:rPr>
+              <w:t>GT-CQ</w:t>
+            </w:r>
+          </w:p>
+        </w:tc>
+        <w:tc>
+          <w:tcPr>
+            <w:tcW w:type="dxa" w:w="4706"/>
+          </w:tcPr>
+          <w:p>
+            <w:r>
+              <w:rPr>
+                <w:b w:val="0"/>
+                <w:i w:val="0"/>
+                <w:sz w:val="17"/>
+              </w:rPr>
+              <w:t>FCFA dans Frais de connexion au réseau de distribution d'eau mais dit ne pas être connecté à un réseau d'eau courante, prière de corriger cette incoherence</w:t>
+            </w:r>
+          </w:p>
+        </w:tc>
+      </w:tr>
+      <w:tr>
+        <w:tc>
+          <w:tcPr>
+            <w:tcW w:type="dxa" w:w="964"/>
+          </w:tcPr>
+          <w:p>
+            <w:r>
+              <w:rPr>
+                <w:b/>
+                <w:i w:val="0"/>
+                <w:color w:val="DC2626"/>
+                <w:sz w:val="16"/>
+              </w:rPr>
+              <w:t>Haute</w:t>
+            </w:r>
+          </w:p>
+        </w:tc>
+        <w:tc>
+          <w:tcPr>
+            <w:tcW w:type="dxa" w:w="1247"/>
+          </w:tcPr>
+          <w:p>
+            <w:r>
+              <w:rPr>
+                <w:b/>
+                <w:i w:val="0"/>
+                <w:sz w:val="16"/>
+              </w:rPr>
+              <w:t>S16</w:t>
+              <w:br/>
+            </w:r>
+            <w:r>
+              <w:rPr>
+                <w:b w:val="0"/>
+                <w:i w:val="0"/>
+                <w:color w:val="64748B"/>
+                <w:sz w:val="14"/>
+              </w:rPr>
+              <w:t>Agriculture</w:t>
+            </w:r>
+          </w:p>
+        </w:tc>
+        <w:tc>
+          <w:tcPr>
+            <w:tcW w:type="dxa" w:w="1531"/>
+          </w:tcPr>
+          <w:p>
+            <w:r>
+              <w:rPr>
+                <w:b/>
+                <w:i w:val="0"/>
+                <w:color w:val="16A34A"/>
+                <w:sz w:val="16"/>
+              </w:rPr>
+              <w:t>s16dq05a, s16dq05c</w:t>
+            </w:r>
+          </w:p>
+        </w:tc>
+        <w:tc>
+          <w:tcPr>
+            <w:tcW w:type="dxa" w:w="1191"/>
+          </w:tcPr>
+          <w:p>
+            <w:r>
+              <w:rPr>
+                <w:b w:val="0"/>
+                <w:i w:val="0"/>
+                <w:color w:val="64748B"/>
+                <w:sz w:val="16"/>
+              </w:rPr>
+              <w:t>GT-CQ</w:t>
+            </w:r>
+          </w:p>
+        </w:tc>
+        <w:tc>
+          <w:tcPr>
+            <w:tcW w:type="dxa" w:w="4706"/>
+          </w:tcPr>
+          <w:p>
+            <w:r>
+              <w:rPr>
+                <w:b w:val="0"/>
+                <w:i w:val="0"/>
+                <w:sz w:val="17"/>
+              </w:rPr>
+              <w:t>La quantité de s16dq05a estimée en Kg est incohérente avec la prise dans la question s16dq05c, prière de bien estimer et mettre la valeur exacte.</w:t>
+            </w:r>
+          </w:p>
+        </w:tc>
+      </w:tr>
+      <w:tr>
+        <w:tc>
+          <w:tcPr>
+            <w:tcW w:type="dxa" w:w="964"/>
+          </w:tcPr>
+          <w:p>
+            <w:r>
+              <w:rPr>
+                <w:b/>
+                <w:i w:val="0"/>
+                <w:color w:val="DC2626"/>
+                <w:sz w:val="16"/>
+              </w:rPr>
+              <w:t>Haute</w:t>
+            </w:r>
+          </w:p>
+        </w:tc>
+        <w:tc>
+          <w:tcPr>
+            <w:tcW w:type="dxa" w:w="1247"/>
+          </w:tcPr>
+          <w:p>
+            <w:r>
+              <w:rPr>
+                <w:b/>
+                <w:i w:val="0"/>
+                <w:sz w:val="16"/>
+              </w:rPr>
+              <w:t>S16</w:t>
+              <w:br/>
+            </w:r>
+            <w:r>
+              <w:rPr>
+                <w:b w:val="0"/>
+                <w:i w:val="0"/>
+                <w:color w:val="64748B"/>
+                <w:sz w:val="14"/>
+              </w:rPr>
+              <w:t>Agriculture</w:t>
+            </w:r>
+          </w:p>
+        </w:tc>
+        <w:tc>
+          <w:tcPr>
+            <w:tcW w:type="dxa" w:w="1531"/>
+          </w:tcPr>
+          <w:p>
+            <w:r>
+              <w:rPr>
+                <w:b/>
+                <w:i w:val="0"/>
+                <w:color w:val="16A34A"/>
+                <w:sz w:val="16"/>
+              </w:rPr>
+              <w:t>s00q07a, s00q08, s00q10, s00q13_0, s00q15_0, s00q17_0, s00q23a, s00q23b</w:t>
+            </w:r>
+          </w:p>
+        </w:tc>
+        <w:tc>
+          <w:tcPr>
+            <w:tcW w:type="dxa" w:w="1191"/>
+          </w:tcPr>
+          <w:p>
+            <w:r>
+              <w:rPr>
+                <w:b w:val="0"/>
+                <w:i w:val="0"/>
+                <w:color w:val="64748B"/>
+                <w:sz w:val="16"/>
+              </w:rPr>
+              <w:t>GT-CQ</w:t>
+            </w:r>
+          </w:p>
+        </w:tc>
+        <w:tc>
+          <w:tcPr>
+            <w:tcW w:type="dxa" w:w="4706"/>
+          </w:tcPr>
+          <w:p>
+            <w:r>
+              <w:rPr>
+                <w:b w:val="0"/>
+                <w:i w:val="0"/>
+                <w:sz w:val="17"/>
+              </w:rPr>
+              <w:t>La somme des quantités consommées (1200 kg), des quantités offertes (200 kg),  des quantités vendus (100 kg) et des quantités en stock (1000 kg) depasse la quantité totale (1000 kg) que le ménage a eu après la recolte de Mil , prière de corriger cette incoherence.</w:t>
+            </w:r>
+          </w:p>
+        </w:tc>
+      </w:tr>
+      <w:tr>
+        <w:tc>
+          <w:tcPr>
+            <w:tcW w:type="dxa" w:w="964"/>
+          </w:tcPr>
+          <w:p>
+            <w:r>
+              <w:rPr>
+                <w:b/>
+                <w:i w:val="0"/>
+                <w:color w:val="DC2626"/>
+                <w:sz w:val="16"/>
+              </w:rPr>
+              <w:t>Haute</w:t>
+            </w:r>
+          </w:p>
+        </w:tc>
+        <w:tc>
+          <w:tcPr>
+            <w:tcW w:type="dxa" w:w="1247"/>
+          </w:tcPr>
+          <w:p>
+            <w:r>
+              <w:rPr>
+                <w:b/>
+                <w:i w:val="0"/>
+                <w:sz w:val="16"/>
+              </w:rPr>
+              <w:t>S16</w:t>
+              <w:br/>
+            </w:r>
+            <w:r>
+              <w:rPr>
+                <w:b w:val="0"/>
+                <w:i w:val="0"/>
+                <w:color w:val="64748B"/>
+                <w:sz w:val="14"/>
+              </w:rPr>
+              <w:t>Agriculture</w:t>
+            </w:r>
+          </w:p>
+        </w:tc>
+        <w:tc>
+          <w:tcPr>
+            <w:tcW w:type="dxa" w:w="1531"/>
+          </w:tcPr>
+          <w:p>
+            <w:r>
+              <w:rPr>
+                <w:b/>
+                <w:i w:val="0"/>
+                <w:color w:val="16A34A"/>
+                <w:sz w:val="16"/>
+              </w:rPr>
+              <w:t>s00q07a, s00q08, s00q10, s00q13_0, s00q15_0, s00q17_0, s00q23a, s00q23b</w:t>
+            </w:r>
+          </w:p>
+        </w:tc>
+        <w:tc>
+          <w:tcPr>
+            <w:tcW w:type="dxa" w:w="1191"/>
+          </w:tcPr>
+          <w:p>
+            <w:r>
+              <w:rPr>
+                <w:b w:val="0"/>
+                <w:i w:val="0"/>
+                <w:color w:val="64748B"/>
+                <w:sz w:val="16"/>
+              </w:rPr>
+              <w:t>GT-CQ</w:t>
+            </w:r>
+          </w:p>
+        </w:tc>
+        <w:tc>
+          <w:tcPr>
+            <w:tcW w:type="dxa" w:w="4706"/>
+          </w:tcPr>
+          <w:p>
+            <w:r>
+              <w:rPr>
+                <w:b w:val="0"/>
+                <w:i w:val="0"/>
+                <w:sz w:val="17"/>
+              </w:rPr>
+              <w:t>La somme des quantités consommées (1200 kg), des quantités offertes (200 kg),  des quantités vendus (100 kg) et des quantités en stock (1000 kg) depasse la quantité totale (1400 kg) que le ménage a eu après la recolte de Mil , prière de corriger cette incoherence.</w:t>
+            </w:r>
+          </w:p>
+        </w:tc>
+      </w:tr>
+      <w:tr>
+        <w:tc>
+          <w:tcPr>
+            <w:tcW w:type="dxa" w:w="964"/>
+          </w:tcPr>
+          <w:p>
+            <w:r>
+              <w:rPr>
+                <w:b/>
+                <w:i w:val="0"/>
+                <w:color w:val="EA580C"/>
+                <w:sz w:val="16"/>
+              </w:rPr>
+              <w:t>Moyenne</w:t>
+            </w:r>
+          </w:p>
+        </w:tc>
+        <w:tc>
+          <w:tcPr>
+            <w:tcW w:type="dxa" w:w="1247"/>
+          </w:tcPr>
+          <w:p>
+            <w:r>
+              <w:rPr>
+                <w:b/>
+                <w:i w:val="0"/>
+                <w:sz w:val="16"/>
+              </w:rPr>
+              <w:t>S00</w:t>
+              <w:br/>
+            </w:r>
+            <w:r>
+              <w:rPr>
+                <w:b w:val="0"/>
+                <w:i w:val="0"/>
+                <w:color w:val="64748B"/>
+                <w:sz w:val="14"/>
+              </w:rPr>
+              <w:t>Identification</w:t>
+            </w:r>
+          </w:p>
+        </w:tc>
+        <w:tc>
+          <w:tcPr>
+            <w:tcW w:type="dxa" w:w="1531"/>
+          </w:tcPr>
+          <w:p>
+            <w:r>
+              <w:rPr>
+                <w:b/>
+                <w:i w:val="0"/>
+                <w:color w:val="16A34A"/>
+                <w:sz w:val="16"/>
+              </w:rPr>
+              <w:t>s00q27</w:t>
+            </w:r>
+          </w:p>
+        </w:tc>
+        <w:tc>
+          <w:tcPr>
+            <w:tcW w:type="dxa" w:w="1191"/>
+          </w:tcPr>
+          <w:p>
+            <w:r>
+              <w:rPr>
+                <w:b w:val="0"/>
+                <w:i w:val="0"/>
+                <w:color w:val="64748B"/>
+                <w:sz w:val="16"/>
+              </w:rPr>
+              <w:t>GT-CQ</w:t>
+            </w:r>
+          </w:p>
+        </w:tc>
+        <w:tc>
+          <w:tcPr>
+            <w:tcW w:type="dxa" w:w="4706"/>
+          </w:tcPr>
+          <w:p>
+            <w:r>
+              <w:rPr>
+                <w:b w:val="0"/>
+                <w:i w:val="0"/>
+                <w:sz w:val="17"/>
+              </w:rPr>
+              <w:t>Le questionnaire semble ne pas être complètement fini mais le questionnaire est en statut complet, prière de compléter le questionnaire.</w:t>
+            </w:r>
+          </w:p>
+        </w:tc>
+      </w:tr>
+      <w:tr>
+        <w:tc>
+          <w:tcPr>
+            <w:tcW w:type="dxa" w:w="964"/>
+          </w:tcPr>
+          <w:p>
+            <w:r>
+              <w:rPr>
+                <w:b/>
+                <w:i w:val="0"/>
+                <w:color w:val="EA580C"/>
+                <w:sz w:val="16"/>
+              </w:rPr>
+              <w:t>Moyenne</w:t>
+            </w:r>
+          </w:p>
+        </w:tc>
+        <w:tc>
+          <w:tcPr>
+            <w:tcW w:type="dxa" w:w="1247"/>
+          </w:tcPr>
+          <w:p>
+            <w:r>
+              <w:rPr>
+                <w:b/>
+                <w:i w:val="0"/>
+                <w:sz w:val="16"/>
+              </w:rPr>
+              <w:t>S00</w:t>
+              <w:br/>
+            </w:r>
+            <w:r>
+              <w:rPr>
+                <w:b w:val="0"/>
+                <w:i w:val="0"/>
+                <w:color w:val="64748B"/>
+                <w:sz w:val="14"/>
+              </w:rPr>
+              <w:t>Identification</w:t>
+            </w:r>
+          </w:p>
+        </w:tc>
+        <w:tc>
+          <w:tcPr>
+            <w:tcW w:type="dxa" w:w="1531"/>
+          </w:tcPr>
+          <w:p>
+            <w:r>
+              <w:rPr>
+                <w:b/>
+                <w:i w:val="0"/>
+                <w:color w:val="16A34A"/>
+                <w:sz w:val="16"/>
+              </w:rPr>
+              <w:t>—</w:t>
+            </w:r>
+          </w:p>
+        </w:tc>
+        <w:tc>
+          <w:tcPr>
+            <w:tcW w:type="dxa" w:w="1191"/>
+          </w:tcPr>
+          <w:p>
+            <w:r>
+              <w:rPr>
+                <w:b w:val="0"/>
+                <w:i w:val="0"/>
+                <w:color w:val="64748B"/>
+                <w:sz w:val="16"/>
+              </w:rPr>
+              <w:t>GT-CQ</w:t>
+            </w:r>
+          </w:p>
+        </w:tc>
+        <w:tc>
+          <w:tcPr>
+            <w:tcW w:type="dxa" w:w="4706"/>
+          </w:tcPr>
+          <w:p>
+            <w:r>
+              <w:rPr>
+                <w:b w:val="0"/>
+                <w:i w:val="0"/>
+                <w:sz w:val="17"/>
+              </w:rPr>
+              <w:t>Il est obligatoire de prendre les coordonnées Gps avant d'administrer le questionnaire.</w:t>
+            </w:r>
+          </w:p>
+        </w:tc>
+      </w:tr>
+      <w:tr>
+        <w:tc>
+          <w:tcPr>
+            <w:tcW w:type="dxa" w:w="964"/>
+          </w:tcPr>
+          <w:p>
+            <w:r>
+              <w:rPr>
+                <w:b/>
+                <w:i w:val="0"/>
+                <w:color w:val="EA580C"/>
+                <w:sz w:val="16"/>
+              </w:rPr>
+              <w:t>Moyenne</w:t>
+            </w:r>
+          </w:p>
+        </w:tc>
+        <w:tc>
+          <w:tcPr>
+            <w:tcW w:type="dxa" w:w="1247"/>
+          </w:tcPr>
+          <w:p>
+            <w:r>
+              <w:rPr>
+                <w:b/>
+                <w:i w:val="0"/>
+                <w:sz w:val="16"/>
+              </w:rPr>
+              <w:t>S00</w:t>
+              <w:br/>
+            </w:r>
+            <w:r>
+              <w:rPr>
+                <w:b w:val="0"/>
+                <w:i w:val="0"/>
+                <w:color w:val="64748B"/>
+                <w:sz w:val="14"/>
+              </w:rPr>
+              <w:t>Identification</w:t>
+            </w:r>
+          </w:p>
+        </w:tc>
+        <w:tc>
+          <w:tcPr>
+            <w:tcW w:type="dxa" w:w="1531"/>
+          </w:tcPr>
+          <w:p>
+            <w:r>
+              <w:rPr>
+                <w:b/>
+                <w:i w:val="0"/>
+                <w:color w:val="16A34A"/>
+                <w:sz w:val="16"/>
+              </w:rPr>
+              <w:t>—</w:t>
+            </w:r>
+          </w:p>
+        </w:tc>
+        <w:tc>
+          <w:tcPr>
+            <w:tcW w:type="dxa" w:w="1191"/>
+          </w:tcPr>
+          <w:p>
+            <w:r>
+              <w:rPr>
+                <w:b w:val="0"/>
+                <w:i w:val="0"/>
+                <w:color w:val="64748B"/>
+                <w:sz w:val="16"/>
+              </w:rPr>
+              <w:t>GT-CQ</w:t>
+            </w:r>
+          </w:p>
+        </w:tc>
+        <w:tc>
+          <w:tcPr>
+            <w:tcW w:type="dxa" w:w="4706"/>
+          </w:tcPr>
+          <w:p>
+            <w:r>
+              <w:rPr>
+                <w:b w:val="0"/>
+                <w:i w:val="0"/>
+                <w:sz w:val="17"/>
+              </w:rPr>
+              <w:t>Prière de prendre les coordonnées GPS.</w:t>
+            </w:r>
+          </w:p>
+        </w:tc>
+      </w:tr>
+      <w:tr>
+        <w:tc>
+          <w:tcPr>
+            <w:tcW w:type="dxa" w:w="964"/>
+          </w:tcPr>
+          <w:p>
+            <w:r>
+              <w:rPr>
+                <w:b/>
+                <w:i w:val="0"/>
+                <w:color w:val="EA580C"/>
+                <w:sz w:val="16"/>
+              </w:rPr>
+              <w:t>Moyenne</w:t>
+            </w:r>
+          </w:p>
+        </w:tc>
+        <w:tc>
+          <w:tcPr>
+            <w:tcW w:type="dxa" w:w="1247"/>
+          </w:tcPr>
+          <w:p>
+            <w:r>
+              <w:rPr>
+                <w:b/>
+                <w:i w:val="0"/>
+                <w:sz w:val="16"/>
+              </w:rPr>
+              <w:t>S00</w:t>
+              <w:br/>
+            </w:r>
+            <w:r>
+              <w:rPr>
+                <w:b w:val="0"/>
+                <w:i w:val="0"/>
+                <w:color w:val="64748B"/>
+                <w:sz w:val="14"/>
+              </w:rPr>
+              <w:t>Identification</w:t>
+            </w:r>
+          </w:p>
+        </w:tc>
+        <w:tc>
+          <w:tcPr>
+            <w:tcW w:type="dxa" w:w="1531"/>
+          </w:tcPr>
+          <w:p>
+            <w:r>
+              <w:rPr>
+                <w:b/>
+                <w:i w:val="0"/>
+                <w:color w:val="16A34A"/>
+                <w:sz w:val="16"/>
+              </w:rPr>
+              <w:t>—</w:t>
+            </w:r>
+          </w:p>
+        </w:tc>
+        <w:tc>
+          <w:tcPr>
+            <w:tcW w:type="dxa" w:w="1191"/>
+          </w:tcPr>
+          <w:p>
+            <w:r>
+              <w:rPr>
+                <w:b w:val="0"/>
+                <w:i w:val="0"/>
+                <w:color w:val="64748B"/>
+                <w:sz w:val="16"/>
+              </w:rPr>
+              <w:t>GT-CQ</w:t>
+            </w:r>
+          </w:p>
+        </w:tc>
+        <w:tc>
+          <w:tcPr>
+            <w:tcW w:type="dxa" w:w="4706"/>
+          </w:tcPr>
+          <w:p>
+            <w:r>
+              <w:rPr>
+                <w:b w:val="0"/>
+                <w:i w:val="0"/>
+                <w:sz w:val="17"/>
+              </w:rPr>
+              <w:t>L'adresse ou la localisation du ménage doit être bien renseignée, ne doit pas contenir des numéros de téléphone et elle semble courte pour être une adresse.</w:t>
+            </w:r>
+          </w:p>
+        </w:tc>
+      </w:tr>
+      <w:tr>
+        <w:tc>
+          <w:tcPr>
+            <w:tcW w:type="dxa" w:w="964"/>
+          </w:tcPr>
+          <w:p>
+            <w:r>
+              <w:rPr>
+                <w:b/>
+                <w:i w:val="0"/>
+                <w:color w:val="EA580C"/>
+                <w:sz w:val="16"/>
+              </w:rPr>
+              <w:t>Moyenne</w:t>
+            </w:r>
+          </w:p>
+        </w:tc>
+        <w:tc>
+          <w:tcPr>
+            <w:tcW w:type="dxa" w:w="1247"/>
+          </w:tcPr>
+          <w:p>
+            <w:r>
+              <w:rPr>
+                <w:b/>
+                <w:i w:val="0"/>
+                <w:sz w:val="16"/>
+              </w:rPr>
+              <w:t>S00</w:t>
+              <w:br/>
+            </w:r>
+            <w:r>
+              <w:rPr>
+                <w:b w:val="0"/>
+                <w:i w:val="0"/>
+                <w:color w:val="64748B"/>
+                <w:sz w:val="14"/>
+              </w:rPr>
+              <w:t>Identification</w:t>
+            </w:r>
+          </w:p>
+        </w:tc>
+        <w:tc>
+          <w:tcPr>
+            <w:tcW w:type="dxa" w:w="1531"/>
+          </w:tcPr>
+          <w:p>
+            <w:r>
+              <w:rPr>
+                <w:b/>
+                <w:i w:val="0"/>
+                <w:color w:val="16A34A"/>
+                <w:sz w:val="16"/>
+              </w:rPr>
+              <w:t>—</w:t>
+            </w:r>
+          </w:p>
+        </w:tc>
+        <w:tc>
+          <w:tcPr>
+            <w:tcW w:type="dxa" w:w="1191"/>
+          </w:tcPr>
+          <w:p>
+            <w:r>
+              <w:rPr>
+                <w:b w:val="0"/>
+                <w:i w:val="0"/>
+                <w:color w:val="64748B"/>
+                <w:sz w:val="16"/>
+              </w:rPr>
+              <w:t>GT-CQ</w:t>
+            </w:r>
+          </w:p>
+        </w:tc>
+        <w:tc>
+          <w:tcPr>
+            <w:tcW w:type="dxa" w:w="4706"/>
+          </w:tcPr>
+          <w:p>
+            <w:r>
+              <w:rPr>
+                <w:b w:val="0"/>
+                <w:i w:val="0"/>
+                <w:sz w:val="17"/>
+              </w:rPr>
+              <w:t>Prière de renseigner la bonne adresse.</w:t>
+            </w:r>
+          </w:p>
+        </w:tc>
+      </w:tr>
+      <w:tr>
+        <w:tc>
+          <w:tcPr>
+            <w:tcW w:type="dxa" w:w="964"/>
+          </w:tcPr>
+          <w:p>
+            <w:r>
+              <w:rPr>
+                <w:b/>
+                <w:i w:val="0"/>
+                <w:color w:val="EA580C"/>
+                <w:sz w:val="16"/>
+              </w:rPr>
+              <w:t>Moyenne</w:t>
+            </w:r>
+          </w:p>
+        </w:tc>
+        <w:tc>
+          <w:tcPr>
+            <w:tcW w:type="dxa" w:w="1247"/>
+          </w:tcPr>
+          <w:p>
+            <w:r>
+              <w:rPr>
+                <w:b/>
+                <w:i w:val="0"/>
+                <w:sz w:val="16"/>
+              </w:rPr>
+              <w:t>S01</w:t>
+              <w:br/>
+            </w:r>
+            <w:r>
+              <w:rPr>
+                <w:b w:val="0"/>
+                <w:i w:val="0"/>
+                <w:color w:val="64748B"/>
+                <w:sz w:val="14"/>
+              </w:rPr>
+              <w:t>Démographie</w:t>
+            </w:r>
+          </w:p>
+        </w:tc>
+        <w:tc>
+          <w:tcPr>
+            <w:tcW w:type="dxa" w:w="1531"/>
+          </w:tcPr>
+          <w:p>
+            <w:r>
+              <w:rPr>
+                <w:b/>
+                <w:i w:val="0"/>
+                <w:color w:val="16A34A"/>
+                <w:sz w:val="16"/>
+              </w:rPr>
+              <w:t>s01q00</w:t>
+            </w:r>
+          </w:p>
+        </w:tc>
+        <w:tc>
+          <w:tcPr>
+            <w:tcW w:type="dxa" w:w="1191"/>
+          </w:tcPr>
+          <w:p>
+            <w:r>
+              <w:rPr>
+                <w:b w:val="0"/>
+                <w:i w:val="0"/>
+                <w:color w:val="64748B"/>
+                <w:sz w:val="16"/>
+              </w:rPr>
+              <w:t>GT-CQ</w:t>
+            </w:r>
+          </w:p>
+        </w:tc>
+        <w:tc>
+          <w:tcPr>
+            <w:tcW w:type="dxa" w:w="4706"/>
+          </w:tcPr>
+          <w:p>
+            <w:r>
+              <w:rPr>
+                <w:b w:val="0"/>
+                <w:i w:val="0"/>
+                <w:sz w:val="17"/>
+              </w:rPr>
+              <w:t>Attention ! Vous avez déclaré en s01q00 que le répondant est la personne elle-même, or DEMBA NDOUR est trop jeune (10 ans) pour fournir des informations correctes.</w:t>
+            </w:r>
+          </w:p>
+        </w:tc>
+      </w:tr>
+      <w:tr>
+        <w:tc>
+          <w:tcPr>
+            <w:tcW w:type="dxa" w:w="964"/>
+          </w:tcPr>
+          <w:p>
+            <w:r>
+              <w:rPr>
+                <w:b/>
+                <w:i w:val="0"/>
+                <w:color w:val="EA580C"/>
+                <w:sz w:val="16"/>
+              </w:rPr>
+              <w:t>Moyenne</w:t>
+            </w:r>
+          </w:p>
+        </w:tc>
+        <w:tc>
+          <w:tcPr>
+            <w:tcW w:type="dxa" w:w="1247"/>
+          </w:tcPr>
+          <w:p>
+            <w:r>
+              <w:rPr>
+                <w:b/>
+                <w:i w:val="0"/>
+                <w:sz w:val="16"/>
+              </w:rPr>
+              <w:t>S01</w:t>
+              <w:br/>
+            </w:r>
+            <w:r>
+              <w:rPr>
+                <w:b w:val="0"/>
+                <w:i w:val="0"/>
+                <w:color w:val="64748B"/>
+                <w:sz w:val="14"/>
+              </w:rPr>
+              <w:t>Démographie</w:t>
+            </w:r>
+          </w:p>
+        </w:tc>
+        <w:tc>
+          <w:tcPr>
+            <w:tcW w:type="dxa" w:w="1531"/>
+          </w:tcPr>
+          <w:p>
+            <w:r>
+              <w:rPr>
+                <w:b/>
+                <w:i w:val="0"/>
+                <w:color w:val="16A34A"/>
+                <w:sz w:val="16"/>
+              </w:rPr>
+              <w:t>—</w:t>
+            </w:r>
+          </w:p>
+        </w:tc>
+        <w:tc>
+          <w:tcPr>
+            <w:tcW w:type="dxa" w:w="1191"/>
+          </w:tcPr>
+          <w:p>
+            <w:r>
+              <w:rPr>
+                <w:b w:val="0"/>
+                <w:i w:val="0"/>
+                <w:color w:val="64748B"/>
+                <w:sz w:val="16"/>
+              </w:rPr>
+              <w:t>GT-CQ</w:t>
+            </w:r>
+          </w:p>
+        </w:tc>
+        <w:tc>
+          <w:tcPr>
+            <w:tcW w:type="dxa" w:w="4706"/>
+          </w:tcPr>
+          <w:p>
+            <w:r>
+              <w:rPr>
+                <w:b w:val="0"/>
+                <w:i w:val="0"/>
+                <w:sz w:val="17"/>
+              </w:rPr>
+              <w:t>Prière de refaire la section 1 pour DEMBA NDOUR en demandant à un adulte de répondre aux questions à sa place.</w:t>
+            </w:r>
+          </w:p>
+        </w:tc>
+      </w:tr>
+      <w:tr>
+        <w:tc>
+          <w:tcPr>
+            <w:tcW w:type="dxa" w:w="964"/>
+          </w:tcPr>
+          <w:p>
+            <w:r>
+              <w:rPr>
+                <w:b/>
+                <w:i w:val="0"/>
+                <w:color w:val="EA580C"/>
+                <w:sz w:val="16"/>
+              </w:rPr>
+              <w:t>Moyenne</w:t>
+            </w:r>
+          </w:p>
+        </w:tc>
+        <w:tc>
+          <w:tcPr>
+            <w:tcW w:type="dxa" w:w="1247"/>
+          </w:tcPr>
+          <w:p>
+            <w:r>
+              <w:rPr>
+                <w:b/>
+                <w:i w:val="0"/>
+                <w:sz w:val="16"/>
+              </w:rPr>
+              <w:t>S01</w:t>
+              <w:br/>
+            </w:r>
+            <w:r>
+              <w:rPr>
+                <w:b w:val="0"/>
+                <w:i w:val="0"/>
+                <w:color w:val="64748B"/>
+                <w:sz w:val="14"/>
+              </w:rPr>
+              <w:t>Démographie</w:t>
+            </w:r>
+          </w:p>
+        </w:tc>
+        <w:tc>
+          <w:tcPr>
+            <w:tcW w:type="dxa" w:w="1531"/>
+          </w:tcPr>
+          <w:p>
+            <w:r>
+              <w:rPr>
+                <w:b/>
+                <w:i w:val="0"/>
+                <w:color w:val="16A34A"/>
+                <w:sz w:val="16"/>
+              </w:rPr>
+              <w:t>—</w:t>
+            </w:r>
+          </w:p>
+        </w:tc>
+        <w:tc>
+          <w:tcPr>
+            <w:tcW w:type="dxa" w:w="1191"/>
+          </w:tcPr>
+          <w:p>
+            <w:r>
+              <w:rPr>
+                <w:b w:val="0"/>
+                <w:i w:val="0"/>
+                <w:color w:val="64748B"/>
+                <w:sz w:val="16"/>
+              </w:rPr>
+              <w:t>GT-CQ</w:t>
+            </w:r>
+          </w:p>
+        </w:tc>
+        <w:tc>
+          <w:tcPr>
+            <w:tcW w:type="dxa" w:w="4706"/>
+          </w:tcPr>
+          <w:p>
+            <w:r>
+              <w:rPr>
+                <w:b w:val="0"/>
+                <w:i w:val="0"/>
+                <w:sz w:val="17"/>
+              </w:rPr>
+              <w:t>Prière de verifier l'information donnée par DEMBA NDOUR ou corriger au niveau de la section 1.</w:t>
+            </w:r>
+          </w:p>
+        </w:tc>
+      </w:tr>
+      <w:tr>
+        <w:tc>
+          <w:tcPr>
+            <w:tcW w:type="dxa" w:w="964"/>
+          </w:tcPr>
+          <w:p>
+            <w:r>
+              <w:rPr>
+                <w:b/>
+                <w:i w:val="0"/>
+                <w:color w:val="EA580C"/>
+                <w:sz w:val="16"/>
+              </w:rPr>
+              <w:t>Moyenne</w:t>
+            </w:r>
+          </w:p>
+        </w:tc>
+        <w:tc>
+          <w:tcPr>
+            <w:tcW w:type="dxa" w:w="1247"/>
+          </w:tcPr>
+          <w:p>
+            <w:r>
+              <w:rPr>
+                <w:b/>
+                <w:i w:val="0"/>
+                <w:sz w:val="16"/>
+              </w:rPr>
+              <w:t>S01</w:t>
+              <w:br/>
+            </w:r>
+            <w:r>
+              <w:rPr>
+                <w:b w:val="0"/>
+                <w:i w:val="0"/>
+                <w:color w:val="64748B"/>
+                <w:sz w:val="14"/>
+              </w:rPr>
+              <w:t>Démographie</w:t>
+            </w:r>
+          </w:p>
+        </w:tc>
+        <w:tc>
+          <w:tcPr>
+            <w:tcW w:type="dxa" w:w="1531"/>
+          </w:tcPr>
+          <w:p>
+            <w:r>
+              <w:rPr>
+                <w:b/>
+                <w:i w:val="0"/>
+                <w:color w:val="16A34A"/>
+                <w:sz w:val="16"/>
+              </w:rPr>
+              <w:t>s01q00</w:t>
+            </w:r>
+          </w:p>
+        </w:tc>
+        <w:tc>
+          <w:tcPr>
+            <w:tcW w:type="dxa" w:w="1191"/>
+          </w:tcPr>
+          <w:p>
+            <w:r>
+              <w:rPr>
+                <w:b w:val="0"/>
+                <w:i w:val="0"/>
+                <w:color w:val="64748B"/>
+                <w:sz w:val="16"/>
+              </w:rPr>
+              <w:t>GT-CQ</w:t>
+            </w:r>
+          </w:p>
+        </w:tc>
+        <w:tc>
+          <w:tcPr>
+            <w:tcW w:type="dxa" w:w="4706"/>
+          </w:tcPr>
+          <w:p>
+            <w:r>
+              <w:rPr>
+                <w:b w:val="0"/>
+                <w:i w:val="0"/>
+                <w:sz w:val="17"/>
+              </w:rPr>
+              <w:t>Attention ! Vous avez déclaré en s01q00 que le répondant est la personne elle-même, or WALY NDOUR est trop jeune (8 ans) pour fournir des informations correctes.</w:t>
+            </w:r>
+          </w:p>
+        </w:tc>
+      </w:tr>
+      <w:tr>
+        <w:tc>
+          <w:tcPr>
+            <w:tcW w:type="dxa" w:w="964"/>
+          </w:tcPr>
+          <w:p>
+            <w:r>
+              <w:rPr>
+                <w:b/>
+                <w:i w:val="0"/>
+                <w:color w:val="EA580C"/>
+                <w:sz w:val="16"/>
+              </w:rPr>
+              <w:t>Moyenne</w:t>
+            </w:r>
+          </w:p>
+        </w:tc>
+        <w:tc>
+          <w:tcPr>
+            <w:tcW w:type="dxa" w:w="1247"/>
+          </w:tcPr>
+          <w:p>
+            <w:r>
+              <w:rPr>
+                <w:b/>
+                <w:i w:val="0"/>
+                <w:sz w:val="16"/>
+              </w:rPr>
+              <w:t>S01</w:t>
+              <w:br/>
+            </w:r>
+            <w:r>
+              <w:rPr>
+                <w:b w:val="0"/>
+                <w:i w:val="0"/>
+                <w:color w:val="64748B"/>
+                <w:sz w:val="14"/>
+              </w:rPr>
+              <w:t>Démographie</w:t>
+            </w:r>
+          </w:p>
+        </w:tc>
+        <w:tc>
+          <w:tcPr>
+            <w:tcW w:type="dxa" w:w="1531"/>
+          </w:tcPr>
+          <w:p>
+            <w:r>
+              <w:rPr>
+                <w:b/>
+                <w:i w:val="0"/>
+                <w:color w:val="16A34A"/>
+                <w:sz w:val="16"/>
+              </w:rPr>
+              <w:t>—</w:t>
+            </w:r>
+          </w:p>
+        </w:tc>
+        <w:tc>
+          <w:tcPr>
+            <w:tcW w:type="dxa" w:w="1191"/>
+          </w:tcPr>
+          <w:p>
+            <w:r>
+              <w:rPr>
+                <w:b w:val="0"/>
+                <w:i w:val="0"/>
+                <w:color w:val="64748B"/>
+                <w:sz w:val="16"/>
+              </w:rPr>
+              <w:t>GT-CQ</w:t>
+            </w:r>
+          </w:p>
+        </w:tc>
+        <w:tc>
+          <w:tcPr>
+            <w:tcW w:type="dxa" w:w="4706"/>
+          </w:tcPr>
+          <w:p>
+            <w:r>
+              <w:rPr>
+                <w:b w:val="0"/>
+                <w:i w:val="0"/>
+                <w:sz w:val="17"/>
+              </w:rPr>
+              <w:t>Prière de refaire la section 1 pour WALY NDOUR en demandant à un adulte de répondre aux questions à sa place.</w:t>
+            </w:r>
+          </w:p>
+        </w:tc>
+      </w:tr>
+      <w:tr>
+        <w:tc>
+          <w:tcPr>
+            <w:tcW w:type="dxa" w:w="964"/>
+          </w:tcPr>
+          <w:p>
+            <w:r>
+              <w:rPr>
+                <w:b/>
+                <w:i w:val="0"/>
+                <w:color w:val="EA580C"/>
+                <w:sz w:val="16"/>
+              </w:rPr>
+              <w:t>Moyenne</w:t>
+            </w:r>
+          </w:p>
+        </w:tc>
+        <w:tc>
+          <w:tcPr>
+            <w:tcW w:type="dxa" w:w="1247"/>
+          </w:tcPr>
+          <w:p>
+            <w:r>
+              <w:rPr>
+                <w:b/>
+                <w:i w:val="0"/>
+                <w:sz w:val="16"/>
+              </w:rPr>
+              <w:t>S01</w:t>
+              <w:br/>
+            </w:r>
+            <w:r>
+              <w:rPr>
+                <w:b w:val="0"/>
+                <w:i w:val="0"/>
+                <w:color w:val="64748B"/>
+                <w:sz w:val="14"/>
+              </w:rPr>
+              <w:t>Démographie</w:t>
+            </w:r>
+          </w:p>
+        </w:tc>
+        <w:tc>
+          <w:tcPr>
+            <w:tcW w:type="dxa" w:w="1531"/>
+          </w:tcPr>
+          <w:p>
+            <w:r>
+              <w:rPr>
+                <w:b/>
+                <w:i w:val="0"/>
+                <w:color w:val="16A34A"/>
+                <w:sz w:val="16"/>
+              </w:rPr>
+              <w:t>—</w:t>
+            </w:r>
+          </w:p>
+        </w:tc>
+        <w:tc>
+          <w:tcPr>
+            <w:tcW w:type="dxa" w:w="1191"/>
+          </w:tcPr>
+          <w:p>
+            <w:r>
+              <w:rPr>
+                <w:b w:val="0"/>
+                <w:i w:val="0"/>
+                <w:color w:val="64748B"/>
+                <w:sz w:val="16"/>
+              </w:rPr>
+              <w:t>GT-CQ</w:t>
+            </w:r>
+          </w:p>
+        </w:tc>
+        <w:tc>
+          <w:tcPr>
+            <w:tcW w:type="dxa" w:w="4706"/>
+          </w:tcPr>
+          <w:p>
+            <w:r>
+              <w:rPr>
+                <w:b w:val="0"/>
+                <w:i w:val="0"/>
+                <w:sz w:val="17"/>
+              </w:rPr>
+              <w:t>Prière de verifier l'information donnée par WALY NDOUR ou corriger au niveau de la section 1.</w:t>
+            </w:r>
+          </w:p>
+        </w:tc>
+      </w:tr>
+      <w:tr>
+        <w:tc>
+          <w:tcPr>
+            <w:tcW w:type="dxa" w:w="964"/>
+          </w:tcPr>
+          <w:p>
+            <w:r>
+              <w:rPr>
+                <w:b/>
+                <w:i w:val="0"/>
+                <w:color w:val="EA580C"/>
+                <w:sz w:val="16"/>
+              </w:rPr>
+              <w:t>Moyenne</w:t>
+            </w:r>
+          </w:p>
+        </w:tc>
+        <w:tc>
+          <w:tcPr>
+            <w:tcW w:type="dxa" w:w="1247"/>
+          </w:tcPr>
+          <w:p>
+            <w:r>
+              <w:rPr>
+                <w:b/>
+                <w:i w:val="0"/>
+                <w:sz w:val="16"/>
+              </w:rPr>
+              <w:t>S01</w:t>
+              <w:br/>
+            </w:r>
+            <w:r>
+              <w:rPr>
+                <w:b w:val="0"/>
+                <w:i w:val="0"/>
+                <w:color w:val="64748B"/>
+                <w:sz w:val="14"/>
+              </w:rPr>
+              <w:t>Démographie</w:t>
+            </w:r>
+          </w:p>
+        </w:tc>
+        <w:tc>
+          <w:tcPr>
+            <w:tcW w:type="dxa" w:w="1531"/>
+          </w:tcPr>
+          <w:p>
+            <w:r>
+              <w:rPr>
+                <w:b/>
+                <w:i w:val="0"/>
+                <w:color w:val="16A34A"/>
+                <w:sz w:val="16"/>
+              </w:rPr>
+              <w:t>—</w:t>
+            </w:r>
+          </w:p>
+        </w:tc>
+        <w:tc>
+          <w:tcPr>
+            <w:tcW w:type="dxa" w:w="1191"/>
+          </w:tcPr>
+          <w:p>
+            <w:r>
+              <w:rPr>
+                <w:b w:val="0"/>
+                <w:i w:val="0"/>
+                <w:color w:val="64748B"/>
+                <w:sz w:val="16"/>
+              </w:rPr>
+              <w:t>GT-CQ</w:t>
+            </w:r>
+          </w:p>
+        </w:tc>
+        <w:tc>
+          <w:tcPr>
+            <w:tcW w:type="dxa" w:w="4706"/>
+          </w:tcPr>
+          <w:p>
+            <w:r>
+              <w:rPr>
+                <w:b w:val="0"/>
+                <w:i w:val="0"/>
+                <w:sz w:val="17"/>
+              </w:rPr>
+              <w:t>Prière de verifier l'information donnée par ABLAYE NDOUR ou corriger au niveau de la section 1.</w:t>
+            </w:r>
+          </w:p>
+        </w:tc>
+      </w:tr>
+      <w:tr>
+        <w:tc>
+          <w:tcPr>
+            <w:tcW w:type="dxa" w:w="964"/>
+          </w:tcPr>
+          <w:p>
+            <w:r>
+              <w:rPr>
+                <w:b/>
+                <w:i w:val="0"/>
+                <w:color w:val="EA580C"/>
+                <w:sz w:val="16"/>
+              </w:rPr>
+              <w:t>Moyenne</w:t>
+            </w:r>
+          </w:p>
+        </w:tc>
+        <w:tc>
+          <w:tcPr>
+            <w:tcW w:type="dxa" w:w="1247"/>
+          </w:tcPr>
+          <w:p>
+            <w:r>
+              <w:rPr>
+                <w:b/>
+                <w:i w:val="0"/>
+                <w:sz w:val="16"/>
+              </w:rPr>
+              <w:t>S01</w:t>
+              <w:br/>
+            </w:r>
+            <w:r>
+              <w:rPr>
+                <w:b w:val="0"/>
+                <w:i w:val="0"/>
+                <w:color w:val="64748B"/>
+                <w:sz w:val="14"/>
+              </w:rPr>
+              <w:t>Démographie</w:t>
+            </w:r>
+          </w:p>
+        </w:tc>
+        <w:tc>
+          <w:tcPr>
+            <w:tcW w:type="dxa" w:w="1531"/>
+          </w:tcPr>
+          <w:p>
+            <w:r>
+              <w:rPr>
+                <w:b/>
+                <w:i w:val="0"/>
+                <w:color w:val="16A34A"/>
+                <w:sz w:val="16"/>
+              </w:rPr>
+              <w:t>—</w:t>
+            </w:r>
+          </w:p>
+        </w:tc>
+        <w:tc>
+          <w:tcPr>
+            <w:tcW w:type="dxa" w:w="1191"/>
+          </w:tcPr>
+          <w:p>
+            <w:r>
+              <w:rPr>
+                <w:b w:val="0"/>
+                <w:i w:val="0"/>
+                <w:color w:val="64748B"/>
+                <w:sz w:val="16"/>
+              </w:rPr>
+              <w:t>GT-CQ</w:t>
+            </w:r>
+          </w:p>
+        </w:tc>
+        <w:tc>
+          <w:tcPr>
+            <w:tcW w:type="dxa" w:w="4706"/>
+          </w:tcPr>
+          <w:p>
+            <w:r>
+              <w:rPr>
+                <w:b w:val="0"/>
+                <w:i w:val="0"/>
+                <w:sz w:val="17"/>
+              </w:rPr>
+              <w:t>Prière de verifier l'information donnée par ADAMA NDOUR ou corriger au niveau de la section 1.</w:t>
+            </w:r>
+          </w:p>
+        </w:tc>
+      </w:tr>
+      <w:tr>
+        <w:tc>
+          <w:tcPr>
+            <w:tcW w:type="dxa" w:w="964"/>
+          </w:tcPr>
+          <w:p>
+            <w:r>
+              <w:rPr>
+                <w:b/>
+                <w:i w:val="0"/>
+                <w:color w:val="EA580C"/>
+                <w:sz w:val="16"/>
+              </w:rPr>
+              <w:t>Moyenne</w:t>
+            </w:r>
+          </w:p>
+        </w:tc>
+        <w:tc>
+          <w:tcPr>
+            <w:tcW w:type="dxa" w:w="1247"/>
+          </w:tcPr>
+          <w:p>
+            <w:r>
+              <w:rPr>
+                <w:b/>
+                <w:i w:val="0"/>
+                <w:sz w:val="16"/>
+              </w:rPr>
+              <w:t>S01</w:t>
+              <w:br/>
+            </w:r>
+            <w:r>
+              <w:rPr>
+                <w:b w:val="0"/>
+                <w:i w:val="0"/>
+                <w:color w:val="64748B"/>
+                <w:sz w:val="14"/>
+              </w:rPr>
+              <w:t>Démographie</w:t>
+            </w:r>
+          </w:p>
+        </w:tc>
+        <w:tc>
+          <w:tcPr>
+            <w:tcW w:type="dxa" w:w="1531"/>
+          </w:tcPr>
+          <w:p>
+            <w:r>
+              <w:rPr>
+                <w:b/>
+                <w:i w:val="0"/>
+                <w:color w:val="16A34A"/>
+                <w:sz w:val="16"/>
+              </w:rPr>
+              <w:t>—</w:t>
+            </w:r>
+          </w:p>
+        </w:tc>
+        <w:tc>
+          <w:tcPr>
+            <w:tcW w:type="dxa" w:w="1191"/>
+          </w:tcPr>
+          <w:p>
+            <w:r>
+              <w:rPr>
+                <w:b w:val="0"/>
+                <w:i w:val="0"/>
+                <w:color w:val="64748B"/>
+                <w:sz w:val="16"/>
+              </w:rPr>
+              <w:t>GT-CQ</w:t>
+            </w:r>
+          </w:p>
+        </w:tc>
+        <w:tc>
+          <w:tcPr>
+            <w:tcW w:type="dxa" w:w="4706"/>
+          </w:tcPr>
+          <w:p>
+            <w:r>
+              <w:rPr>
+                <w:b w:val="0"/>
+                <w:i w:val="0"/>
+                <w:sz w:val="17"/>
+              </w:rPr>
+              <w:t>Prière de verifier l'information donnée par AMIE NDOUR ou corriger au niveau de la section 1.</w:t>
+            </w:r>
+          </w:p>
+        </w:tc>
+      </w:tr>
+      <w:tr>
+        <w:tc>
+          <w:tcPr>
+            <w:tcW w:type="dxa" w:w="964"/>
+          </w:tcPr>
+          <w:p>
+            <w:r>
+              <w:rPr>
+                <w:b/>
+                <w:i w:val="0"/>
+                <w:color w:val="EA580C"/>
+                <w:sz w:val="16"/>
+              </w:rPr>
+              <w:t>Moyenne</w:t>
+            </w:r>
+          </w:p>
+        </w:tc>
+        <w:tc>
+          <w:tcPr>
+            <w:tcW w:type="dxa" w:w="1247"/>
+          </w:tcPr>
+          <w:p>
+            <w:r>
+              <w:rPr>
+                <w:b/>
+                <w:i w:val="0"/>
+                <w:sz w:val="16"/>
+              </w:rPr>
+              <w:t>S01</w:t>
+              <w:br/>
+            </w:r>
+            <w:r>
+              <w:rPr>
+                <w:b w:val="0"/>
+                <w:i w:val="0"/>
+                <w:color w:val="64748B"/>
+                <w:sz w:val="14"/>
+              </w:rPr>
+              <w:t>Démographie</w:t>
+            </w:r>
+          </w:p>
+        </w:tc>
+        <w:tc>
+          <w:tcPr>
+            <w:tcW w:type="dxa" w:w="1531"/>
+          </w:tcPr>
+          <w:p>
+            <w:r>
+              <w:rPr>
+                <w:b/>
+                <w:i w:val="0"/>
+                <w:color w:val="16A34A"/>
+                <w:sz w:val="16"/>
+              </w:rPr>
+              <w:t>—</w:t>
+            </w:r>
+          </w:p>
+        </w:tc>
+        <w:tc>
+          <w:tcPr>
+            <w:tcW w:type="dxa" w:w="1191"/>
+          </w:tcPr>
+          <w:p>
+            <w:r>
+              <w:rPr>
+                <w:b w:val="0"/>
+                <w:i w:val="0"/>
+                <w:color w:val="64748B"/>
+                <w:sz w:val="16"/>
+              </w:rPr>
+              <w:t>GT-CQ</w:t>
+            </w:r>
+          </w:p>
+        </w:tc>
+        <w:tc>
+          <w:tcPr>
+            <w:tcW w:type="dxa" w:w="4706"/>
+          </w:tcPr>
+          <w:p>
+            <w:r>
+              <w:rPr>
+                <w:b w:val="0"/>
+                <w:i w:val="0"/>
+                <w:sz w:val="17"/>
+              </w:rPr>
+              <w:t>Prière de verifier l'information donnée par BASSIROU NDOUR ou corriger au niveau de la section 1.</w:t>
+            </w:r>
+          </w:p>
+        </w:tc>
+      </w:tr>
+      <w:tr>
+        <w:tc>
+          <w:tcPr>
+            <w:tcW w:type="dxa" w:w="964"/>
+          </w:tcPr>
+          <w:p>
+            <w:r>
+              <w:rPr>
+                <w:b/>
+                <w:i w:val="0"/>
+                <w:color w:val="EA580C"/>
+                <w:sz w:val="16"/>
+              </w:rPr>
+              <w:t>Moyenne</w:t>
+            </w:r>
+          </w:p>
+        </w:tc>
+        <w:tc>
+          <w:tcPr>
+            <w:tcW w:type="dxa" w:w="1247"/>
+          </w:tcPr>
+          <w:p>
+            <w:r>
+              <w:rPr>
+                <w:b/>
+                <w:i w:val="0"/>
+                <w:sz w:val="16"/>
+              </w:rPr>
+              <w:t>S01</w:t>
+              <w:br/>
+            </w:r>
+            <w:r>
+              <w:rPr>
+                <w:b w:val="0"/>
+                <w:i w:val="0"/>
+                <w:color w:val="64748B"/>
+                <w:sz w:val="14"/>
+              </w:rPr>
+              <w:t>Démographie</w:t>
+            </w:r>
+          </w:p>
+        </w:tc>
+        <w:tc>
+          <w:tcPr>
+            <w:tcW w:type="dxa" w:w="1531"/>
+          </w:tcPr>
+          <w:p>
+            <w:r>
+              <w:rPr>
+                <w:b/>
+                <w:i w:val="0"/>
+                <w:color w:val="16A34A"/>
+                <w:sz w:val="16"/>
+              </w:rPr>
+              <w:t>—</w:t>
+            </w:r>
+          </w:p>
+        </w:tc>
+        <w:tc>
+          <w:tcPr>
+            <w:tcW w:type="dxa" w:w="1191"/>
+          </w:tcPr>
+          <w:p>
+            <w:r>
+              <w:rPr>
+                <w:b w:val="0"/>
+                <w:i w:val="0"/>
+                <w:color w:val="64748B"/>
+                <w:sz w:val="16"/>
+              </w:rPr>
+              <w:t>GT-CQ</w:t>
+            </w:r>
+          </w:p>
+        </w:tc>
+        <w:tc>
+          <w:tcPr>
+            <w:tcW w:type="dxa" w:w="4706"/>
+          </w:tcPr>
+          <w:p>
+            <w:r>
+              <w:rPr>
+                <w:b w:val="0"/>
+                <w:i w:val="0"/>
+                <w:sz w:val="17"/>
+              </w:rPr>
+              <w:t>Prière de verifier l'information donnée par DETHIE NDOUR ou corriger au niveau de la section 1.</w:t>
+            </w:r>
+          </w:p>
+        </w:tc>
+      </w:tr>
+      <w:tr>
+        <w:tc>
+          <w:tcPr>
+            <w:tcW w:type="dxa" w:w="964"/>
+          </w:tcPr>
+          <w:p>
+            <w:r>
+              <w:rPr>
+                <w:b/>
+                <w:i w:val="0"/>
+                <w:color w:val="EA580C"/>
+                <w:sz w:val="16"/>
+              </w:rPr>
+              <w:t>Moyenne</w:t>
+            </w:r>
+          </w:p>
+        </w:tc>
+        <w:tc>
+          <w:tcPr>
+            <w:tcW w:type="dxa" w:w="1247"/>
+          </w:tcPr>
+          <w:p>
+            <w:r>
+              <w:rPr>
+                <w:b/>
+                <w:i w:val="0"/>
+                <w:sz w:val="16"/>
+              </w:rPr>
+              <w:t>S01</w:t>
+              <w:br/>
+            </w:r>
+            <w:r>
+              <w:rPr>
+                <w:b w:val="0"/>
+                <w:i w:val="0"/>
+                <w:color w:val="64748B"/>
+                <w:sz w:val="14"/>
+              </w:rPr>
+              <w:t>Démographie</w:t>
+            </w:r>
+          </w:p>
+        </w:tc>
+        <w:tc>
+          <w:tcPr>
+            <w:tcW w:type="dxa" w:w="1531"/>
+          </w:tcPr>
+          <w:p>
+            <w:r>
+              <w:rPr>
+                <w:b/>
+                <w:i w:val="0"/>
+                <w:color w:val="16A34A"/>
+                <w:sz w:val="16"/>
+              </w:rPr>
+              <w:t>—</w:t>
+            </w:r>
+          </w:p>
+        </w:tc>
+        <w:tc>
+          <w:tcPr>
+            <w:tcW w:type="dxa" w:w="1191"/>
+          </w:tcPr>
+          <w:p>
+            <w:r>
+              <w:rPr>
+                <w:b w:val="0"/>
+                <w:i w:val="0"/>
+                <w:color w:val="64748B"/>
+                <w:sz w:val="16"/>
+              </w:rPr>
+              <w:t>GT-CQ</w:t>
+            </w:r>
+          </w:p>
+        </w:tc>
+        <w:tc>
+          <w:tcPr>
+            <w:tcW w:type="dxa" w:w="4706"/>
+          </w:tcPr>
+          <w:p>
+            <w:r>
+              <w:rPr>
+                <w:b w:val="0"/>
+                <w:i w:val="0"/>
+                <w:sz w:val="17"/>
+              </w:rPr>
+              <w:t>Prière de verifier l'information donnée par FATOU NDOUR ou corriger au niveau de la section 1.</w:t>
+            </w:r>
+          </w:p>
+        </w:tc>
+      </w:tr>
+      <w:tr>
+        <w:tc>
+          <w:tcPr>
+            <w:tcW w:type="dxa" w:w="964"/>
+          </w:tcPr>
+          <w:p>
+            <w:r>
+              <w:rPr>
+                <w:b/>
+                <w:i w:val="0"/>
+                <w:color w:val="EA580C"/>
+                <w:sz w:val="16"/>
+              </w:rPr>
+              <w:t>Moyenne</w:t>
+            </w:r>
+          </w:p>
+        </w:tc>
+        <w:tc>
+          <w:tcPr>
+            <w:tcW w:type="dxa" w:w="1247"/>
+          </w:tcPr>
+          <w:p>
+            <w:r>
+              <w:rPr>
+                <w:b/>
+                <w:i w:val="0"/>
+                <w:sz w:val="16"/>
+              </w:rPr>
+              <w:t>S01</w:t>
+              <w:br/>
+            </w:r>
+            <w:r>
+              <w:rPr>
+                <w:b w:val="0"/>
+                <w:i w:val="0"/>
+                <w:color w:val="64748B"/>
+                <w:sz w:val="14"/>
+              </w:rPr>
+              <w:t>Démographie</w:t>
+            </w:r>
+          </w:p>
+        </w:tc>
+        <w:tc>
+          <w:tcPr>
+            <w:tcW w:type="dxa" w:w="1531"/>
+          </w:tcPr>
+          <w:p>
+            <w:r>
+              <w:rPr>
+                <w:b/>
+                <w:i w:val="0"/>
+                <w:color w:val="16A34A"/>
+                <w:sz w:val="16"/>
+              </w:rPr>
+              <w:t>—</w:t>
+            </w:r>
+          </w:p>
+        </w:tc>
+        <w:tc>
+          <w:tcPr>
+            <w:tcW w:type="dxa" w:w="1191"/>
+          </w:tcPr>
+          <w:p>
+            <w:r>
+              <w:rPr>
+                <w:b w:val="0"/>
+                <w:i w:val="0"/>
+                <w:color w:val="64748B"/>
+                <w:sz w:val="16"/>
+              </w:rPr>
+              <w:t>GT-CQ</w:t>
+            </w:r>
+          </w:p>
+        </w:tc>
+        <w:tc>
+          <w:tcPr>
+            <w:tcW w:type="dxa" w:w="4706"/>
+          </w:tcPr>
+          <w:p>
+            <w:r>
+              <w:rPr>
+                <w:b w:val="0"/>
+                <w:i w:val="0"/>
+                <w:sz w:val="17"/>
+              </w:rPr>
+              <w:t>Prière de verifier l'information donnée par IBOU NDOUR ou corriger au niveau de la section 1.</w:t>
+            </w:r>
+          </w:p>
+        </w:tc>
+      </w:tr>
+      <w:tr>
+        <w:tc>
+          <w:tcPr>
+            <w:tcW w:type="dxa" w:w="964"/>
+          </w:tcPr>
+          <w:p>
+            <w:r>
+              <w:rPr>
+                <w:b/>
+                <w:i w:val="0"/>
+                <w:color w:val="EA580C"/>
+                <w:sz w:val="16"/>
+              </w:rPr>
+              <w:t>Moyenne</w:t>
+            </w:r>
+          </w:p>
+        </w:tc>
+        <w:tc>
+          <w:tcPr>
+            <w:tcW w:type="dxa" w:w="1247"/>
+          </w:tcPr>
+          <w:p>
+            <w:r>
+              <w:rPr>
+                <w:b/>
+                <w:i w:val="0"/>
+                <w:sz w:val="16"/>
+              </w:rPr>
+              <w:t>S01</w:t>
+              <w:br/>
+            </w:r>
+            <w:r>
+              <w:rPr>
+                <w:b w:val="0"/>
+                <w:i w:val="0"/>
+                <w:color w:val="64748B"/>
+                <w:sz w:val="14"/>
+              </w:rPr>
+              <w:t>Démographie</w:t>
+            </w:r>
+          </w:p>
+        </w:tc>
+        <w:tc>
+          <w:tcPr>
+            <w:tcW w:type="dxa" w:w="1531"/>
+          </w:tcPr>
+          <w:p>
+            <w:r>
+              <w:rPr>
+                <w:b/>
+                <w:i w:val="0"/>
+                <w:color w:val="16A34A"/>
+                <w:sz w:val="16"/>
+              </w:rPr>
+              <w:t>—</w:t>
+            </w:r>
+          </w:p>
+        </w:tc>
+        <w:tc>
+          <w:tcPr>
+            <w:tcW w:type="dxa" w:w="1191"/>
+          </w:tcPr>
+          <w:p>
+            <w:r>
+              <w:rPr>
+                <w:b w:val="0"/>
+                <w:i w:val="0"/>
+                <w:color w:val="64748B"/>
+                <w:sz w:val="16"/>
+              </w:rPr>
+              <w:t>GT-CQ</w:t>
+            </w:r>
+          </w:p>
+        </w:tc>
+        <w:tc>
+          <w:tcPr>
+            <w:tcW w:type="dxa" w:w="4706"/>
+          </w:tcPr>
+          <w:p>
+            <w:r>
+              <w:rPr>
+                <w:b w:val="0"/>
+                <w:i w:val="0"/>
+                <w:sz w:val="17"/>
+              </w:rPr>
+              <w:t>Prière de verifier l'information donnée par IBRAHIMA NDOUR ou corriger au niveau de la section 1.</w:t>
+            </w:r>
+          </w:p>
+        </w:tc>
+      </w:tr>
+      <w:tr>
+        <w:tc>
+          <w:tcPr>
+            <w:tcW w:type="dxa" w:w="964"/>
+          </w:tcPr>
+          <w:p>
+            <w:r>
+              <w:rPr>
+                <w:b/>
+                <w:i w:val="0"/>
+                <w:color w:val="EA580C"/>
+                <w:sz w:val="16"/>
+              </w:rPr>
+              <w:t>Moyenne</w:t>
+            </w:r>
+          </w:p>
+        </w:tc>
+        <w:tc>
+          <w:tcPr>
+            <w:tcW w:type="dxa" w:w="1247"/>
+          </w:tcPr>
+          <w:p>
+            <w:r>
+              <w:rPr>
+                <w:b/>
+                <w:i w:val="0"/>
+                <w:sz w:val="16"/>
+              </w:rPr>
               <w:t>S02</w:t>
               <w:br/>
             </w:r>
@@ -2254,7 +4504,7 @@
                 <w:color w:val="16A34A"/>
                 <w:sz w:val="16"/>
               </w:rPr>
-              <w:t>s02q33, s01q00b</w:t>
+              <w:t>—</w:t>
             </w:r>
           </w:p>
         </w:tc>
@@ -2285,7 +4535,7 @@
                 <w:i w:val="0"/>
                 <w:sz w:val="17"/>
               </w:rPr>
-              <w:t>Incoherent!!! La dernière fois que MAMADOU NDOUR a  fréquenté l'école est 9999.</w:t>
+              <w:t>Prière de vous adresser à MAMADOU NDOUR pour avoir l'année exacte.</w:t>
             </w:r>
           </w:p>
         </w:tc>
@@ -2300,10 +4550,1180 @@
               <w:rPr>
                 <w:b/>
                 <w:i w:val="0"/>
-                <w:color w:val="DC2626"/>
-                <w:sz w:val="16"/>
-              </w:rPr>
-              <w:t>Haute</w:t>
+                <w:color w:val="EA580C"/>
+                <w:sz w:val="16"/>
+              </w:rPr>
+              <w:t>Moyenne</w:t>
+            </w:r>
+          </w:p>
+        </w:tc>
+        <w:tc>
+          <w:tcPr>
+            <w:tcW w:type="dxa" w:w="1247"/>
+          </w:tcPr>
+          <w:p>
+            <w:r>
+              <w:rPr>
+                <w:b/>
+                <w:i w:val="0"/>
+                <w:sz w:val="16"/>
+              </w:rPr>
+              <w:t>S03</w:t>
+              <w:br/>
+            </w:r>
+            <w:r>
+              <w:rPr>
+                <w:b w:val="0"/>
+                <w:i w:val="0"/>
+                <w:color w:val="64748B"/>
+                <w:sz w:val="14"/>
+              </w:rPr>
+              <w:t>Santé</w:t>
+            </w:r>
+          </w:p>
+        </w:tc>
+        <w:tc>
+          <w:tcPr>
+            <w:tcW w:type="dxa" w:w="1531"/>
+          </w:tcPr>
+          <w:p>
+            <w:r>
+              <w:rPr>
+                <w:b/>
+                <w:i w:val="0"/>
+                <w:color w:val="16A34A"/>
+                <w:sz w:val="16"/>
+              </w:rPr>
+              <w:t>s02q10, s01q00b</w:t>
+            </w:r>
+          </w:p>
+        </w:tc>
+        <w:tc>
+          <w:tcPr>
+            <w:tcW w:type="dxa" w:w="1191"/>
+          </w:tcPr>
+          <w:p>
+            <w:r>
+              <w:rPr>
+                <w:b w:val="0"/>
+                <w:i w:val="0"/>
+                <w:color w:val="64748B"/>
+                <w:sz w:val="16"/>
+              </w:rPr>
+              <w:t>GT-CQ</w:t>
+            </w:r>
+          </w:p>
+        </w:tc>
+        <w:tc>
+          <w:tcPr>
+            <w:tcW w:type="dxa" w:w="4706"/>
+          </w:tcPr>
+          <w:p>
+            <w:r>
+              <w:rPr>
+                <w:b w:val="0"/>
+                <w:i w:val="0"/>
+                <w:sz w:val="17"/>
+              </w:rPr>
+              <w:t>Attention ! Les frais de vaccination, circoncision ou bilan de santé (check up) au cours des 12 derniers mois (38000 Fcfa) de DETHIE NDOUR est relativement élevé.</w:t>
+            </w:r>
+          </w:p>
+        </w:tc>
+      </w:tr>
+      <w:tr>
+        <w:tc>
+          <w:tcPr>
+            <w:tcW w:type="dxa" w:w="964"/>
+          </w:tcPr>
+          <w:p>
+            <w:r>
+              <w:rPr>
+                <w:b/>
+                <w:i w:val="0"/>
+                <w:color w:val="EA580C"/>
+                <w:sz w:val="16"/>
+              </w:rPr>
+              <w:t>Moyenne</w:t>
+            </w:r>
+          </w:p>
+        </w:tc>
+        <w:tc>
+          <w:tcPr>
+            <w:tcW w:type="dxa" w:w="1247"/>
+          </w:tcPr>
+          <w:p>
+            <w:r>
+              <w:rPr>
+                <w:b/>
+                <w:i w:val="0"/>
+                <w:sz w:val="16"/>
+              </w:rPr>
+              <w:t>S03</w:t>
+              <w:br/>
+            </w:r>
+            <w:r>
+              <w:rPr>
+                <w:b w:val="0"/>
+                <w:i w:val="0"/>
+                <w:color w:val="64748B"/>
+                <w:sz w:val="14"/>
+              </w:rPr>
+              <w:t>Santé</w:t>
+            </w:r>
+          </w:p>
+        </w:tc>
+        <w:tc>
+          <w:tcPr>
+            <w:tcW w:type="dxa" w:w="1531"/>
+          </w:tcPr>
+          <w:p>
+            <w:r>
+              <w:rPr>
+                <w:b/>
+                <w:i w:val="0"/>
+                <w:color w:val="16A34A"/>
+                <w:sz w:val="16"/>
+              </w:rPr>
+              <w:t>—</w:t>
+            </w:r>
+          </w:p>
+        </w:tc>
+        <w:tc>
+          <w:tcPr>
+            <w:tcW w:type="dxa" w:w="1191"/>
+          </w:tcPr>
+          <w:p>
+            <w:r>
+              <w:rPr>
+                <w:b w:val="0"/>
+                <w:i w:val="0"/>
+                <w:color w:val="64748B"/>
+                <w:sz w:val="16"/>
+              </w:rPr>
+              <w:t>GT-CQ</w:t>
+            </w:r>
+          </w:p>
+        </w:tc>
+        <w:tc>
+          <w:tcPr>
+            <w:tcW w:type="dxa" w:w="4706"/>
+          </w:tcPr>
+          <w:p>
+            <w:r>
+              <w:rPr>
+                <w:b w:val="0"/>
+                <w:i w:val="0"/>
+                <w:sz w:val="17"/>
+              </w:rPr>
+              <w:t>Prière de corriger ou de confirmer avec le QG.</w:t>
+            </w:r>
+          </w:p>
+        </w:tc>
+      </w:tr>
+      <w:tr>
+        <w:tc>
+          <w:tcPr>
+            <w:tcW w:type="dxa" w:w="964"/>
+          </w:tcPr>
+          <w:p>
+            <w:r>
+              <w:rPr>
+                <w:b/>
+                <w:i w:val="0"/>
+                <w:color w:val="EA580C"/>
+                <w:sz w:val="16"/>
+              </w:rPr>
+              <w:t>Moyenne</w:t>
+            </w:r>
+          </w:p>
+        </w:tc>
+        <w:tc>
+          <w:tcPr>
+            <w:tcW w:type="dxa" w:w="1247"/>
+          </w:tcPr>
+          <w:p>
+            <w:r>
+              <w:rPr>
+                <w:b/>
+                <w:i w:val="0"/>
+                <w:sz w:val="16"/>
+              </w:rPr>
+              <w:t>S04</w:t>
+              <w:br/>
+            </w:r>
+            <w:r>
+              <w:rPr>
+                <w:b w:val="0"/>
+                <w:i w:val="0"/>
+                <w:color w:val="64748B"/>
+                <w:sz w:val="14"/>
+              </w:rPr>
+              <w:t>Emploi</w:t>
+            </w:r>
+          </w:p>
+        </w:tc>
+        <w:tc>
+          <w:tcPr>
+            <w:tcW w:type="dxa" w:w="1531"/>
+          </w:tcPr>
+          <w:p>
+            <w:r>
+              <w:rPr>
+                <w:b/>
+                <w:i w:val="0"/>
+                <w:color w:val="16A34A"/>
+                <w:sz w:val="16"/>
+              </w:rPr>
+              <w:t>s01q35, s01q36, s01q37, s02q04, s02q15, s03q13, s03q14, s03q15</w:t>
+            </w:r>
+          </w:p>
+        </w:tc>
+        <w:tc>
+          <w:tcPr>
+            <w:tcW w:type="dxa" w:w="1191"/>
+          </w:tcPr>
+          <w:p>
+            <w:r>
+              <w:rPr>
+                <w:b w:val="0"/>
+                <w:i w:val="0"/>
+                <w:color w:val="64748B"/>
+                <w:sz w:val="16"/>
+              </w:rPr>
+              <w:t>GT-CQ</w:t>
+            </w:r>
+          </w:p>
+        </w:tc>
+        <w:tc>
+          <w:tcPr>
+            <w:tcW w:type="dxa" w:w="4706"/>
+          </w:tcPr>
+          <w:p>
+            <w:r>
+              <w:rPr>
+                <w:b w:val="0"/>
+                <w:i w:val="0"/>
+                <w:sz w:val="17"/>
+              </w:rPr>
+              <w:t>Nombre de mois exercé  (2 mois) par DABA DIENG dans l'emploi au cours des 12 derniers mois semble faible, veuillez corriger s'il vous plait ou comfirmer avec le QG.</w:t>
+            </w:r>
+          </w:p>
+        </w:tc>
+      </w:tr>
+      <w:tr>
+        <w:tc>
+          <w:tcPr>
+            <w:tcW w:type="dxa" w:w="964"/>
+          </w:tcPr>
+          <w:p>
+            <w:r>
+              <w:rPr>
+                <w:b/>
+                <w:i w:val="0"/>
+                <w:color w:val="EA580C"/>
+                <w:sz w:val="16"/>
+              </w:rPr>
+              <w:t>Moyenne</w:t>
+            </w:r>
+          </w:p>
+        </w:tc>
+        <w:tc>
+          <w:tcPr>
+            <w:tcW w:type="dxa" w:w="1247"/>
+          </w:tcPr>
+          <w:p>
+            <w:r>
+              <w:rPr>
+                <w:b/>
+                <w:i w:val="0"/>
+                <w:sz w:val="16"/>
+              </w:rPr>
+              <w:t>S04</w:t>
+              <w:br/>
+            </w:r>
+            <w:r>
+              <w:rPr>
+                <w:b w:val="0"/>
+                <w:i w:val="0"/>
+                <w:color w:val="64748B"/>
+                <w:sz w:val="14"/>
+              </w:rPr>
+              <w:t>Emploi</w:t>
+            </w:r>
+          </w:p>
+        </w:tc>
+        <w:tc>
+          <w:tcPr>
+            <w:tcW w:type="dxa" w:w="1531"/>
+          </w:tcPr>
+          <w:p>
+            <w:r>
+              <w:rPr>
+                <w:b/>
+                <w:i w:val="0"/>
+                <w:color w:val="16A34A"/>
+                <w:sz w:val="16"/>
+              </w:rPr>
+              <w:t>—</w:t>
+            </w:r>
+          </w:p>
+        </w:tc>
+        <w:tc>
+          <w:tcPr>
+            <w:tcW w:type="dxa" w:w="1191"/>
+          </w:tcPr>
+          <w:p>
+            <w:r>
+              <w:rPr>
+                <w:b w:val="0"/>
+                <w:i w:val="0"/>
+                <w:color w:val="64748B"/>
+                <w:sz w:val="16"/>
+              </w:rPr>
+              <w:t>GT-CQ</w:t>
+            </w:r>
+          </w:p>
+        </w:tc>
+        <w:tc>
+          <w:tcPr>
+            <w:tcW w:type="dxa" w:w="4706"/>
+          </w:tcPr>
+          <w:p>
+            <w:r>
+              <w:rPr>
+                <w:b w:val="0"/>
+                <w:i w:val="0"/>
+                <w:sz w:val="17"/>
+              </w:rPr>
+              <w:t>Attention ! Le nombre de jours que DABA DIENG a travaillés par mois semble être inférieur à 15.</w:t>
+            </w:r>
+          </w:p>
+        </w:tc>
+      </w:tr>
+      <w:tr>
+        <w:tc>
+          <w:tcPr>
+            <w:tcW w:type="dxa" w:w="964"/>
+          </w:tcPr>
+          <w:p>
+            <w:r>
+              <w:rPr>
+                <w:b/>
+                <w:i w:val="0"/>
+                <w:color w:val="EA580C"/>
+                <w:sz w:val="16"/>
+              </w:rPr>
+              <w:t>Moyenne</w:t>
+            </w:r>
+          </w:p>
+        </w:tc>
+        <w:tc>
+          <w:tcPr>
+            <w:tcW w:type="dxa" w:w="1247"/>
+          </w:tcPr>
+          <w:p>
+            <w:r>
+              <w:rPr>
+                <w:b/>
+                <w:i w:val="0"/>
+                <w:sz w:val="16"/>
+              </w:rPr>
+              <w:t>S04</w:t>
+              <w:br/>
+            </w:r>
+            <w:r>
+              <w:rPr>
+                <w:b w:val="0"/>
+                <w:i w:val="0"/>
+                <w:color w:val="64748B"/>
+                <w:sz w:val="14"/>
+              </w:rPr>
+              <w:t>Emploi</w:t>
+            </w:r>
+          </w:p>
+        </w:tc>
+        <w:tc>
+          <w:tcPr>
+            <w:tcW w:type="dxa" w:w="1531"/>
+          </w:tcPr>
+          <w:p>
+            <w:r>
+              <w:rPr>
+                <w:b/>
+                <w:i w:val="0"/>
+                <w:color w:val="16A34A"/>
+                <w:sz w:val="16"/>
+              </w:rPr>
+              <w:t>—</w:t>
+            </w:r>
+          </w:p>
+        </w:tc>
+        <w:tc>
+          <w:tcPr>
+            <w:tcW w:type="dxa" w:w="1191"/>
+          </w:tcPr>
+          <w:p>
+            <w:r>
+              <w:rPr>
+                <w:b w:val="0"/>
+                <w:i w:val="0"/>
+                <w:color w:val="64748B"/>
+                <w:sz w:val="16"/>
+              </w:rPr>
+              <w:t>GT-CQ</w:t>
+            </w:r>
+          </w:p>
+        </w:tc>
+        <w:tc>
+          <w:tcPr>
+            <w:tcW w:type="dxa" w:w="4706"/>
+          </w:tcPr>
+          <w:p>
+            <w:r>
+              <w:rPr>
+                <w:b w:val="0"/>
+                <w:i w:val="0"/>
+                <w:sz w:val="17"/>
+              </w:rPr>
+              <w:t>Veuillez, s'il vous plaît, confirmer cette information.</w:t>
+            </w:r>
+          </w:p>
+        </w:tc>
+      </w:tr>
+      <w:tr>
+        <w:tc>
+          <w:tcPr>
+            <w:tcW w:type="dxa" w:w="964"/>
+          </w:tcPr>
+          <w:p>
+            <w:r>
+              <w:rPr>
+                <w:b/>
+                <w:i w:val="0"/>
+                <w:color w:val="EA580C"/>
+                <w:sz w:val="16"/>
+              </w:rPr>
+              <w:t>Moyenne</w:t>
+            </w:r>
+          </w:p>
+        </w:tc>
+        <w:tc>
+          <w:tcPr>
+            <w:tcW w:type="dxa" w:w="1247"/>
+          </w:tcPr>
+          <w:p>
+            <w:r>
+              <w:rPr>
+                <w:b/>
+                <w:i w:val="0"/>
+                <w:sz w:val="16"/>
+              </w:rPr>
+              <w:t>S04</w:t>
+              <w:br/>
+            </w:r>
+            <w:r>
+              <w:rPr>
+                <w:b w:val="0"/>
+                <w:i w:val="0"/>
+                <w:color w:val="64748B"/>
+                <w:sz w:val="14"/>
+              </w:rPr>
+              <w:t>Emploi</w:t>
+            </w:r>
+          </w:p>
+        </w:tc>
+        <w:tc>
+          <w:tcPr>
+            <w:tcW w:type="dxa" w:w="1531"/>
+          </w:tcPr>
+          <w:p>
+            <w:r>
+              <w:rPr>
+                <w:b/>
+                <w:i w:val="0"/>
+                <w:color w:val="16A34A"/>
+                <w:sz w:val="16"/>
+              </w:rPr>
+              <w:t>s04q46</w:t>
+            </w:r>
+          </w:p>
+        </w:tc>
+        <w:tc>
+          <w:tcPr>
+            <w:tcW w:type="dxa" w:w="1191"/>
+          </w:tcPr>
+          <w:p>
+            <w:r>
+              <w:rPr>
+                <w:b w:val="0"/>
+                <w:i w:val="0"/>
+                <w:color w:val="64748B"/>
+                <w:sz w:val="16"/>
+              </w:rPr>
+              <w:t>Natif SuSo</w:t>
+            </w:r>
+          </w:p>
+        </w:tc>
+        <w:tc>
+          <w:tcPr>
+            <w:tcW w:type="dxa" w:w="4706"/>
+          </w:tcPr>
+          <w:p>
+            <w:r>
+              <w:rPr>
+                <w:b w:val="0"/>
+                <w:i w:val="0"/>
+                <w:sz w:val="17"/>
+              </w:rPr>
+              <w:t>ERREUR: La catégorie socio-professionnelle--%s04q46%--n'est pas en phase avec les réponses aux questions 4.09, 4.10, 4.11, 4.12, 4.13, et 4.14. Veuillez confirmer les réponses à ces questions et à la présente question, et le cas échéant corriger.</w:t>
+            </w:r>
+          </w:p>
+        </w:tc>
+      </w:tr>
+      <w:tr>
+        <w:tc>
+          <w:tcPr>
+            <w:tcW w:type="dxa" w:w="964"/>
+          </w:tcPr>
+          <w:p>
+            <w:r>
+              <w:rPr>
+                <w:b/>
+                <w:i w:val="0"/>
+                <w:color w:val="EA580C"/>
+                <w:sz w:val="16"/>
+              </w:rPr>
+              <w:t>Moyenne</w:t>
+            </w:r>
+          </w:p>
+        </w:tc>
+        <w:tc>
+          <w:tcPr>
+            <w:tcW w:type="dxa" w:w="1247"/>
+          </w:tcPr>
+          <w:p>
+            <w:r>
+              <w:rPr>
+                <w:b/>
+                <w:i w:val="0"/>
+                <w:sz w:val="16"/>
+              </w:rPr>
+              <w:t>S07</w:t>
+              <w:br/>
+            </w:r>
+            <w:r>
+              <w:rPr>
+                <w:b w:val="0"/>
+                <w:i w:val="0"/>
+                <w:color w:val="64748B"/>
+                <w:sz w:val="14"/>
+              </w:rPr>
+              <w:t>Consommation alimentaire</w:t>
+            </w:r>
+          </w:p>
+        </w:tc>
+        <w:tc>
+          <w:tcPr>
+            <w:tcW w:type="dxa" w:w="1531"/>
+          </w:tcPr>
+          <w:p>
+            <w:r>
+              <w:rPr>
+                <w:b/>
+                <w:i w:val="0"/>
+                <w:color w:val="16A34A"/>
+                <w:sz w:val="16"/>
+              </w:rPr>
+              <w:t>—</w:t>
+            </w:r>
+          </w:p>
+        </w:tc>
+        <w:tc>
+          <w:tcPr>
+            <w:tcW w:type="dxa" w:w="1191"/>
+          </w:tcPr>
+          <w:p>
+            <w:r>
+              <w:rPr>
+                <w:b w:val="0"/>
+                <w:i w:val="0"/>
+                <w:color w:val="64748B"/>
+                <w:sz w:val="16"/>
+              </w:rPr>
+              <w:t>GT-CQ</w:t>
+            </w:r>
+          </w:p>
+        </w:tc>
+        <w:tc>
+          <w:tcPr>
+            <w:tcW w:type="dxa" w:w="4706"/>
+          </w:tcPr>
+          <w:p>
+            <w:r>
+              <w:rPr>
+                <w:b w:val="0"/>
+                <w:i w:val="0"/>
+                <w:sz w:val="17"/>
+              </w:rPr>
+              <w:t>Attention ! La dépense du répas pris à l'extérieur de ADAMA NDOUR (200 Fcfa) au cours de 7 derniers jours est relativement élevé.</w:t>
+            </w:r>
+          </w:p>
+        </w:tc>
+      </w:tr>
+      <w:tr>
+        <w:tc>
+          <w:tcPr>
+            <w:tcW w:type="dxa" w:w="964"/>
+          </w:tcPr>
+          <w:p>
+            <w:r>
+              <w:rPr>
+                <w:b/>
+                <w:i w:val="0"/>
+                <w:color w:val="EA580C"/>
+                <w:sz w:val="16"/>
+              </w:rPr>
+              <w:t>Moyenne</w:t>
+            </w:r>
+          </w:p>
+        </w:tc>
+        <w:tc>
+          <w:tcPr>
+            <w:tcW w:type="dxa" w:w="1247"/>
+          </w:tcPr>
+          <w:p>
+            <w:r>
+              <w:rPr>
+                <w:b/>
+                <w:i w:val="0"/>
+                <w:sz w:val="16"/>
+              </w:rPr>
+              <w:t>S07</w:t>
+              <w:br/>
+            </w:r>
+            <w:r>
+              <w:rPr>
+                <w:b w:val="0"/>
+                <w:i w:val="0"/>
+                <w:color w:val="64748B"/>
+                <w:sz w:val="14"/>
+              </w:rPr>
+              <w:t>Consommation alimentaire</w:t>
+            </w:r>
+          </w:p>
+        </w:tc>
+        <w:tc>
+          <w:tcPr>
+            <w:tcW w:type="dxa" w:w="1531"/>
+          </w:tcPr>
+          <w:p>
+            <w:r>
+              <w:rPr>
+                <w:b/>
+                <w:i w:val="0"/>
+                <w:color w:val="16A34A"/>
+                <w:sz w:val="16"/>
+              </w:rPr>
+              <w:t>—</w:t>
+            </w:r>
+          </w:p>
+        </w:tc>
+        <w:tc>
+          <w:tcPr>
+            <w:tcW w:type="dxa" w:w="1191"/>
+          </w:tcPr>
+          <w:p>
+            <w:r>
+              <w:rPr>
+                <w:b w:val="0"/>
+                <w:i w:val="0"/>
+                <w:color w:val="64748B"/>
+                <w:sz w:val="16"/>
+              </w:rPr>
+              <w:t>GT-CQ</w:t>
+            </w:r>
+          </w:p>
+        </w:tc>
+        <w:tc>
+          <w:tcPr>
+            <w:tcW w:type="dxa" w:w="4706"/>
+          </w:tcPr>
+          <w:p>
+            <w:r>
+              <w:rPr>
+                <w:b w:val="0"/>
+                <w:i w:val="0"/>
+                <w:sz w:val="17"/>
+              </w:rPr>
+              <w:t>Prière de corriger ou de confirmer avec le QG.</w:t>
+            </w:r>
+          </w:p>
+        </w:tc>
+      </w:tr>
+      <w:tr>
+        <w:tc>
+          <w:tcPr>
+            <w:tcW w:type="dxa" w:w="964"/>
+          </w:tcPr>
+          <w:p>
+            <w:r>
+              <w:rPr>
+                <w:b/>
+                <w:i w:val="0"/>
+                <w:color w:val="EA580C"/>
+                <w:sz w:val="16"/>
+              </w:rPr>
+              <w:t>Moyenne</w:t>
+            </w:r>
+          </w:p>
+        </w:tc>
+        <w:tc>
+          <w:tcPr>
+            <w:tcW w:type="dxa" w:w="1247"/>
+          </w:tcPr>
+          <w:p>
+            <w:r>
+              <w:rPr>
+                <w:b/>
+                <w:i w:val="0"/>
+                <w:sz w:val="16"/>
+              </w:rPr>
+              <w:t>S07</w:t>
+              <w:br/>
+            </w:r>
+            <w:r>
+              <w:rPr>
+                <w:b w:val="0"/>
+                <w:i w:val="0"/>
+                <w:color w:val="64748B"/>
+                <w:sz w:val="14"/>
+              </w:rPr>
+              <w:t>Consommation alimentaire</w:t>
+            </w:r>
+          </w:p>
+        </w:tc>
+        <w:tc>
+          <w:tcPr>
+            <w:tcW w:type="dxa" w:w="1531"/>
+          </w:tcPr>
+          <w:p>
+            <w:r>
+              <w:rPr>
+                <w:b/>
+                <w:i w:val="0"/>
+                <w:color w:val="16A34A"/>
+                <w:sz w:val="16"/>
+              </w:rPr>
+              <w:t>—</w:t>
+            </w:r>
+          </w:p>
+        </w:tc>
+        <w:tc>
+          <w:tcPr>
+            <w:tcW w:type="dxa" w:w="1191"/>
+          </w:tcPr>
+          <w:p>
+            <w:r>
+              <w:rPr>
+                <w:b w:val="0"/>
+                <w:i w:val="0"/>
+                <w:color w:val="64748B"/>
+                <w:sz w:val="16"/>
+              </w:rPr>
+              <w:t>GT-CQ</w:t>
+            </w:r>
+          </w:p>
+        </w:tc>
+        <w:tc>
+          <w:tcPr>
+            <w:tcW w:type="dxa" w:w="4706"/>
+          </w:tcPr>
+          <w:p>
+            <w:r>
+              <w:rPr>
+                <w:b w:val="0"/>
+                <w:i w:val="0"/>
+                <w:sz w:val="17"/>
+              </w:rPr>
+              <w:t>Attention ! La dépense du répas pris à l'extérieur de AMIE NDOUR (100 Fcfa) au cours de 7 derniers jours est relativement élevé.</w:t>
+            </w:r>
+          </w:p>
+        </w:tc>
+      </w:tr>
+      <w:tr>
+        <w:tc>
+          <w:tcPr>
+            <w:tcW w:type="dxa" w:w="964"/>
+          </w:tcPr>
+          <w:p>
+            <w:r>
+              <w:rPr>
+                <w:b/>
+                <w:i w:val="0"/>
+                <w:color w:val="EA580C"/>
+                <w:sz w:val="16"/>
+              </w:rPr>
+              <w:t>Moyenne</w:t>
+            </w:r>
+          </w:p>
+        </w:tc>
+        <w:tc>
+          <w:tcPr>
+            <w:tcW w:type="dxa" w:w="1247"/>
+          </w:tcPr>
+          <w:p>
+            <w:r>
+              <w:rPr>
+                <w:b/>
+                <w:i w:val="0"/>
+                <w:sz w:val="16"/>
+              </w:rPr>
+              <w:t>S07</w:t>
+              <w:br/>
+            </w:r>
+            <w:r>
+              <w:rPr>
+                <w:b w:val="0"/>
+                <w:i w:val="0"/>
+                <w:color w:val="64748B"/>
+                <w:sz w:val="14"/>
+              </w:rPr>
+              <w:t>Consommation alimentaire</w:t>
+            </w:r>
+          </w:p>
+        </w:tc>
+        <w:tc>
+          <w:tcPr>
+            <w:tcW w:type="dxa" w:w="1531"/>
+          </w:tcPr>
+          <w:p>
+            <w:r>
+              <w:rPr>
+                <w:b/>
+                <w:i w:val="0"/>
+                <w:color w:val="16A34A"/>
+                <w:sz w:val="16"/>
+              </w:rPr>
+              <w:t>—</w:t>
+            </w:r>
+          </w:p>
+        </w:tc>
+        <w:tc>
+          <w:tcPr>
+            <w:tcW w:type="dxa" w:w="1191"/>
+          </w:tcPr>
+          <w:p>
+            <w:r>
+              <w:rPr>
+                <w:b w:val="0"/>
+                <w:i w:val="0"/>
+                <w:color w:val="64748B"/>
+                <w:sz w:val="16"/>
+              </w:rPr>
+              <w:t>GT-CQ</w:t>
+            </w:r>
+          </w:p>
+        </w:tc>
+        <w:tc>
+          <w:tcPr>
+            <w:tcW w:type="dxa" w:w="4706"/>
+          </w:tcPr>
+          <w:p>
+            <w:r>
+              <w:rPr>
+                <w:b w:val="0"/>
+                <w:i w:val="0"/>
+                <w:sz w:val="17"/>
+              </w:rPr>
+              <w:t>Attention ! La dépense du répas pris à l'extérieur de BASSIROU NDOUR (100 Fcfa) au cours de 7 derniers jours est relativement élevé.</w:t>
+            </w:r>
+          </w:p>
+        </w:tc>
+      </w:tr>
+      <w:tr>
+        <w:tc>
+          <w:tcPr>
+            <w:tcW w:type="dxa" w:w="964"/>
+          </w:tcPr>
+          <w:p>
+            <w:r>
+              <w:rPr>
+                <w:b/>
+                <w:i w:val="0"/>
+                <w:color w:val="EA580C"/>
+                <w:sz w:val="16"/>
+              </w:rPr>
+              <w:t>Moyenne</w:t>
+            </w:r>
+          </w:p>
+        </w:tc>
+        <w:tc>
+          <w:tcPr>
+            <w:tcW w:type="dxa" w:w="1247"/>
+          </w:tcPr>
+          <w:p>
+            <w:r>
+              <w:rPr>
+                <w:b/>
+                <w:i w:val="0"/>
+                <w:sz w:val="16"/>
+              </w:rPr>
+              <w:t>S07</w:t>
+              <w:br/>
+            </w:r>
+            <w:r>
+              <w:rPr>
+                <w:b w:val="0"/>
+                <w:i w:val="0"/>
+                <w:color w:val="64748B"/>
+                <w:sz w:val="14"/>
+              </w:rPr>
+              <w:t>Consommation alimentaire</w:t>
+            </w:r>
+          </w:p>
+        </w:tc>
+        <w:tc>
+          <w:tcPr>
+            <w:tcW w:type="dxa" w:w="1531"/>
+          </w:tcPr>
+          <w:p>
+            <w:r>
+              <w:rPr>
+                <w:b/>
+                <w:i w:val="0"/>
+                <w:color w:val="16A34A"/>
+                <w:sz w:val="16"/>
+              </w:rPr>
+              <w:t>—</w:t>
+            </w:r>
+          </w:p>
+        </w:tc>
+        <w:tc>
+          <w:tcPr>
+            <w:tcW w:type="dxa" w:w="1191"/>
+          </w:tcPr>
+          <w:p>
+            <w:r>
+              <w:rPr>
+                <w:b w:val="0"/>
+                <w:i w:val="0"/>
+                <w:color w:val="64748B"/>
+                <w:sz w:val="16"/>
+              </w:rPr>
+              <w:t>GT-CQ</w:t>
+            </w:r>
+          </w:p>
+        </w:tc>
+        <w:tc>
+          <w:tcPr>
+            <w:tcW w:type="dxa" w:w="4706"/>
+          </w:tcPr>
+          <w:p>
+            <w:r>
+              <w:rPr>
+                <w:b w:val="0"/>
+                <w:i w:val="0"/>
+                <w:sz w:val="17"/>
+              </w:rPr>
+              <w:t>Prière de corriger ou de confirmer avec le QG.</w:t>
+            </w:r>
+          </w:p>
+        </w:tc>
+      </w:tr>
+      <w:tr>
+        <w:tc>
+          <w:tcPr>
+            <w:tcW w:type="dxa" w:w="964"/>
+          </w:tcPr>
+          <w:p>
+            <w:r>
+              <w:rPr>
+                <w:b/>
+                <w:i w:val="0"/>
+                <w:color w:val="EA580C"/>
+                <w:sz w:val="16"/>
+              </w:rPr>
+              <w:t>Moyenne</w:t>
+            </w:r>
+          </w:p>
+        </w:tc>
+        <w:tc>
+          <w:tcPr>
+            <w:tcW w:type="dxa" w:w="1247"/>
+          </w:tcPr>
+          <w:p>
+            <w:r>
+              <w:rPr>
+                <w:b/>
+                <w:i w:val="0"/>
+                <w:sz w:val="16"/>
+              </w:rPr>
+              <w:t>S07</w:t>
+              <w:br/>
+            </w:r>
+            <w:r>
+              <w:rPr>
+                <w:b w:val="0"/>
+                <w:i w:val="0"/>
+                <w:color w:val="64748B"/>
+                <w:sz w:val="14"/>
+              </w:rPr>
+              <w:t>Consommation alimentaire</w:t>
+            </w:r>
+          </w:p>
+        </w:tc>
+        <w:tc>
+          <w:tcPr>
+            <w:tcW w:type="dxa" w:w="1531"/>
+          </w:tcPr>
+          <w:p>
+            <w:r>
+              <w:rPr>
+                <w:b/>
+                <w:i w:val="0"/>
+                <w:color w:val="16A34A"/>
+                <w:sz w:val="16"/>
+              </w:rPr>
+              <w:t>—</w:t>
+            </w:r>
+          </w:p>
+        </w:tc>
+        <w:tc>
+          <w:tcPr>
+            <w:tcW w:type="dxa" w:w="1191"/>
+          </w:tcPr>
+          <w:p>
+            <w:r>
+              <w:rPr>
+                <w:b w:val="0"/>
+                <w:i w:val="0"/>
+                <w:color w:val="64748B"/>
+                <w:sz w:val="16"/>
+              </w:rPr>
+              <w:t>GT-CQ</w:t>
+            </w:r>
+          </w:p>
+        </w:tc>
+        <w:tc>
+          <w:tcPr>
+            <w:tcW w:type="dxa" w:w="4706"/>
+          </w:tcPr>
+          <w:p>
+            <w:r>
+              <w:rPr>
+                <w:b w:val="0"/>
+                <w:i w:val="0"/>
+                <w:sz w:val="17"/>
+              </w:rPr>
+              <w:t>Attention ! Le prix unitaire d'achat (125 Fcfa) de Thé (Ataya) en Paquet (Petit) est relativement élevé par rapport aux autres prix observés dans cette zone.</w:t>
+            </w:r>
+          </w:p>
+        </w:tc>
+      </w:tr>
+      <w:tr>
+        <w:tc>
+          <w:tcPr>
+            <w:tcW w:type="dxa" w:w="964"/>
+          </w:tcPr>
+          <w:p>
+            <w:r>
+              <w:rPr>
+                <w:b/>
+                <w:i w:val="0"/>
+                <w:color w:val="EA580C"/>
+                <w:sz w:val="16"/>
+              </w:rPr>
+              <w:t>Moyenne</w:t>
+            </w:r>
+          </w:p>
+        </w:tc>
+        <w:tc>
+          <w:tcPr>
+            <w:tcW w:type="dxa" w:w="1247"/>
+          </w:tcPr>
+          <w:p>
+            <w:r>
+              <w:rPr>
+                <w:b/>
+                <w:i w:val="0"/>
+                <w:sz w:val="16"/>
+              </w:rPr>
+              <w:t>S07</w:t>
+              <w:br/>
+            </w:r>
+            <w:r>
+              <w:rPr>
+                <w:b w:val="0"/>
+                <w:i w:val="0"/>
+                <w:color w:val="64748B"/>
+                <w:sz w:val="14"/>
+              </w:rPr>
+              <w:t>Consommation alimentaire</w:t>
+            </w:r>
+          </w:p>
+        </w:tc>
+        <w:tc>
+          <w:tcPr>
+            <w:tcW w:type="dxa" w:w="1531"/>
+          </w:tcPr>
+          <w:p>
+            <w:r>
+              <w:rPr>
+                <w:b/>
+                <w:i w:val="0"/>
+                <w:color w:val="16A34A"/>
+                <w:sz w:val="16"/>
+              </w:rPr>
+              <w:t>—</w:t>
+            </w:r>
+          </w:p>
+        </w:tc>
+        <w:tc>
+          <w:tcPr>
+            <w:tcW w:type="dxa" w:w="1191"/>
+          </w:tcPr>
+          <w:p>
+            <w:r>
+              <w:rPr>
+                <w:b w:val="0"/>
+                <w:i w:val="0"/>
+                <w:color w:val="64748B"/>
+                <w:sz w:val="16"/>
+              </w:rPr>
+              <w:t>GT-CQ</w:t>
+            </w:r>
+          </w:p>
+        </w:tc>
+        <w:tc>
+          <w:tcPr>
+            <w:tcW w:type="dxa" w:w="4706"/>
+          </w:tcPr>
+          <w:p>
+            <w:r>
+              <w:rPr>
+                <w:b w:val="0"/>
+                <w:i w:val="0"/>
+                <w:sz w:val="17"/>
+              </w:rPr>
+              <w:t>Etes vous sur d'avoir selectionner la bonne unitée ? prière de verifier et corriger.</w:t>
+            </w:r>
+          </w:p>
+        </w:tc>
+      </w:tr>
+      <w:tr>
+        <w:tc>
+          <w:tcPr>
+            <w:tcW w:type="dxa" w:w="964"/>
+          </w:tcPr>
+          <w:p>
+            <w:r>
+              <w:rPr>
+                <w:b/>
+                <w:i w:val="0"/>
+                <w:color w:val="EA580C"/>
+                <w:sz w:val="16"/>
+              </w:rPr>
+              <w:t>Moyenne</w:t>
             </w:r>
           </w:p>
         </w:tc>
@@ -2344,7 +5764,7 @@
                 <w:color w:val="16A34A"/>
                 <w:sz w:val="16"/>
               </w:rPr>
-              <w:t>S04q10, S04q14</w:t>
+              <w:t>—</w:t>
             </w:r>
           </w:p>
         </w:tc>
@@ -2375,7 +5795,7 @@
                 <w:i w:val="0"/>
                 <w:sz w:val="17"/>
               </w:rPr>
-              <w:t>Incoherence!! Au moins un membre du ménage a répondu oui à la question S04q10 ou S04q14, alors qu'aucune entreprise non agricole n'est déclarée pour le ménage.</w:t>
+              <w:t>Merci de revoir les sections 4 et 10 pour ce ménage.</w:t>
             </w:r>
           </w:p>
         </w:tc>
@@ -2390,10 +5810,10 @@
               <w:rPr>
                 <w:b/>
                 <w:i w:val="0"/>
-                <w:color w:val="DC2626"/>
-                <w:sz w:val="16"/>
-              </w:rPr>
-              <w:t>Haute</w:t>
+                <w:color w:val="EA580C"/>
+                <w:sz w:val="16"/>
+              </w:rPr>
+              <w:t>Moyenne</w:t>
             </w:r>
           </w:p>
         </w:tc>
@@ -2408,7 +5828,7 @@
                 <w:i w:val="0"/>
                 <w:sz w:val="16"/>
               </w:rPr>
-              <w:t>S11</w:t>
+              <w:t>S10</w:t>
               <w:br/>
             </w:r>
             <w:r>
@@ -2418,7 +5838,7 @@
                 <w:color w:val="64748B"/>
                 <w:sz w:val="14"/>
               </w:rPr>
-              <w:t>Logement / cadre de vie</w:t>
+              <w:t>Logement</w:t>
             </w:r>
           </w:p>
         </w:tc>
@@ -2434,7 +5854,7 @@
                 <w:color w:val="16A34A"/>
                 <w:sz w:val="16"/>
               </w:rPr>
-              <w:t>—</w:t>
+              <w:t>s00q07a, s00q08, s00q10, s00q13_0, s00q15_0, s00q17_0, s00q23a, s00q23b</w:t>
             </w:r>
           </w:p>
         </w:tc>
@@ -2465,7 +5885,7 @@
                 <w:i w:val="0"/>
                 <w:sz w:val="17"/>
               </w:rPr>
-              <w:t>Incoherence!! Le ménage a depensé .</w:t>
+              <w:t>Le noms de l'entreprise  ne doit pas contenir de chiffre et doit être bien renseigné, prière de bien renseigné .</w:t>
             </w:r>
           </w:p>
         </w:tc>
@@ -2480,10 +5900,10 @@
               <w:rPr>
                 <w:b/>
                 <w:i w:val="0"/>
-                <w:color w:val="DC2626"/>
-                <w:sz w:val="16"/>
-              </w:rPr>
-              <w:t>Haute</w:t>
+                <w:color w:val="EA580C"/>
+                <w:sz w:val="16"/>
+              </w:rPr>
+              <w:t>Moyenne</w:t>
             </w:r>
           </w:p>
         </w:tc>
@@ -2498,7 +5918,7 @@
                 <w:i w:val="0"/>
                 <w:sz w:val="16"/>
               </w:rPr>
-              <w:t>S11</w:t>
+              <w:t>S10</w:t>
               <w:br/>
             </w:r>
             <w:r>
@@ -2508,7 +5928,7 @@
                 <w:color w:val="64748B"/>
                 <w:sz w:val="14"/>
               </w:rPr>
-              <w:t>Logement / cadre de vie</w:t>
+              <w:t>Logement</w:t>
             </w:r>
           </w:p>
         </w:tc>
@@ -2524,7 +5944,7 @@
                 <w:color w:val="16A34A"/>
                 <w:sz w:val="16"/>
               </w:rPr>
-              <w:t>s01q29, s01q31, s04q24, s00q04, s11q21, s09fq03, s09fq011</w:t>
+              <w:t>s10q10</w:t>
             </w:r>
           </w:p>
         </w:tc>
@@ -2540,7 +5960,7 @@
                 <w:color w:val="64748B"/>
                 <w:sz w:val="16"/>
               </w:rPr>
-              <w:t>GT-CQ</w:t>
+              <w:t>Natif SuSo</w:t>
             </w:r>
           </w:p>
         </w:tc>
@@ -2555,7 +5975,7 @@
                 <w:i w:val="0"/>
                 <w:sz w:val="17"/>
               </w:rPr>
-              <w:t>FCFA dans Frais de connexion au réseau de distribution d'eau mais dit ne pas être connecté à un réseau d'eau courante, prière de corriger cette incoherence</w:t>
+              <w:t>Attention : Le ménage est sensé avoir une entreprise non agricole. Veuillez revérifier</w:t>
             </w:r>
           </w:p>
         </w:tc>
@@ -2570,10 +5990,10 @@
               <w:rPr>
                 <w:b/>
                 <w:i w:val="0"/>
-                <w:color w:val="DC2626"/>
-                <w:sz w:val="16"/>
-              </w:rPr>
-              <w:t>Haute</w:t>
+                <w:color w:val="EA580C"/>
+                <w:sz w:val="16"/>
+              </w:rPr>
+              <w:t>Moyenne</w:t>
             </w:r>
           </w:p>
         </w:tc>
@@ -2588,7 +6008,7 @@
                 <w:i w:val="0"/>
                 <w:sz w:val="16"/>
               </w:rPr>
-              <w:t>S16</w:t>
+              <w:t>S10</w:t>
               <w:br/>
             </w:r>
             <w:r>
@@ -2598,7 +6018,7 @@
                 <w:color w:val="64748B"/>
                 <w:sz w:val="14"/>
               </w:rPr>
-              <w:t>Agriculture</w:t>
+              <w:t>Logement</w:t>
             </w:r>
           </w:p>
         </w:tc>
@@ -2614,7 +6034,7 @@
                 <w:color w:val="16A34A"/>
                 <w:sz w:val="16"/>
               </w:rPr>
-              <w:t>s16dq05a, s16dq05c</w:t>
+              <w:t>s10q10, s04q46, s04q14, s10q02</w:t>
             </w:r>
           </w:p>
         </w:tc>
@@ -2630,7 +6050,7 @@
                 <w:color w:val="64748B"/>
                 <w:sz w:val="16"/>
               </w:rPr>
-              <w:t>GT-CQ</w:t>
+              <w:t>Natif SuSo</w:t>
             </w:r>
           </w:p>
         </w:tc>
@@ -2645,7 +6065,7 @@
                 <w:i w:val="0"/>
                 <w:sz w:val="17"/>
               </w:rPr>
-              <w:t>La quantité de s16dq05a estimée en Kg est incohérente avec la prise dans la question s16dq05c, prière de bien estimer et mettre la valeur exacte.</w:t>
+              <w:t>Erreur! Un membre a la catégorie socio-professionelle de contribuer à une entreprise familiale (s04q46 == 9 ou s04q14==1) mais sans que le ménage ait une entreprise (s10q02 à s10q10). Vérifier</w:t>
             </w:r>
           </w:p>
         </w:tc>
@@ -2660,10 +6080,10 @@
               <w:rPr>
                 <w:b/>
                 <w:i w:val="0"/>
-                <w:color w:val="DC2626"/>
-                <w:sz w:val="16"/>
-              </w:rPr>
-              <w:t>Haute</w:t>
+                <w:color w:val="EA580C"/>
+                <w:sz w:val="16"/>
+              </w:rPr>
+              <w:t>Moyenne</w:t>
             </w:r>
           </w:p>
         </w:tc>
@@ -2678,7 +6098,7 @@
                 <w:i w:val="0"/>
                 <w:sz w:val="16"/>
               </w:rPr>
-              <w:t>S16</w:t>
+              <w:t>S12</w:t>
               <w:br/>
             </w:r>
             <w:r>
@@ -2688,7 +6108,7 @@
                 <w:color w:val="64748B"/>
                 <w:sz w:val="14"/>
               </w:rPr>
-              <w:t>Agriculture</w:t>
+              <w:t>Avoirs / biens durables</w:t>
             </w:r>
           </w:p>
         </w:tc>
@@ -2704,7 +6124,7 @@
                 <w:color w:val="16A34A"/>
                 <w:sz w:val="16"/>
               </w:rPr>
-              <w:t>s00q07a, s00q08, s00q10, s00q13_0, s00q15_0, s00q17_0, s00q23a, s00q23b</w:t>
+              <w:t>s01q02, s02q01__1, s02q02__1, s02q03__1, s02q15, s03q17, s04q28, s04q35d</w:t>
             </w:r>
           </w:p>
         </w:tc>
@@ -2735,7 +6155,7 @@
                 <w:i w:val="0"/>
                 <w:sz w:val="17"/>
               </w:rPr>
-              <w:t>La somme des quantités consommées (1200 kg), des quantités offertes (200 kg),  des quantités vendus (100 kg) et des quantités en stock (1000 kg) depasse la quantité totale (1000 kg) que le ménage a eu après la recolte de Mil , prière de corriger cette incoherence.</w:t>
+              <w:t>Le prix de revente de l'article  Matelas simple ne doit pas être égal 0 même si le ménage l'a reçu en cadeau prière de leurs aider à faire une estimations.</w:t>
             </w:r>
           </w:p>
         </w:tc>
@@ -2750,10 +6170,10 @@
               <w:rPr>
                 <w:b/>
                 <w:i w:val="0"/>
-                <w:color w:val="DC2626"/>
-                <w:sz w:val="16"/>
-              </w:rPr>
-              <w:t>Haute</w:t>
+                <w:color w:val="EA580C"/>
+                <w:sz w:val="16"/>
+              </w:rPr>
+              <w:t>Moyenne</w:t>
             </w:r>
           </w:p>
         </w:tc>
@@ -2768,7 +6188,7 @@
                 <w:i w:val="0"/>
                 <w:sz w:val="16"/>
               </w:rPr>
-              <w:t>S16</w:t>
+              <w:t>S12</w:t>
               <w:br/>
             </w:r>
             <w:r>
@@ -2778,7 +6198,7 @@
                 <w:color w:val="64748B"/>
                 <w:sz w:val="14"/>
               </w:rPr>
-              <w:t>Agriculture</w:t>
+              <w:t>Avoirs / biens durables</w:t>
             </w:r>
           </w:p>
         </w:tc>
@@ -2794,7 +6214,7 @@
                 <w:color w:val="16A34A"/>
                 <w:sz w:val="16"/>
               </w:rPr>
-              <w:t>s00q07a, s00q08, s00q10, s00q13_0, s00q15_0, s00q17_0, s00q23a, s00q23b</w:t>
+              <w:t>s01q02, s02q01__1, s02q02__1, s02q03__1, s02q15, s03q17, s04q28, s04q35d</w:t>
             </w:r>
           </w:p>
         </w:tc>
@@ -2825,3967 +6245,7 @@
                 <w:i w:val="0"/>
                 <w:sz w:val="17"/>
               </w:rPr>
-              <w:t>La somme des quantités consommées (1200 kg), des quantités offertes (200 kg),  des quantités vendus (100 kg) et des quantités en stock (1000 kg) depasse la quantité totale (1400 kg) que le ménage a eu après la recolte de Mil , prière de corriger cette incoherence.</w:t>
-            </w:r>
-          </w:p>
-        </w:tc>
-      </w:tr>
-      <w:tr>
-        <w:tc>
-          <w:tcPr>
-            <w:tcW w:type="dxa" w:w="964"/>
-          </w:tcPr>
-          <w:p>
-            <w:r>
-              <w:rPr>
-                <w:b/>
-                <w:i w:val="0"/>
-                <w:color w:val="EA580C"/>
-                <w:sz w:val="16"/>
-              </w:rPr>
-              <w:t>Moyenne</w:t>
-            </w:r>
-          </w:p>
-        </w:tc>
-        <w:tc>
-          <w:tcPr>
-            <w:tcW w:type="dxa" w:w="1247"/>
-          </w:tcPr>
-          <w:p>
-            <w:r>
-              <w:rPr>
-                <w:b/>
-                <w:i w:val="0"/>
-                <w:sz w:val="16"/>
-              </w:rPr>
-              <w:t>S00</w:t>
-              <w:br/>
-            </w:r>
-            <w:r>
-              <w:rPr>
-                <w:b w:val="0"/>
-                <w:i w:val="0"/>
-                <w:color w:val="64748B"/>
-                <w:sz w:val="14"/>
-              </w:rPr>
-              <w:t>Identification</w:t>
-            </w:r>
-          </w:p>
-        </w:tc>
-        <w:tc>
-          <w:tcPr>
-            <w:tcW w:type="dxa" w:w="1531"/>
-          </w:tcPr>
-          <w:p>
-            <w:r>
-              <w:rPr>
-                <w:b/>
-                <w:i w:val="0"/>
-                <w:color w:val="16A34A"/>
-                <w:sz w:val="16"/>
-              </w:rPr>
-              <w:t>s00q27</w:t>
-            </w:r>
-          </w:p>
-        </w:tc>
-        <w:tc>
-          <w:tcPr>
-            <w:tcW w:type="dxa" w:w="1191"/>
-          </w:tcPr>
-          <w:p>
-            <w:r>
-              <w:rPr>
-                <w:b w:val="0"/>
-                <w:i w:val="0"/>
-                <w:color w:val="64748B"/>
-                <w:sz w:val="16"/>
-              </w:rPr>
-              <w:t>GT-CQ</w:t>
-            </w:r>
-          </w:p>
-        </w:tc>
-        <w:tc>
-          <w:tcPr>
-            <w:tcW w:type="dxa" w:w="4706"/>
-          </w:tcPr>
-          <w:p>
-            <w:r>
-              <w:rPr>
-                <w:b w:val="0"/>
-                <w:i w:val="0"/>
-                <w:sz w:val="17"/>
-              </w:rPr>
-              <w:t>Le questionnaire semble ne pas être complètement fini mais le questionnaire est en statut complet, prière de compléter le questionnaire.</w:t>
-            </w:r>
-          </w:p>
-        </w:tc>
-      </w:tr>
-      <w:tr>
-        <w:tc>
-          <w:tcPr>
-            <w:tcW w:type="dxa" w:w="964"/>
-          </w:tcPr>
-          <w:p>
-            <w:r>
-              <w:rPr>
-                <w:b/>
-                <w:i w:val="0"/>
-                <w:color w:val="EA580C"/>
-                <w:sz w:val="16"/>
-              </w:rPr>
-              <w:t>Moyenne</w:t>
-            </w:r>
-          </w:p>
-        </w:tc>
-        <w:tc>
-          <w:tcPr>
-            <w:tcW w:type="dxa" w:w="1247"/>
-          </w:tcPr>
-          <w:p>
-            <w:r>
-              <w:rPr>
-                <w:b/>
-                <w:i w:val="0"/>
-                <w:sz w:val="16"/>
-              </w:rPr>
-              <w:t>S00</w:t>
-              <w:br/>
-            </w:r>
-            <w:r>
-              <w:rPr>
-                <w:b w:val="0"/>
-                <w:i w:val="0"/>
-                <w:color w:val="64748B"/>
-                <w:sz w:val="14"/>
-              </w:rPr>
-              <w:t>Identification</w:t>
-            </w:r>
-          </w:p>
-        </w:tc>
-        <w:tc>
-          <w:tcPr>
-            <w:tcW w:type="dxa" w:w="1531"/>
-          </w:tcPr>
-          <w:p>
-            <w:r>
-              <w:rPr>
-                <w:b/>
-                <w:i w:val="0"/>
-                <w:color w:val="16A34A"/>
-                <w:sz w:val="16"/>
-              </w:rPr>
-              <w:t>—</w:t>
-            </w:r>
-          </w:p>
-        </w:tc>
-        <w:tc>
-          <w:tcPr>
-            <w:tcW w:type="dxa" w:w="1191"/>
-          </w:tcPr>
-          <w:p>
-            <w:r>
-              <w:rPr>
-                <w:b w:val="0"/>
-                <w:i w:val="0"/>
-                <w:color w:val="64748B"/>
-                <w:sz w:val="16"/>
-              </w:rPr>
-              <w:t>GT-CQ</w:t>
-            </w:r>
-          </w:p>
-        </w:tc>
-        <w:tc>
-          <w:tcPr>
-            <w:tcW w:type="dxa" w:w="4706"/>
-          </w:tcPr>
-          <w:p>
-            <w:r>
-              <w:rPr>
-                <w:b w:val="0"/>
-                <w:i w:val="0"/>
-                <w:sz w:val="17"/>
-              </w:rPr>
-              <w:t>Il est obligatoire de prendre les coordonnées Gps avant d'administrer le questionnaire.</w:t>
-            </w:r>
-          </w:p>
-        </w:tc>
-      </w:tr>
-      <w:tr>
-        <w:tc>
-          <w:tcPr>
-            <w:tcW w:type="dxa" w:w="964"/>
-          </w:tcPr>
-          <w:p>
-            <w:r>
-              <w:rPr>
-                <w:b/>
-                <w:i w:val="0"/>
-                <w:color w:val="EA580C"/>
-                <w:sz w:val="16"/>
-              </w:rPr>
-              <w:t>Moyenne</w:t>
-            </w:r>
-          </w:p>
-        </w:tc>
-        <w:tc>
-          <w:tcPr>
-            <w:tcW w:type="dxa" w:w="1247"/>
-          </w:tcPr>
-          <w:p>
-            <w:r>
-              <w:rPr>
-                <w:b/>
-                <w:i w:val="0"/>
-                <w:sz w:val="16"/>
-              </w:rPr>
-              <w:t>S00</w:t>
-              <w:br/>
-            </w:r>
-            <w:r>
-              <w:rPr>
-                <w:b w:val="0"/>
-                <w:i w:val="0"/>
-                <w:color w:val="64748B"/>
-                <w:sz w:val="14"/>
-              </w:rPr>
-              <w:t>Identification</w:t>
-            </w:r>
-          </w:p>
-        </w:tc>
-        <w:tc>
-          <w:tcPr>
-            <w:tcW w:type="dxa" w:w="1531"/>
-          </w:tcPr>
-          <w:p>
-            <w:r>
-              <w:rPr>
-                <w:b/>
-                <w:i w:val="0"/>
-                <w:color w:val="16A34A"/>
-                <w:sz w:val="16"/>
-              </w:rPr>
-              <w:t>—</w:t>
-            </w:r>
-          </w:p>
-        </w:tc>
-        <w:tc>
-          <w:tcPr>
-            <w:tcW w:type="dxa" w:w="1191"/>
-          </w:tcPr>
-          <w:p>
-            <w:r>
-              <w:rPr>
-                <w:b w:val="0"/>
-                <w:i w:val="0"/>
-                <w:color w:val="64748B"/>
-                <w:sz w:val="16"/>
-              </w:rPr>
-              <w:t>GT-CQ</w:t>
-            </w:r>
-          </w:p>
-        </w:tc>
-        <w:tc>
-          <w:tcPr>
-            <w:tcW w:type="dxa" w:w="4706"/>
-          </w:tcPr>
-          <w:p>
-            <w:r>
-              <w:rPr>
-                <w:b w:val="0"/>
-                <w:i w:val="0"/>
-                <w:sz w:val="17"/>
-              </w:rPr>
-              <w:t>Prière de prendre les coordonnées GPS.</w:t>
-            </w:r>
-          </w:p>
-        </w:tc>
-      </w:tr>
-      <w:tr>
-        <w:tc>
-          <w:tcPr>
-            <w:tcW w:type="dxa" w:w="964"/>
-          </w:tcPr>
-          <w:p>
-            <w:r>
-              <w:rPr>
-                <w:b/>
-                <w:i w:val="0"/>
-                <w:color w:val="EA580C"/>
-                <w:sz w:val="16"/>
-              </w:rPr>
-              <w:t>Moyenne</w:t>
-            </w:r>
-          </w:p>
-        </w:tc>
-        <w:tc>
-          <w:tcPr>
-            <w:tcW w:type="dxa" w:w="1247"/>
-          </w:tcPr>
-          <w:p>
-            <w:r>
-              <w:rPr>
-                <w:b/>
-                <w:i w:val="0"/>
-                <w:sz w:val="16"/>
-              </w:rPr>
-              <w:t>S00</w:t>
-              <w:br/>
-            </w:r>
-            <w:r>
-              <w:rPr>
-                <w:b w:val="0"/>
-                <w:i w:val="0"/>
-                <w:color w:val="64748B"/>
-                <w:sz w:val="14"/>
-              </w:rPr>
-              <w:t>Identification</w:t>
-            </w:r>
-          </w:p>
-        </w:tc>
-        <w:tc>
-          <w:tcPr>
-            <w:tcW w:type="dxa" w:w="1531"/>
-          </w:tcPr>
-          <w:p>
-            <w:r>
-              <w:rPr>
-                <w:b/>
-                <w:i w:val="0"/>
-                <w:color w:val="16A34A"/>
-                <w:sz w:val="16"/>
-              </w:rPr>
-              <w:t>—</w:t>
-            </w:r>
-          </w:p>
-        </w:tc>
-        <w:tc>
-          <w:tcPr>
-            <w:tcW w:type="dxa" w:w="1191"/>
-          </w:tcPr>
-          <w:p>
-            <w:r>
-              <w:rPr>
-                <w:b w:val="0"/>
-                <w:i w:val="0"/>
-                <w:color w:val="64748B"/>
-                <w:sz w:val="16"/>
-              </w:rPr>
-              <w:t>GT-CQ</w:t>
-            </w:r>
-          </w:p>
-        </w:tc>
-        <w:tc>
-          <w:tcPr>
-            <w:tcW w:type="dxa" w:w="4706"/>
-          </w:tcPr>
-          <w:p>
-            <w:r>
-              <w:rPr>
-                <w:b w:val="0"/>
-                <w:i w:val="0"/>
-                <w:sz w:val="17"/>
-              </w:rPr>
-              <w:t>L'adresse ou la localisation du ménage doit être bien renseignée, ne doit pas contenir des numéros de téléphone et elle semble courte pour être une adresse.</w:t>
-            </w:r>
-          </w:p>
-        </w:tc>
-      </w:tr>
-      <w:tr>
-        <w:tc>
-          <w:tcPr>
-            <w:tcW w:type="dxa" w:w="964"/>
-          </w:tcPr>
-          <w:p>
-            <w:r>
-              <w:rPr>
-                <w:b/>
-                <w:i w:val="0"/>
-                <w:color w:val="EA580C"/>
-                <w:sz w:val="16"/>
-              </w:rPr>
-              <w:t>Moyenne</w:t>
-            </w:r>
-          </w:p>
-        </w:tc>
-        <w:tc>
-          <w:tcPr>
-            <w:tcW w:type="dxa" w:w="1247"/>
-          </w:tcPr>
-          <w:p>
-            <w:r>
-              <w:rPr>
-                <w:b/>
-                <w:i w:val="0"/>
-                <w:sz w:val="16"/>
-              </w:rPr>
-              <w:t>S00</w:t>
-              <w:br/>
-            </w:r>
-            <w:r>
-              <w:rPr>
-                <w:b w:val="0"/>
-                <w:i w:val="0"/>
-                <w:color w:val="64748B"/>
-                <w:sz w:val="14"/>
-              </w:rPr>
-              <w:t>Identification</w:t>
-            </w:r>
-          </w:p>
-        </w:tc>
-        <w:tc>
-          <w:tcPr>
-            <w:tcW w:type="dxa" w:w="1531"/>
-          </w:tcPr>
-          <w:p>
-            <w:r>
-              <w:rPr>
-                <w:b/>
-                <w:i w:val="0"/>
-                <w:color w:val="16A34A"/>
-                <w:sz w:val="16"/>
-              </w:rPr>
-              <w:t>—</w:t>
-            </w:r>
-          </w:p>
-        </w:tc>
-        <w:tc>
-          <w:tcPr>
-            <w:tcW w:type="dxa" w:w="1191"/>
-          </w:tcPr>
-          <w:p>
-            <w:r>
-              <w:rPr>
-                <w:b w:val="0"/>
-                <w:i w:val="0"/>
-                <w:color w:val="64748B"/>
-                <w:sz w:val="16"/>
-              </w:rPr>
-              <w:t>GT-CQ</w:t>
-            </w:r>
-          </w:p>
-        </w:tc>
-        <w:tc>
-          <w:tcPr>
-            <w:tcW w:type="dxa" w:w="4706"/>
-          </w:tcPr>
-          <w:p>
-            <w:r>
-              <w:rPr>
-                <w:b w:val="0"/>
-                <w:i w:val="0"/>
-                <w:sz w:val="17"/>
-              </w:rPr>
-              <w:t>Prière de renseigner la bonne adresse.</w:t>
-            </w:r>
-          </w:p>
-        </w:tc>
-      </w:tr>
-      <w:tr>
-        <w:tc>
-          <w:tcPr>
-            <w:tcW w:type="dxa" w:w="964"/>
-          </w:tcPr>
-          <w:p>
-            <w:r>
-              <w:rPr>
-                <w:b/>
-                <w:i w:val="0"/>
-                <w:color w:val="EA580C"/>
-                <w:sz w:val="16"/>
-              </w:rPr>
-              <w:t>Moyenne</w:t>
-            </w:r>
-          </w:p>
-        </w:tc>
-        <w:tc>
-          <w:tcPr>
-            <w:tcW w:type="dxa" w:w="1247"/>
-          </w:tcPr>
-          <w:p>
-            <w:r>
-              <w:rPr>
-                <w:b/>
-                <w:i w:val="0"/>
-                <w:sz w:val="16"/>
-              </w:rPr>
-              <w:t>S01</w:t>
-              <w:br/>
-            </w:r>
-            <w:r>
-              <w:rPr>
-                <w:b w:val="0"/>
-                <w:i w:val="0"/>
-                <w:color w:val="64748B"/>
-                <w:sz w:val="14"/>
-              </w:rPr>
-              <w:t>Démographie</w:t>
-            </w:r>
-          </w:p>
-        </w:tc>
-        <w:tc>
-          <w:tcPr>
-            <w:tcW w:type="dxa" w:w="1531"/>
-          </w:tcPr>
-          <w:p>
-            <w:r>
-              <w:rPr>
-                <w:b/>
-                <w:i w:val="0"/>
-                <w:color w:val="16A34A"/>
-                <w:sz w:val="16"/>
-              </w:rPr>
-              <w:t>s01q00</w:t>
-            </w:r>
-          </w:p>
-        </w:tc>
-        <w:tc>
-          <w:tcPr>
-            <w:tcW w:type="dxa" w:w="1191"/>
-          </w:tcPr>
-          <w:p>
-            <w:r>
-              <w:rPr>
-                <w:b w:val="0"/>
-                <w:i w:val="0"/>
-                <w:color w:val="64748B"/>
-                <w:sz w:val="16"/>
-              </w:rPr>
-              <w:t>GT-CQ</w:t>
-            </w:r>
-          </w:p>
-        </w:tc>
-        <w:tc>
-          <w:tcPr>
-            <w:tcW w:type="dxa" w:w="4706"/>
-          </w:tcPr>
-          <w:p>
-            <w:r>
-              <w:rPr>
-                <w:b w:val="0"/>
-                <w:i w:val="0"/>
-                <w:sz w:val="17"/>
-              </w:rPr>
-              <w:t>Attention ! Vous avez déclaré en s01q00 que le répondant est la personne elle-même, or DEMBA NDOUR est trop jeune (10 ans) pour fournir des informations correctes.</w:t>
-            </w:r>
-          </w:p>
-        </w:tc>
-      </w:tr>
-      <w:tr>
-        <w:tc>
-          <w:tcPr>
-            <w:tcW w:type="dxa" w:w="964"/>
-          </w:tcPr>
-          <w:p>
-            <w:r>
-              <w:rPr>
-                <w:b/>
-                <w:i w:val="0"/>
-                <w:color w:val="EA580C"/>
-                <w:sz w:val="16"/>
-              </w:rPr>
-              <w:t>Moyenne</w:t>
-            </w:r>
-          </w:p>
-        </w:tc>
-        <w:tc>
-          <w:tcPr>
-            <w:tcW w:type="dxa" w:w="1247"/>
-          </w:tcPr>
-          <w:p>
-            <w:r>
-              <w:rPr>
-                <w:b/>
-                <w:i w:val="0"/>
-                <w:sz w:val="16"/>
-              </w:rPr>
-              <w:t>S01</w:t>
-              <w:br/>
-            </w:r>
-            <w:r>
-              <w:rPr>
-                <w:b w:val="0"/>
-                <w:i w:val="0"/>
-                <w:color w:val="64748B"/>
-                <w:sz w:val="14"/>
-              </w:rPr>
-              <w:t>Démographie</w:t>
-            </w:r>
-          </w:p>
-        </w:tc>
-        <w:tc>
-          <w:tcPr>
-            <w:tcW w:type="dxa" w:w="1531"/>
-          </w:tcPr>
-          <w:p>
-            <w:r>
-              <w:rPr>
-                <w:b/>
-                <w:i w:val="0"/>
-                <w:color w:val="16A34A"/>
-                <w:sz w:val="16"/>
-              </w:rPr>
-              <w:t>—</w:t>
-            </w:r>
-          </w:p>
-        </w:tc>
-        <w:tc>
-          <w:tcPr>
-            <w:tcW w:type="dxa" w:w="1191"/>
-          </w:tcPr>
-          <w:p>
-            <w:r>
-              <w:rPr>
-                <w:b w:val="0"/>
-                <w:i w:val="0"/>
-                <w:color w:val="64748B"/>
-                <w:sz w:val="16"/>
-              </w:rPr>
-              <w:t>GT-CQ</w:t>
-            </w:r>
-          </w:p>
-        </w:tc>
-        <w:tc>
-          <w:tcPr>
-            <w:tcW w:type="dxa" w:w="4706"/>
-          </w:tcPr>
-          <w:p>
-            <w:r>
-              <w:rPr>
-                <w:b w:val="0"/>
-                <w:i w:val="0"/>
-                <w:sz w:val="17"/>
-              </w:rPr>
-              <w:t>Prière de refaire la section 1 pour DEMBA NDOUR en demandant à un adulte de répondre aux questions à sa place.</w:t>
-            </w:r>
-          </w:p>
-        </w:tc>
-      </w:tr>
-      <w:tr>
-        <w:tc>
-          <w:tcPr>
-            <w:tcW w:type="dxa" w:w="964"/>
-          </w:tcPr>
-          <w:p>
-            <w:r>
-              <w:rPr>
-                <w:b/>
-                <w:i w:val="0"/>
-                <w:color w:val="EA580C"/>
-                <w:sz w:val="16"/>
-              </w:rPr>
-              <w:t>Moyenne</w:t>
-            </w:r>
-          </w:p>
-        </w:tc>
-        <w:tc>
-          <w:tcPr>
-            <w:tcW w:type="dxa" w:w="1247"/>
-          </w:tcPr>
-          <w:p>
-            <w:r>
-              <w:rPr>
-                <w:b/>
-                <w:i w:val="0"/>
-                <w:sz w:val="16"/>
-              </w:rPr>
-              <w:t>S01</w:t>
-              <w:br/>
-            </w:r>
-            <w:r>
-              <w:rPr>
-                <w:b w:val="0"/>
-                <w:i w:val="0"/>
-                <w:color w:val="64748B"/>
-                <w:sz w:val="14"/>
-              </w:rPr>
-              <w:t>Démographie</w:t>
-            </w:r>
-          </w:p>
-        </w:tc>
-        <w:tc>
-          <w:tcPr>
-            <w:tcW w:type="dxa" w:w="1531"/>
-          </w:tcPr>
-          <w:p>
-            <w:r>
-              <w:rPr>
-                <w:b/>
-                <w:i w:val="0"/>
-                <w:color w:val="16A34A"/>
-                <w:sz w:val="16"/>
-              </w:rPr>
-              <w:t>—</w:t>
-            </w:r>
-          </w:p>
-        </w:tc>
-        <w:tc>
-          <w:tcPr>
-            <w:tcW w:type="dxa" w:w="1191"/>
-          </w:tcPr>
-          <w:p>
-            <w:r>
-              <w:rPr>
-                <w:b w:val="0"/>
-                <w:i w:val="0"/>
-                <w:color w:val="64748B"/>
-                <w:sz w:val="16"/>
-              </w:rPr>
-              <w:t>GT-CQ</w:t>
-            </w:r>
-          </w:p>
-        </w:tc>
-        <w:tc>
-          <w:tcPr>
-            <w:tcW w:type="dxa" w:w="4706"/>
-          </w:tcPr>
-          <w:p>
-            <w:r>
-              <w:rPr>
-                <w:b w:val="0"/>
-                <w:i w:val="0"/>
-                <w:sz w:val="17"/>
-              </w:rPr>
-              <w:t>Prière de verifier l'information donnée par DEMBA NDOUR ou corriger au niveau de la section 1.</w:t>
-            </w:r>
-          </w:p>
-        </w:tc>
-      </w:tr>
-      <w:tr>
-        <w:tc>
-          <w:tcPr>
-            <w:tcW w:type="dxa" w:w="964"/>
-          </w:tcPr>
-          <w:p>
-            <w:r>
-              <w:rPr>
-                <w:b/>
-                <w:i w:val="0"/>
-                <w:color w:val="EA580C"/>
-                <w:sz w:val="16"/>
-              </w:rPr>
-              <w:t>Moyenne</w:t>
-            </w:r>
-          </w:p>
-        </w:tc>
-        <w:tc>
-          <w:tcPr>
-            <w:tcW w:type="dxa" w:w="1247"/>
-          </w:tcPr>
-          <w:p>
-            <w:r>
-              <w:rPr>
-                <w:b/>
-                <w:i w:val="0"/>
-                <w:sz w:val="16"/>
-              </w:rPr>
-              <w:t>S01</w:t>
-              <w:br/>
-            </w:r>
-            <w:r>
-              <w:rPr>
-                <w:b w:val="0"/>
-                <w:i w:val="0"/>
-                <w:color w:val="64748B"/>
-                <w:sz w:val="14"/>
-              </w:rPr>
-              <w:t>Démographie</w:t>
-            </w:r>
-          </w:p>
-        </w:tc>
-        <w:tc>
-          <w:tcPr>
-            <w:tcW w:type="dxa" w:w="1531"/>
-          </w:tcPr>
-          <w:p>
-            <w:r>
-              <w:rPr>
-                <w:b/>
-                <w:i w:val="0"/>
-                <w:color w:val="16A34A"/>
-                <w:sz w:val="16"/>
-              </w:rPr>
-              <w:t>s01q00</w:t>
-            </w:r>
-          </w:p>
-        </w:tc>
-        <w:tc>
-          <w:tcPr>
-            <w:tcW w:type="dxa" w:w="1191"/>
-          </w:tcPr>
-          <w:p>
-            <w:r>
-              <w:rPr>
-                <w:b w:val="0"/>
-                <w:i w:val="0"/>
-                <w:color w:val="64748B"/>
-                <w:sz w:val="16"/>
-              </w:rPr>
-              <w:t>GT-CQ</w:t>
-            </w:r>
-          </w:p>
-        </w:tc>
-        <w:tc>
-          <w:tcPr>
-            <w:tcW w:type="dxa" w:w="4706"/>
-          </w:tcPr>
-          <w:p>
-            <w:r>
-              <w:rPr>
-                <w:b w:val="0"/>
-                <w:i w:val="0"/>
-                <w:sz w:val="17"/>
-              </w:rPr>
-              <w:t>Attention ! Vous avez déclaré en s01q00 que le répondant est la personne elle-même, or WALY NDOUR est trop jeune (8 ans) pour fournir des informations correctes.</w:t>
-            </w:r>
-          </w:p>
-        </w:tc>
-      </w:tr>
-      <w:tr>
-        <w:tc>
-          <w:tcPr>
-            <w:tcW w:type="dxa" w:w="964"/>
-          </w:tcPr>
-          <w:p>
-            <w:r>
-              <w:rPr>
-                <w:b/>
-                <w:i w:val="0"/>
-                <w:color w:val="EA580C"/>
-                <w:sz w:val="16"/>
-              </w:rPr>
-              <w:t>Moyenne</w:t>
-            </w:r>
-          </w:p>
-        </w:tc>
-        <w:tc>
-          <w:tcPr>
-            <w:tcW w:type="dxa" w:w="1247"/>
-          </w:tcPr>
-          <w:p>
-            <w:r>
-              <w:rPr>
-                <w:b/>
-                <w:i w:val="0"/>
-                <w:sz w:val="16"/>
-              </w:rPr>
-              <w:t>S01</w:t>
-              <w:br/>
-            </w:r>
-            <w:r>
-              <w:rPr>
-                <w:b w:val="0"/>
-                <w:i w:val="0"/>
-                <w:color w:val="64748B"/>
-                <w:sz w:val="14"/>
-              </w:rPr>
-              <w:t>Démographie</w:t>
-            </w:r>
-          </w:p>
-        </w:tc>
-        <w:tc>
-          <w:tcPr>
-            <w:tcW w:type="dxa" w:w="1531"/>
-          </w:tcPr>
-          <w:p>
-            <w:r>
-              <w:rPr>
-                <w:b/>
-                <w:i w:val="0"/>
-                <w:color w:val="16A34A"/>
-                <w:sz w:val="16"/>
-              </w:rPr>
-              <w:t>—</w:t>
-            </w:r>
-          </w:p>
-        </w:tc>
-        <w:tc>
-          <w:tcPr>
-            <w:tcW w:type="dxa" w:w="1191"/>
-          </w:tcPr>
-          <w:p>
-            <w:r>
-              <w:rPr>
-                <w:b w:val="0"/>
-                <w:i w:val="0"/>
-                <w:color w:val="64748B"/>
-                <w:sz w:val="16"/>
-              </w:rPr>
-              <w:t>GT-CQ</w:t>
-            </w:r>
-          </w:p>
-        </w:tc>
-        <w:tc>
-          <w:tcPr>
-            <w:tcW w:type="dxa" w:w="4706"/>
-          </w:tcPr>
-          <w:p>
-            <w:r>
-              <w:rPr>
-                <w:b w:val="0"/>
-                <w:i w:val="0"/>
-                <w:sz w:val="17"/>
-              </w:rPr>
-              <w:t>Prière de refaire la section 1 pour WALY NDOUR en demandant à un adulte de répondre aux questions à sa place.</w:t>
-            </w:r>
-          </w:p>
-        </w:tc>
-      </w:tr>
-      <w:tr>
-        <w:tc>
-          <w:tcPr>
-            <w:tcW w:type="dxa" w:w="964"/>
-          </w:tcPr>
-          <w:p>
-            <w:r>
-              <w:rPr>
-                <w:b/>
-                <w:i w:val="0"/>
-                <w:color w:val="EA580C"/>
-                <w:sz w:val="16"/>
-              </w:rPr>
-              <w:t>Moyenne</w:t>
-            </w:r>
-          </w:p>
-        </w:tc>
-        <w:tc>
-          <w:tcPr>
-            <w:tcW w:type="dxa" w:w="1247"/>
-          </w:tcPr>
-          <w:p>
-            <w:r>
-              <w:rPr>
-                <w:b/>
-                <w:i w:val="0"/>
-                <w:sz w:val="16"/>
-              </w:rPr>
-              <w:t>S01</w:t>
-              <w:br/>
-            </w:r>
-            <w:r>
-              <w:rPr>
-                <w:b w:val="0"/>
-                <w:i w:val="0"/>
-                <w:color w:val="64748B"/>
-                <w:sz w:val="14"/>
-              </w:rPr>
-              <w:t>Démographie</w:t>
-            </w:r>
-          </w:p>
-        </w:tc>
-        <w:tc>
-          <w:tcPr>
-            <w:tcW w:type="dxa" w:w="1531"/>
-          </w:tcPr>
-          <w:p>
-            <w:r>
-              <w:rPr>
-                <w:b/>
-                <w:i w:val="0"/>
-                <w:color w:val="16A34A"/>
-                <w:sz w:val="16"/>
-              </w:rPr>
-              <w:t>—</w:t>
-            </w:r>
-          </w:p>
-        </w:tc>
-        <w:tc>
-          <w:tcPr>
-            <w:tcW w:type="dxa" w:w="1191"/>
-          </w:tcPr>
-          <w:p>
-            <w:r>
-              <w:rPr>
-                <w:b w:val="0"/>
-                <w:i w:val="0"/>
-                <w:color w:val="64748B"/>
-                <w:sz w:val="16"/>
-              </w:rPr>
-              <w:t>GT-CQ</w:t>
-            </w:r>
-          </w:p>
-        </w:tc>
-        <w:tc>
-          <w:tcPr>
-            <w:tcW w:type="dxa" w:w="4706"/>
-          </w:tcPr>
-          <w:p>
-            <w:r>
-              <w:rPr>
-                <w:b w:val="0"/>
-                <w:i w:val="0"/>
-                <w:sz w:val="17"/>
-              </w:rPr>
-              <w:t>Prière de verifier l'information donnée par WALY NDOUR ou corriger au niveau de la section 1.</w:t>
-            </w:r>
-          </w:p>
-        </w:tc>
-      </w:tr>
-      <w:tr>
-        <w:tc>
-          <w:tcPr>
-            <w:tcW w:type="dxa" w:w="964"/>
-          </w:tcPr>
-          <w:p>
-            <w:r>
-              <w:rPr>
-                <w:b/>
-                <w:i w:val="0"/>
-                <w:color w:val="EA580C"/>
-                <w:sz w:val="16"/>
-              </w:rPr>
-              <w:t>Moyenne</w:t>
-            </w:r>
-          </w:p>
-        </w:tc>
-        <w:tc>
-          <w:tcPr>
-            <w:tcW w:type="dxa" w:w="1247"/>
-          </w:tcPr>
-          <w:p>
-            <w:r>
-              <w:rPr>
-                <w:b/>
-                <w:i w:val="0"/>
-                <w:sz w:val="16"/>
-              </w:rPr>
-              <w:t>S01</w:t>
-              <w:br/>
-            </w:r>
-            <w:r>
-              <w:rPr>
-                <w:b w:val="0"/>
-                <w:i w:val="0"/>
-                <w:color w:val="64748B"/>
-                <w:sz w:val="14"/>
-              </w:rPr>
-              <w:t>Démographie</w:t>
-            </w:r>
-          </w:p>
-        </w:tc>
-        <w:tc>
-          <w:tcPr>
-            <w:tcW w:type="dxa" w:w="1531"/>
-          </w:tcPr>
-          <w:p>
-            <w:r>
-              <w:rPr>
-                <w:b/>
-                <w:i w:val="0"/>
-                <w:color w:val="16A34A"/>
-                <w:sz w:val="16"/>
-              </w:rPr>
-              <w:t>—</w:t>
-            </w:r>
-          </w:p>
-        </w:tc>
-        <w:tc>
-          <w:tcPr>
-            <w:tcW w:type="dxa" w:w="1191"/>
-          </w:tcPr>
-          <w:p>
-            <w:r>
-              <w:rPr>
-                <w:b w:val="0"/>
-                <w:i w:val="0"/>
-                <w:color w:val="64748B"/>
-                <w:sz w:val="16"/>
-              </w:rPr>
-              <w:t>GT-CQ</w:t>
-            </w:r>
-          </w:p>
-        </w:tc>
-        <w:tc>
-          <w:tcPr>
-            <w:tcW w:type="dxa" w:w="4706"/>
-          </w:tcPr>
-          <w:p>
-            <w:r>
-              <w:rPr>
-                <w:b w:val="0"/>
-                <w:i w:val="0"/>
-                <w:sz w:val="17"/>
-              </w:rPr>
-              <w:t>Prière de verifier l'information donnée par ABLAYE NDOUR ou corriger au niveau de la section 1.</w:t>
-            </w:r>
-          </w:p>
-        </w:tc>
-      </w:tr>
-      <w:tr>
-        <w:tc>
-          <w:tcPr>
-            <w:tcW w:type="dxa" w:w="964"/>
-          </w:tcPr>
-          <w:p>
-            <w:r>
-              <w:rPr>
-                <w:b/>
-                <w:i w:val="0"/>
-                <w:color w:val="EA580C"/>
-                <w:sz w:val="16"/>
-              </w:rPr>
-              <w:t>Moyenne</w:t>
-            </w:r>
-          </w:p>
-        </w:tc>
-        <w:tc>
-          <w:tcPr>
-            <w:tcW w:type="dxa" w:w="1247"/>
-          </w:tcPr>
-          <w:p>
-            <w:r>
-              <w:rPr>
-                <w:b/>
-                <w:i w:val="0"/>
-                <w:sz w:val="16"/>
-              </w:rPr>
-              <w:t>S01</w:t>
-              <w:br/>
-            </w:r>
-            <w:r>
-              <w:rPr>
-                <w:b w:val="0"/>
-                <w:i w:val="0"/>
-                <w:color w:val="64748B"/>
-                <w:sz w:val="14"/>
-              </w:rPr>
-              <w:t>Démographie</w:t>
-            </w:r>
-          </w:p>
-        </w:tc>
-        <w:tc>
-          <w:tcPr>
-            <w:tcW w:type="dxa" w:w="1531"/>
-          </w:tcPr>
-          <w:p>
-            <w:r>
-              <w:rPr>
-                <w:b/>
-                <w:i w:val="0"/>
-                <w:color w:val="16A34A"/>
-                <w:sz w:val="16"/>
-              </w:rPr>
-              <w:t>—</w:t>
-            </w:r>
-          </w:p>
-        </w:tc>
-        <w:tc>
-          <w:tcPr>
-            <w:tcW w:type="dxa" w:w="1191"/>
-          </w:tcPr>
-          <w:p>
-            <w:r>
-              <w:rPr>
-                <w:b w:val="0"/>
-                <w:i w:val="0"/>
-                <w:color w:val="64748B"/>
-                <w:sz w:val="16"/>
-              </w:rPr>
-              <w:t>GT-CQ</w:t>
-            </w:r>
-          </w:p>
-        </w:tc>
-        <w:tc>
-          <w:tcPr>
-            <w:tcW w:type="dxa" w:w="4706"/>
-          </w:tcPr>
-          <w:p>
-            <w:r>
-              <w:rPr>
-                <w:b w:val="0"/>
-                <w:i w:val="0"/>
-                <w:sz w:val="17"/>
-              </w:rPr>
-              <w:t>Prière de verifier l'information donnée par ADAMA NDOUR ou corriger au niveau de la section 1.</w:t>
-            </w:r>
-          </w:p>
-        </w:tc>
-      </w:tr>
-      <w:tr>
-        <w:tc>
-          <w:tcPr>
-            <w:tcW w:type="dxa" w:w="964"/>
-          </w:tcPr>
-          <w:p>
-            <w:r>
-              <w:rPr>
-                <w:b/>
-                <w:i w:val="0"/>
-                <w:color w:val="EA580C"/>
-                <w:sz w:val="16"/>
-              </w:rPr>
-              <w:t>Moyenne</w:t>
-            </w:r>
-          </w:p>
-        </w:tc>
-        <w:tc>
-          <w:tcPr>
-            <w:tcW w:type="dxa" w:w="1247"/>
-          </w:tcPr>
-          <w:p>
-            <w:r>
-              <w:rPr>
-                <w:b/>
-                <w:i w:val="0"/>
-                <w:sz w:val="16"/>
-              </w:rPr>
-              <w:t>S01</w:t>
-              <w:br/>
-            </w:r>
-            <w:r>
-              <w:rPr>
-                <w:b w:val="0"/>
-                <w:i w:val="0"/>
-                <w:color w:val="64748B"/>
-                <w:sz w:val="14"/>
-              </w:rPr>
-              <w:t>Démographie</w:t>
-            </w:r>
-          </w:p>
-        </w:tc>
-        <w:tc>
-          <w:tcPr>
-            <w:tcW w:type="dxa" w:w="1531"/>
-          </w:tcPr>
-          <w:p>
-            <w:r>
-              <w:rPr>
-                <w:b/>
-                <w:i w:val="0"/>
-                <w:color w:val="16A34A"/>
-                <w:sz w:val="16"/>
-              </w:rPr>
-              <w:t>—</w:t>
-            </w:r>
-          </w:p>
-        </w:tc>
-        <w:tc>
-          <w:tcPr>
-            <w:tcW w:type="dxa" w:w="1191"/>
-          </w:tcPr>
-          <w:p>
-            <w:r>
-              <w:rPr>
-                <w:b w:val="0"/>
-                <w:i w:val="0"/>
-                <w:color w:val="64748B"/>
-                <w:sz w:val="16"/>
-              </w:rPr>
-              <w:t>GT-CQ</w:t>
-            </w:r>
-          </w:p>
-        </w:tc>
-        <w:tc>
-          <w:tcPr>
-            <w:tcW w:type="dxa" w:w="4706"/>
-          </w:tcPr>
-          <w:p>
-            <w:r>
-              <w:rPr>
-                <w:b w:val="0"/>
-                <w:i w:val="0"/>
-                <w:sz w:val="17"/>
-              </w:rPr>
-              <w:t>Prière de verifier l'information donnée par AMIE NDOUR ou corriger au niveau de la section 1.</w:t>
-            </w:r>
-          </w:p>
-        </w:tc>
-      </w:tr>
-      <w:tr>
-        <w:tc>
-          <w:tcPr>
-            <w:tcW w:type="dxa" w:w="964"/>
-          </w:tcPr>
-          <w:p>
-            <w:r>
-              <w:rPr>
-                <w:b/>
-                <w:i w:val="0"/>
-                <w:color w:val="EA580C"/>
-                <w:sz w:val="16"/>
-              </w:rPr>
-              <w:t>Moyenne</w:t>
-            </w:r>
-          </w:p>
-        </w:tc>
-        <w:tc>
-          <w:tcPr>
-            <w:tcW w:type="dxa" w:w="1247"/>
-          </w:tcPr>
-          <w:p>
-            <w:r>
-              <w:rPr>
-                <w:b/>
-                <w:i w:val="0"/>
-                <w:sz w:val="16"/>
-              </w:rPr>
-              <w:t>S01</w:t>
-              <w:br/>
-            </w:r>
-            <w:r>
-              <w:rPr>
-                <w:b w:val="0"/>
-                <w:i w:val="0"/>
-                <w:color w:val="64748B"/>
-                <w:sz w:val="14"/>
-              </w:rPr>
-              <w:t>Démographie</w:t>
-            </w:r>
-          </w:p>
-        </w:tc>
-        <w:tc>
-          <w:tcPr>
-            <w:tcW w:type="dxa" w:w="1531"/>
-          </w:tcPr>
-          <w:p>
-            <w:r>
-              <w:rPr>
-                <w:b/>
-                <w:i w:val="0"/>
-                <w:color w:val="16A34A"/>
-                <w:sz w:val="16"/>
-              </w:rPr>
-              <w:t>—</w:t>
-            </w:r>
-          </w:p>
-        </w:tc>
-        <w:tc>
-          <w:tcPr>
-            <w:tcW w:type="dxa" w:w="1191"/>
-          </w:tcPr>
-          <w:p>
-            <w:r>
-              <w:rPr>
-                <w:b w:val="0"/>
-                <w:i w:val="0"/>
-                <w:color w:val="64748B"/>
-                <w:sz w:val="16"/>
-              </w:rPr>
-              <w:t>GT-CQ</w:t>
-            </w:r>
-          </w:p>
-        </w:tc>
-        <w:tc>
-          <w:tcPr>
-            <w:tcW w:type="dxa" w:w="4706"/>
-          </w:tcPr>
-          <w:p>
-            <w:r>
-              <w:rPr>
-                <w:b w:val="0"/>
-                <w:i w:val="0"/>
-                <w:sz w:val="17"/>
-              </w:rPr>
-              <w:t>Prière de verifier l'information donnée par BASSIROU NDOUR ou corriger au niveau de la section 1.</w:t>
-            </w:r>
-          </w:p>
-        </w:tc>
-      </w:tr>
-      <w:tr>
-        <w:tc>
-          <w:tcPr>
-            <w:tcW w:type="dxa" w:w="964"/>
-          </w:tcPr>
-          <w:p>
-            <w:r>
-              <w:rPr>
-                <w:b/>
-                <w:i w:val="0"/>
-                <w:color w:val="EA580C"/>
-                <w:sz w:val="16"/>
-              </w:rPr>
-              <w:t>Moyenne</w:t>
-            </w:r>
-          </w:p>
-        </w:tc>
-        <w:tc>
-          <w:tcPr>
-            <w:tcW w:type="dxa" w:w="1247"/>
-          </w:tcPr>
-          <w:p>
-            <w:r>
-              <w:rPr>
-                <w:b/>
-                <w:i w:val="0"/>
-                <w:sz w:val="16"/>
-              </w:rPr>
-              <w:t>S01</w:t>
-              <w:br/>
-            </w:r>
-            <w:r>
-              <w:rPr>
-                <w:b w:val="0"/>
-                <w:i w:val="0"/>
-                <w:color w:val="64748B"/>
-                <w:sz w:val="14"/>
-              </w:rPr>
-              <w:t>Démographie</w:t>
-            </w:r>
-          </w:p>
-        </w:tc>
-        <w:tc>
-          <w:tcPr>
-            <w:tcW w:type="dxa" w:w="1531"/>
-          </w:tcPr>
-          <w:p>
-            <w:r>
-              <w:rPr>
-                <w:b/>
-                <w:i w:val="0"/>
-                <w:color w:val="16A34A"/>
-                <w:sz w:val="16"/>
-              </w:rPr>
-              <w:t>—</w:t>
-            </w:r>
-          </w:p>
-        </w:tc>
-        <w:tc>
-          <w:tcPr>
-            <w:tcW w:type="dxa" w:w="1191"/>
-          </w:tcPr>
-          <w:p>
-            <w:r>
-              <w:rPr>
-                <w:b w:val="0"/>
-                <w:i w:val="0"/>
-                <w:color w:val="64748B"/>
-                <w:sz w:val="16"/>
-              </w:rPr>
-              <w:t>GT-CQ</w:t>
-            </w:r>
-          </w:p>
-        </w:tc>
-        <w:tc>
-          <w:tcPr>
-            <w:tcW w:type="dxa" w:w="4706"/>
-          </w:tcPr>
-          <w:p>
-            <w:r>
-              <w:rPr>
-                <w:b w:val="0"/>
-                <w:i w:val="0"/>
-                <w:sz w:val="17"/>
-              </w:rPr>
-              <w:t>Prière de verifier l'information donnée par DETHIE NDOUR ou corriger au niveau de la section 1.</w:t>
-            </w:r>
-          </w:p>
-        </w:tc>
-      </w:tr>
-      <w:tr>
-        <w:tc>
-          <w:tcPr>
-            <w:tcW w:type="dxa" w:w="964"/>
-          </w:tcPr>
-          <w:p>
-            <w:r>
-              <w:rPr>
-                <w:b/>
-                <w:i w:val="0"/>
-                <w:color w:val="EA580C"/>
-                <w:sz w:val="16"/>
-              </w:rPr>
-              <w:t>Moyenne</w:t>
-            </w:r>
-          </w:p>
-        </w:tc>
-        <w:tc>
-          <w:tcPr>
-            <w:tcW w:type="dxa" w:w="1247"/>
-          </w:tcPr>
-          <w:p>
-            <w:r>
-              <w:rPr>
-                <w:b/>
-                <w:i w:val="0"/>
-                <w:sz w:val="16"/>
-              </w:rPr>
-              <w:t>S01</w:t>
-              <w:br/>
-            </w:r>
-            <w:r>
-              <w:rPr>
-                <w:b w:val="0"/>
-                <w:i w:val="0"/>
-                <w:color w:val="64748B"/>
-                <w:sz w:val="14"/>
-              </w:rPr>
-              <w:t>Démographie</w:t>
-            </w:r>
-          </w:p>
-        </w:tc>
-        <w:tc>
-          <w:tcPr>
-            <w:tcW w:type="dxa" w:w="1531"/>
-          </w:tcPr>
-          <w:p>
-            <w:r>
-              <w:rPr>
-                <w:b/>
-                <w:i w:val="0"/>
-                <w:color w:val="16A34A"/>
-                <w:sz w:val="16"/>
-              </w:rPr>
-              <w:t>—</w:t>
-            </w:r>
-          </w:p>
-        </w:tc>
-        <w:tc>
-          <w:tcPr>
-            <w:tcW w:type="dxa" w:w="1191"/>
-          </w:tcPr>
-          <w:p>
-            <w:r>
-              <w:rPr>
-                <w:b w:val="0"/>
-                <w:i w:val="0"/>
-                <w:color w:val="64748B"/>
-                <w:sz w:val="16"/>
-              </w:rPr>
-              <w:t>GT-CQ</w:t>
-            </w:r>
-          </w:p>
-        </w:tc>
-        <w:tc>
-          <w:tcPr>
-            <w:tcW w:type="dxa" w:w="4706"/>
-          </w:tcPr>
-          <w:p>
-            <w:r>
-              <w:rPr>
-                <w:b w:val="0"/>
-                <w:i w:val="0"/>
-                <w:sz w:val="17"/>
-              </w:rPr>
-              <w:t>Prière de verifier l'information donnée par FATOU NDOUR ou corriger au niveau de la section 1.</w:t>
-            </w:r>
-          </w:p>
-        </w:tc>
-      </w:tr>
-      <w:tr>
-        <w:tc>
-          <w:tcPr>
-            <w:tcW w:type="dxa" w:w="964"/>
-          </w:tcPr>
-          <w:p>
-            <w:r>
-              <w:rPr>
-                <w:b/>
-                <w:i w:val="0"/>
-                <w:color w:val="EA580C"/>
-                <w:sz w:val="16"/>
-              </w:rPr>
-              <w:t>Moyenne</w:t>
-            </w:r>
-          </w:p>
-        </w:tc>
-        <w:tc>
-          <w:tcPr>
-            <w:tcW w:type="dxa" w:w="1247"/>
-          </w:tcPr>
-          <w:p>
-            <w:r>
-              <w:rPr>
-                <w:b/>
-                <w:i w:val="0"/>
-                <w:sz w:val="16"/>
-              </w:rPr>
-              <w:t>S01</w:t>
-              <w:br/>
-            </w:r>
-            <w:r>
-              <w:rPr>
-                <w:b w:val="0"/>
-                <w:i w:val="0"/>
-                <w:color w:val="64748B"/>
-                <w:sz w:val="14"/>
-              </w:rPr>
-              <w:t>Démographie</w:t>
-            </w:r>
-          </w:p>
-        </w:tc>
-        <w:tc>
-          <w:tcPr>
-            <w:tcW w:type="dxa" w:w="1531"/>
-          </w:tcPr>
-          <w:p>
-            <w:r>
-              <w:rPr>
-                <w:b/>
-                <w:i w:val="0"/>
-                <w:color w:val="16A34A"/>
-                <w:sz w:val="16"/>
-              </w:rPr>
-              <w:t>—</w:t>
-            </w:r>
-          </w:p>
-        </w:tc>
-        <w:tc>
-          <w:tcPr>
-            <w:tcW w:type="dxa" w:w="1191"/>
-          </w:tcPr>
-          <w:p>
-            <w:r>
-              <w:rPr>
-                <w:b w:val="0"/>
-                <w:i w:val="0"/>
-                <w:color w:val="64748B"/>
-                <w:sz w:val="16"/>
-              </w:rPr>
-              <w:t>GT-CQ</w:t>
-            </w:r>
-          </w:p>
-        </w:tc>
-        <w:tc>
-          <w:tcPr>
-            <w:tcW w:type="dxa" w:w="4706"/>
-          </w:tcPr>
-          <w:p>
-            <w:r>
-              <w:rPr>
-                <w:b w:val="0"/>
-                <w:i w:val="0"/>
-                <w:sz w:val="17"/>
-              </w:rPr>
-              <w:t>Prière de verifier l'information donnée par IBOU NDOUR ou corriger au niveau de la section 1.</w:t>
-            </w:r>
-          </w:p>
-        </w:tc>
-      </w:tr>
-      <w:tr>
-        <w:tc>
-          <w:tcPr>
-            <w:tcW w:type="dxa" w:w="964"/>
-          </w:tcPr>
-          <w:p>
-            <w:r>
-              <w:rPr>
-                <w:b/>
-                <w:i w:val="0"/>
-                <w:color w:val="EA580C"/>
-                <w:sz w:val="16"/>
-              </w:rPr>
-              <w:t>Moyenne</w:t>
-            </w:r>
-          </w:p>
-        </w:tc>
-        <w:tc>
-          <w:tcPr>
-            <w:tcW w:type="dxa" w:w="1247"/>
-          </w:tcPr>
-          <w:p>
-            <w:r>
-              <w:rPr>
-                <w:b/>
-                <w:i w:val="0"/>
-                <w:sz w:val="16"/>
-              </w:rPr>
-              <w:t>S01</w:t>
-              <w:br/>
-            </w:r>
-            <w:r>
-              <w:rPr>
-                <w:b w:val="0"/>
-                <w:i w:val="0"/>
-                <w:color w:val="64748B"/>
-                <w:sz w:val="14"/>
-              </w:rPr>
-              <w:t>Démographie</w:t>
-            </w:r>
-          </w:p>
-        </w:tc>
-        <w:tc>
-          <w:tcPr>
-            <w:tcW w:type="dxa" w:w="1531"/>
-          </w:tcPr>
-          <w:p>
-            <w:r>
-              <w:rPr>
-                <w:b/>
-                <w:i w:val="0"/>
-                <w:color w:val="16A34A"/>
-                <w:sz w:val="16"/>
-              </w:rPr>
-              <w:t>—</w:t>
-            </w:r>
-          </w:p>
-        </w:tc>
-        <w:tc>
-          <w:tcPr>
-            <w:tcW w:type="dxa" w:w="1191"/>
-          </w:tcPr>
-          <w:p>
-            <w:r>
-              <w:rPr>
-                <w:b w:val="0"/>
-                <w:i w:val="0"/>
-                <w:color w:val="64748B"/>
-                <w:sz w:val="16"/>
-              </w:rPr>
-              <w:t>GT-CQ</w:t>
-            </w:r>
-          </w:p>
-        </w:tc>
-        <w:tc>
-          <w:tcPr>
-            <w:tcW w:type="dxa" w:w="4706"/>
-          </w:tcPr>
-          <w:p>
-            <w:r>
-              <w:rPr>
-                <w:b w:val="0"/>
-                <w:i w:val="0"/>
-                <w:sz w:val="17"/>
-              </w:rPr>
-              <w:t>Prière de verifier l'information donnée par IBRAHIMA NDOUR ou corriger au niveau de la section 1.</w:t>
-            </w:r>
-          </w:p>
-        </w:tc>
-      </w:tr>
-      <w:tr>
-        <w:tc>
-          <w:tcPr>
-            <w:tcW w:type="dxa" w:w="964"/>
-          </w:tcPr>
-          <w:p>
-            <w:r>
-              <w:rPr>
-                <w:b/>
-                <w:i w:val="0"/>
-                <w:color w:val="EA580C"/>
-                <w:sz w:val="16"/>
-              </w:rPr>
-              <w:t>Moyenne</w:t>
-            </w:r>
-          </w:p>
-        </w:tc>
-        <w:tc>
-          <w:tcPr>
-            <w:tcW w:type="dxa" w:w="1247"/>
-          </w:tcPr>
-          <w:p>
-            <w:r>
-              <w:rPr>
-                <w:b/>
-                <w:i w:val="0"/>
-                <w:sz w:val="16"/>
-              </w:rPr>
-              <w:t>S02</w:t>
-              <w:br/>
-            </w:r>
-            <w:r>
-              <w:rPr>
-                <w:b w:val="0"/>
-                <w:i w:val="0"/>
-                <w:color w:val="64748B"/>
-                <w:sz w:val="14"/>
-              </w:rPr>
-              <w:t>Éducation</w:t>
-            </w:r>
-          </w:p>
-        </w:tc>
-        <w:tc>
-          <w:tcPr>
-            <w:tcW w:type="dxa" w:w="1531"/>
-          </w:tcPr>
-          <w:p>
-            <w:r>
-              <w:rPr>
-                <w:b/>
-                <w:i w:val="0"/>
-                <w:color w:val="16A34A"/>
-                <w:sz w:val="16"/>
-              </w:rPr>
-              <w:t>—</w:t>
-            </w:r>
-          </w:p>
-        </w:tc>
-        <w:tc>
-          <w:tcPr>
-            <w:tcW w:type="dxa" w:w="1191"/>
-          </w:tcPr>
-          <w:p>
-            <w:r>
-              <w:rPr>
-                <w:b w:val="0"/>
-                <w:i w:val="0"/>
-                <w:color w:val="64748B"/>
-                <w:sz w:val="16"/>
-              </w:rPr>
-              <w:t>GT-CQ</w:t>
-            </w:r>
-          </w:p>
-        </w:tc>
-        <w:tc>
-          <w:tcPr>
-            <w:tcW w:type="dxa" w:w="4706"/>
-          </w:tcPr>
-          <w:p>
-            <w:r>
-              <w:rPr>
-                <w:b w:val="0"/>
-                <w:i w:val="0"/>
-                <w:sz w:val="17"/>
-              </w:rPr>
-              <w:t>veuillez, s'il vous plait, confirmer les frais de scolarité ( 1000 FCFA) payée de DEMBA NDOUR avec le QG ou apporter les corrections nécessaires.</w:t>
-            </w:r>
-          </w:p>
-        </w:tc>
-      </w:tr>
-      <w:tr>
-        <w:tc>
-          <w:tcPr>
-            <w:tcW w:type="dxa" w:w="964"/>
-          </w:tcPr>
-          <w:p>
-            <w:r>
-              <w:rPr>
-                <w:b/>
-                <w:i w:val="0"/>
-                <w:color w:val="EA580C"/>
-                <w:sz w:val="16"/>
-              </w:rPr>
-              <w:t>Moyenne</w:t>
-            </w:r>
-          </w:p>
-        </w:tc>
-        <w:tc>
-          <w:tcPr>
-            <w:tcW w:type="dxa" w:w="1247"/>
-          </w:tcPr>
-          <w:p>
-            <w:r>
-              <w:rPr>
-                <w:b/>
-                <w:i w:val="0"/>
-                <w:sz w:val="16"/>
-              </w:rPr>
-              <w:t>S02</w:t>
-              <w:br/>
-            </w:r>
-            <w:r>
-              <w:rPr>
-                <w:b w:val="0"/>
-                <w:i w:val="0"/>
-                <w:color w:val="64748B"/>
-                <w:sz w:val="14"/>
-              </w:rPr>
-              <w:t>Éducation</w:t>
-            </w:r>
-          </w:p>
-        </w:tc>
-        <w:tc>
-          <w:tcPr>
-            <w:tcW w:type="dxa" w:w="1531"/>
-          </w:tcPr>
-          <w:p>
-            <w:r>
-              <w:rPr>
-                <w:b/>
-                <w:i w:val="0"/>
-                <w:color w:val="16A34A"/>
-                <w:sz w:val="16"/>
-              </w:rPr>
-              <w:t>—</w:t>
-            </w:r>
-          </w:p>
-        </w:tc>
-        <w:tc>
-          <w:tcPr>
-            <w:tcW w:type="dxa" w:w="1191"/>
-          </w:tcPr>
-          <w:p>
-            <w:r>
-              <w:rPr>
-                <w:b w:val="0"/>
-                <w:i w:val="0"/>
-                <w:color w:val="64748B"/>
-                <w:sz w:val="16"/>
-              </w:rPr>
-              <w:t>GT-CQ</w:t>
-            </w:r>
-          </w:p>
-        </w:tc>
-        <w:tc>
-          <w:tcPr>
-            <w:tcW w:type="dxa" w:w="4706"/>
-          </w:tcPr>
-          <w:p>
-            <w:r>
-              <w:rPr>
-                <w:b w:val="0"/>
-                <w:i w:val="0"/>
-                <w:sz w:val="17"/>
-              </w:rPr>
-              <w:t>veuillez, s'il vous plait, confirmer les frais de scolarité ( 1000 FCFA) payée de DETHIE NDOUR avec le QG ou apporter les corrections nécessaires.</w:t>
-            </w:r>
-          </w:p>
-        </w:tc>
-      </w:tr>
-      <w:tr>
-        <w:tc>
-          <w:tcPr>
-            <w:tcW w:type="dxa" w:w="964"/>
-          </w:tcPr>
-          <w:p>
-            <w:r>
-              <w:rPr>
-                <w:b/>
-                <w:i w:val="0"/>
-                <w:color w:val="EA580C"/>
-                <w:sz w:val="16"/>
-              </w:rPr>
-              <w:t>Moyenne</w:t>
-            </w:r>
-          </w:p>
-        </w:tc>
-        <w:tc>
-          <w:tcPr>
-            <w:tcW w:type="dxa" w:w="1247"/>
-          </w:tcPr>
-          <w:p>
-            <w:r>
-              <w:rPr>
-                <w:b/>
-                <w:i w:val="0"/>
-                <w:sz w:val="16"/>
-              </w:rPr>
-              <w:t>S02</w:t>
-              <w:br/>
-            </w:r>
-            <w:r>
-              <w:rPr>
-                <w:b w:val="0"/>
-                <w:i w:val="0"/>
-                <w:color w:val="64748B"/>
-                <w:sz w:val="14"/>
-              </w:rPr>
-              <w:t>Éducation</w:t>
-            </w:r>
-          </w:p>
-        </w:tc>
-        <w:tc>
-          <w:tcPr>
-            <w:tcW w:type="dxa" w:w="1531"/>
-          </w:tcPr>
-          <w:p>
-            <w:r>
-              <w:rPr>
-                <w:b/>
-                <w:i w:val="0"/>
-                <w:color w:val="16A34A"/>
-                <w:sz w:val="16"/>
-              </w:rPr>
-              <w:t>—</w:t>
-            </w:r>
-          </w:p>
-        </w:tc>
-        <w:tc>
-          <w:tcPr>
-            <w:tcW w:type="dxa" w:w="1191"/>
-          </w:tcPr>
-          <w:p>
-            <w:r>
-              <w:rPr>
-                <w:b w:val="0"/>
-                <w:i w:val="0"/>
-                <w:color w:val="64748B"/>
-                <w:sz w:val="16"/>
-              </w:rPr>
-              <w:t>GT-CQ</w:t>
-            </w:r>
-          </w:p>
-        </w:tc>
-        <w:tc>
-          <w:tcPr>
-            <w:tcW w:type="dxa" w:w="4706"/>
-          </w:tcPr>
-          <w:p>
-            <w:r>
-              <w:rPr>
-                <w:b w:val="0"/>
-                <w:i w:val="0"/>
-                <w:sz w:val="17"/>
-              </w:rPr>
-              <w:t>veuillez, s'il vous plait, confirmer les frais de scolarité ( 1000 FCFA) payée de WALY NDOUR avec le QG ou apporter les corrections nécessaires.</w:t>
-            </w:r>
-          </w:p>
-        </w:tc>
-      </w:tr>
-      <w:tr>
-        <w:tc>
-          <w:tcPr>
-            <w:tcW w:type="dxa" w:w="964"/>
-          </w:tcPr>
-          <w:p>
-            <w:r>
-              <w:rPr>
-                <w:b/>
-                <w:i w:val="0"/>
-                <w:color w:val="EA580C"/>
-                <w:sz w:val="16"/>
-              </w:rPr>
-              <w:t>Moyenne</w:t>
-            </w:r>
-          </w:p>
-        </w:tc>
-        <w:tc>
-          <w:tcPr>
-            <w:tcW w:type="dxa" w:w="1247"/>
-          </w:tcPr>
-          <w:p>
-            <w:r>
-              <w:rPr>
-                <w:b/>
-                <w:i w:val="0"/>
-                <w:sz w:val="16"/>
-              </w:rPr>
-              <w:t>S02</w:t>
-              <w:br/>
-            </w:r>
-            <w:r>
-              <w:rPr>
-                <w:b w:val="0"/>
-                <w:i w:val="0"/>
-                <w:color w:val="64748B"/>
-                <w:sz w:val="14"/>
-              </w:rPr>
-              <w:t>Éducation</w:t>
-            </w:r>
-          </w:p>
-        </w:tc>
-        <w:tc>
-          <w:tcPr>
-            <w:tcW w:type="dxa" w:w="1531"/>
-          </w:tcPr>
-          <w:p>
-            <w:r>
-              <w:rPr>
-                <w:b/>
-                <w:i w:val="0"/>
-                <w:color w:val="16A34A"/>
-                <w:sz w:val="16"/>
-              </w:rPr>
-              <w:t>—</w:t>
-            </w:r>
-          </w:p>
-        </w:tc>
-        <w:tc>
-          <w:tcPr>
-            <w:tcW w:type="dxa" w:w="1191"/>
-          </w:tcPr>
-          <w:p>
-            <w:r>
-              <w:rPr>
-                <w:b w:val="0"/>
-                <w:i w:val="0"/>
-                <w:color w:val="64748B"/>
-                <w:sz w:val="16"/>
-              </w:rPr>
-              <w:t>GT-CQ</w:t>
-            </w:r>
-          </w:p>
-        </w:tc>
-        <w:tc>
-          <w:tcPr>
-            <w:tcW w:type="dxa" w:w="4706"/>
-          </w:tcPr>
-          <w:p>
-            <w:r>
-              <w:rPr>
-                <w:b w:val="0"/>
-                <w:i w:val="0"/>
-                <w:sz w:val="17"/>
-              </w:rPr>
-              <w:t>veuillez, s'il vous plait, confirmer les frais de scolarité ( 1000 FCFA) payée de FATOU NDOUR avec le QG ou apporter les corrections nécessaires.</w:t>
-            </w:r>
-          </w:p>
-        </w:tc>
-      </w:tr>
-      <w:tr>
-        <w:tc>
-          <w:tcPr>
-            <w:tcW w:type="dxa" w:w="964"/>
-          </w:tcPr>
-          <w:p>
-            <w:r>
-              <w:rPr>
-                <w:b/>
-                <w:i w:val="0"/>
-                <w:color w:val="EA580C"/>
-                <w:sz w:val="16"/>
-              </w:rPr>
-              <w:t>Moyenne</w:t>
-            </w:r>
-          </w:p>
-        </w:tc>
-        <w:tc>
-          <w:tcPr>
-            <w:tcW w:type="dxa" w:w="1247"/>
-          </w:tcPr>
-          <w:p>
-            <w:r>
-              <w:rPr>
-                <w:b/>
-                <w:i w:val="0"/>
-                <w:sz w:val="16"/>
-              </w:rPr>
-              <w:t>S02</w:t>
-              <w:br/>
-            </w:r>
-            <w:r>
-              <w:rPr>
-                <w:b w:val="0"/>
-                <w:i w:val="0"/>
-                <w:color w:val="64748B"/>
-                <w:sz w:val="14"/>
-              </w:rPr>
-              <w:t>Éducation</w:t>
-            </w:r>
-          </w:p>
-        </w:tc>
-        <w:tc>
-          <w:tcPr>
-            <w:tcW w:type="dxa" w:w="1531"/>
-          </w:tcPr>
-          <w:p>
-            <w:r>
-              <w:rPr>
-                <w:b/>
-                <w:i w:val="0"/>
-                <w:color w:val="16A34A"/>
-                <w:sz w:val="16"/>
-              </w:rPr>
-              <w:t>—</w:t>
-            </w:r>
-          </w:p>
-        </w:tc>
-        <w:tc>
-          <w:tcPr>
-            <w:tcW w:type="dxa" w:w="1191"/>
-          </w:tcPr>
-          <w:p>
-            <w:r>
-              <w:rPr>
-                <w:b w:val="0"/>
-                <w:i w:val="0"/>
-                <w:color w:val="64748B"/>
-                <w:sz w:val="16"/>
-              </w:rPr>
-              <w:t>GT-CQ</w:t>
-            </w:r>
-          </w:p>
-        </w:tc>
-        <w:tc>
-          <w:tcPr>
-            <w:tcW w:type="dxa" w:w="4706"/>
-          </w:tcPr>
-          <w:p>
-            <w:r>
-              <w:rPr>
-                <w:b w:val="0"/>
-                <w:i w:val="0"/>
-                <w:sz w:val="17"/>
-              </w:rPr>
-              <w:t>Prière de vous adresser à MAMADOU NDOUR pour avoir l'année exacte.</w:t>
-            </w:r>
-          </w:p>
-        </w:tc>
-      </w:tr>
-      <w:tr>
-        <w:tc>
-          <w:tcPr>
-            <w:tcW w:type="dxa" w:w="964"/>
-          </w:tcPr>
-          <w:p>
-            <w:r>
-              <w:rPr>
-                <w:b/>
-                <w:i w:val="0"/>
-                <w:color w:val="EA580C"/>
-                <w:sz w:val="16"/>
-              </w:rPr>
-              <w:t>Moyenne</w:t>
-            </w:r>
-          </w:p>
-        </w:tc>
-        <w:tc>
-          <w:tcPr>
-            <w:tcW w:type="dxa" w:w="1247"/>
-          </w:tcPr>
-          <w:p>
-            <w:r>
-              <w:rPr>
-                <w:b/>
-                <w:i w:val="0"/>
-                <w:sz w:val="16"/>
-              </w:rPr>
-              <w:t>S03</w:t>
-              <w:br/>
-            </w:r>
-            <w:r>
-              <w:rPr>
-                <w:b w:val="0"/>
-                <w:i w:val="0"/>
-                <w:color w:val="64748B"/>
-                <w:sz w:val="14"/>
-              </w:rPr>
-              <w:t>Santé</w:t>
-            </w:r>
-          </w:p>
-        </w:tc>
-        <w:tc>
-          <w:tcPr>
-            <w:tcW w:type="dxa" w:w="1531"/>
-          </w:tcPr>
-          <w:p>
-            <w:r>
-              <w:rPr>
-                <w:b/>
-                <w:i w:val="0"/>
-                <w:color w:val="16A34A"/>
-                <w:sz w:val="16"/>
-              </w:rPr>
-              <w:t>s02q10, s01q00b</w:t>
-            </w:r>
-          </w:p>
-        </w:tc>
-        <w:tc>
-          <w:tcPr>
-            <w:tcW w:type="dxa" w:w="1191"/>
-          </w:tcPr>
-          <w:p>
-            <w:r>
-              <w:rPr>
-                <w:b w:val="0"/>
-                <w:i w:val="0"/>
-                <w:color w:val="64748B"/>
-                <w:sz w:val="16"/>
-              </w:rPr>
-              <w:t>GT-CQ</w:t>
-            </w:r>
-          </w:p>
-        </w:tc>
-        <w:tc>
-          <w:tcPr>
-            <w:tcW w:type="dxa" w:w="4706"/>
-          </w:tcPr>
-          <w:p>
-            <w:r>
-              <w:rPr>
-                <w:b w:val="0"/>
-                <w:i w:val="0"/>
-                <w:sz w:val="17"/>
-              </w:rPr>
-              <w:t>Attention ! Les frais de vaccination, circoncision ou bilan de santé (check up) au cours des 12 derniers mois (38000 Fcfa) de DETHIE NDOUR est relativement élevé.</w:t>
-            </w:r>
-          </w:p>
-        </w:tc>
-      </w:tr>
-      <w:tr>
-        <w:tc>
-          <w:tcPr>
-            <w:tcW w:type="dxa" w:w="964"/>
-          </w:tcPr>
-          <w:p>
-            <w:r>
-              <w:rPr>
-                <w:b/>
-                <w:i w:val="0"/>
-                <w:color w:val="EA580C"/>
-                <w:sz w:val="16"/>
-              </w:rPr>
-              <w:t>Moyenne</w:t>
-            </w:r>
-          </w:p>
-        </w:tc>
-        <w:tc>
-          <w:tcPr>
-            <w:tcW w:type="dxa" w:w="1247"/>
-          </w:tcPr>
-          <w:p>
-            <w:r>
-              <w:rPr>
-                <w:b/>
-                <w:i w:val="0"/>
-                <w:sz w:val="16"/>
-              </w:rPr>
-              <w:t>S03</w:t>
-              <w:br/>
-            </w:r>
-            <w:r>
-              <w:rPr>
-                <w:b w:val="0"/>
-                <w:i w:val="0"/>
-                <w:color w:val="64748B"/>
-                <w:sz w:val="14"/>
-              </w:rPr>
-              <w:t>Santé</w:t>
-            </w:r>
-          </w:p>
-        </w:tc>
-        <w:tc>
-          <w:tcPr>
-            <w:tcW w:type="dxa" w:w="1531"/>
-          </w:tcPr>
-          <w:p>
-            <w:r>
-              <w:rPr>
-                <w:b/>
-                <w:i w:val="0"/>
-                <w:color w:val="16A34A"/>
-                <w:sz w:val="16"/>
-              </w:rPr>
-              <w:t>—</w:t>
-            </w:r>
-          </w:p>
-        </w:tc>
-        <w:tc>
-          <w:tcPr>
-            <w:tcW w:type="dxa" w:w="1191"/>
-          </w:tcPr>
-          <w:p>
-            <w:r>
-              <w:rPr>
-                <w:b w:val="0"/>
-                <w:i w:val="0"/>
-                <w:color w:val="64748B"/>
-                <w:sz w:val="16"/>
-              </w:rPr>
-              <w:t>GT-CQ</w:t>
-            </w:r>
-          </w:p>
-        </w:tc>
-        <w:tc>
-          <w:tcPr>
-            <w:tcW w:type="dxa" w:w="4706"/>
-          </w:tcPr>
-          <w:p>
-            <w:r>
-              <w:rPr>
-                <w:b w:val="0"/>
-                <w:i w:val="0"/>
-                <w:sz w:val="17"/>
-              </w:rPr>
-              <w:t>Prière de corriger ou de confirmer avec le QG.</w:t>
-            </w:r>
-          </w:p>
-        </w:tc>
-      </w:tr>
-      <w:tr>
-        <w:tc>
-          <w:tcPr>
-            <w:tcW w:type="dxa" w:w="964"/>
-          </w:tcPr>
-          <w:p>
-            <w:r>
-              <w:rPr>
-                <w:b/>
-                <w:i w:val="0"/>
-                <w:color w:val="EA580C"/>
-                <w:sz w:val="16"/>
-              </w:rPr>
-              <w:t>Moyenne</w:t>
-            </w:r>
-          </w:p>
-        </w:tc>
-        <w:tc>
-          <w:tcPr>
-            <w:tcW w:type="dxa" w:w="1247"/>
-          </w:tcPr>
-          <w:p>
-            <w:r>
-              <w:rPr>
-                <w:b/>
-                <w:i w:val="0"/>
-                <w:sz w:val="16"/>
-              </w:rPr>
-              <w:t>S04</w:t>
-              <w:br/>
-            </w:r>
-            <w:r>
-              <w:rPr>
-                <w:b w:val="0"/>
-                <w:i w:val="0"/>
-                <w:color w:val="64748B"/>
-                <w:sz w:val="14"/>
-              </w:rPr>
-              <w:t>Emploi</w:t>
-            </w:r>
-          </w:p>
-        </w:tc>
-        <w:tc>
-          <w:tcPr>
-            <w:tcW w:type="dxa" w:w="1531"/>
-          </w:tcPr>
-          <w:p>
-            <w:r>
-              <w:rPr>
-                <w:b/>
-                <w:i w:val="0"/>
-                <w:color w:val="16A34A"/>
-                <w:sz w:val="16"/>
-              </w:rPr>
-              <w:t>s01q35, s01q36, s01q37, s02q04, s02q15, s03q13, s03q14, s03q15</w:t>
-            </w:r>
-          </w:p>
-        </w:tc>
-        <w:tc>
-          <w:tcPr>
-            <w:tcW w:type="dxa" w:w="1191"/>
-          </w:tcPr>
-          <w:p>
-            <w:r>
-              <w:rPr>
-                <w:b w:val="0"/>
-                <w:i w:val="0"/>
-                <w:color w:val="64748B"/>
-                <w:sz w:val="16"/>
-              </w:rPr>
-              <w:t>GT-CQ</w:t>
-            </w:r>
-          </w:p>
-        </w:tc>
-        <w:tc>
-          <w:tcPr>
-            <w:tcW w:type="dxa" w:w="4706"/>
-          </w:tcPr>
-          <w:p>
-            <w:r>
-              <w:rPr>
-                <w:b w:val="0"/>
-                <w:i w:val="0"/>
-                <w:sz w:val="17"/>
-              </w:rPr>
-              <w:t>Nombre de mois exercé  (2 mois) par DABA DIENG dans l'emploi au cours des 12 derniers mois semble faible, veuillez corriger s'il vous plait ou comfirmer avec le QG.</w:t>
-            </w:r>
-          </w:p>
-        </w:tc>
-      </w:tr>
-      <w:tr>
-        <w:tc>
-          <w:tcPr>
-            <w:tcW w:type="dxa" w:w="964"/>
-          </w:tcPr>
-          <w:p>
-            <w:r>
-              <w:rPr>
-                <w:b/>
-                <w:i w:val="0"/>
-                <w:color w:val="EA580C"/>
-                <w:sz w:val="16"/>
-              </w:rPr>
-              <w:t>Moyenne</w:t>
-            </w:r>
-          </w:p>
-        </w:tc>
-        <w:tc>
-          <w:tcPr>
-            <w:tcW w:type="dxa" w:w="1247"/>
-          </w:tcPr>
-          <w:p>
-            <w:r>
-              <w:rPr>
-                <w:b/>
-                <w:i w:val="0"/>
-                <w:sz w:val="16"/>
-              </w:rPr>
-              <w:t>S04</w:t>
-              <w:br/>
-            </w:r>
-            <w:r>
-              <w:rPr>
-                <w:b w:val="0"/>
-                <w:i w:val="0"/>
-                <w:color w:val="64748B"/>
-                <w:sz w:val="14"/>
-              </w:rPr>
-              <w:t>Emploi</w:t>
-            </w:r>
-          </w:p>
-        </w:tc>
-        <w:tc>
-          <w:tcPr>
-            <w:tcW w:type="dxa" w:w="1531"/>
-          </w:tcPr>
-          <w:p>
-            <w:r>
-              <w:rPr>
-                <w:b/>
-                <w:i w:val="0"/>
-                <w:color w:val="16A34A"/>
-                <w:sz w:val="16"/>
-              </w:rPr>
-              <w:t>—</w:t>
-            </w:r>
-          </w:p>
-        </w:tc>
-        <w:tc>
-          <w:tcPr>
-            <w:tcW w:type="dxa" w:w="1191"/>
-          </w:tcPr>
-          <w:p>
-            <w:r>
-              <w:rPr>
-                <w:b w:val="0"/>
-                <w:i w:val="0"/>
-                <w:color w:val="64748B"/>
-                <w:sz w:val="16"/>
-              </w:rPr>
-              <w:t>GT-CQ</w:t>
-            </w:r>
-          </w:p>
-        </w:tc>
-        <w:tc>
-          <w:tcPr>
-            <w:tcW w:type="dxa" w:w="4706"/>
-          </w:tcPr>
-          <w:p>
-            <w:r>
-              <w:rPr>
-                <w:b w:val="0"/>
-                <w:i w:val="0"/>
-                <w:sz w:val="17"/>
-              </w:rPr>
-              <w:t>Attention ! Le nombre de jours que DABA DIENG a travaillés par mois semble être inférieur à 15.</w:t>
-            </w:r>
-          </w:p>
-        </w:tc>
-      </w:tr>
-      <w:tr>
-        <w:tc>
-          <w:tcPr>
-            <w:tcW w:type="dxa" w:w="964"/>
-          </w:tcPr>
-          <w:p>
-            <w:r>
-              <w:rPr>
-                <w:b/>
-                <w:i w:val="0"/>
-                <w:color w:val="EA580C"/>
-                <w:sz w:val="16"/>
-              </w:rPr>
-              <w:t>Moyenne</w:t>
-            </w:r>
-          </w:p>
-        </w:tc>
-        <w:tc>
-          <w:tcPr>
-            <w:tcW w:type="dxa" w:w="1247"/>
-          </w:tcPr>
-          <w:p>
-            <w:r>
-              <w:rPr>
-                <w:b/>
-                <w:i w:val="0"/>
-                <w:sz w:val="16"/>
-              </w:rPr>
-              <w:t>S04</w:t>
-              <w:br/>
-            </w:r>
-            <w:r>
-              <w:rPr>
-                <w:b w:val="0"/>
-                <w:i w:val="0"/>
-                <w:color w:val="64748B"/>
-                <w:sz w:val="14"/>
-              </w:rPr>
-              <w:t>Emploi</w:t>
-            </w:r>
-          </w:p>
-        </w:tc>
-        <w:tc>
-          <w:tcPr>
-            <w:tcW w:type="dxa" w:w="1531"/>
-          </w:tcPr>
-          <w:p>
-            <w:r>
-              <w:rPr>
-                <w:b/>
-                <w:i w:val="0"/>
-                <w:color w:val="16A34A"/>
-                <w:sz w:val="16"/>
-              </w:rPr>
-              <w:t>—</w:t>
-            </w:r>
-          </w:p>
-        </w:tc>
-        <w:tc>
-          <w:tcPr>
-            <w:tcW w:type="dxa" w:w="1191"/>
-          </w:tcPr>
-          <w:p>
-            <w:r>
-              <w:rPr>
-                <w:b w:val="0"/>
-                <w:i w:val="0"/>
-                <w:color w:val="64748B"/>
-                <w:sz w:val="16"/>
-              </w:rPr>
-              <w:t>GT-CQ</w:t>
-            </w:r>
-          </w:p>
-        </w:tc>
-        <w:tc>
-          <w:tcPr>
-            <w:tcW w:type="dxa" w:w="4706"/>
-          </w:tcPr>
-          <w:p>
-            <w:r>
-              <w:rPr>
-                <w:b w:val="0"/>
-                <w:i w:val="0"/>
-                <w:sz w:val="17"/>
-              </w:rPr>
-              <w:t>Veuillez, s'il vous plaît, confirmer cette information.</w:t>
-            </w:r>
-          </w:p>
-        </w:tc>
-      </w:tr>
-      <w:tr>
-        <w:tc>
-          <w:tcPr>
-            <w:tcW w:type="dxa" w:w="964"/>
-          </w:tcPr>
-          <w:p>
-            <w:r>
-              <w:rPr>
-                <w:b/>
-                <w:i w:val="0"/>
-                <w:color w:val="EA580C"/>
-                <w:sz w:val="16"/>
-              </w:rPr>
-              <w:t>Moyenne</w:t>
-            </w:r>
-          </w:p>
-        </w:tc>
-        <w:tc>
-          <w:tcPr>
-            <w:tcW w:type="dxa" w:w="1247"/>
-          </w:tcPr>
-          <w:p>
-            <w:r>
-              <w:rPr>
-                <w:b/>
-                <w:i w:val="0"/>
-                <w:sz w:val="16"/>
-              </w:rPr>
-              <w:t>S04</w:t>
-              <w:br/>
-            </w:r>
-            <w:r>
-              <w:rPr>
-                <w:b w:val="0"/>
-                <w:i w:val="0"/>
-                <w:color w:val="64748B"/>
-                <w:sz w:val="14"/>
-              </w:rPr>
-              <w:t>Emploi</w:t>
-            </w:r>
-          </w:p>
-        </w:tc>
-        <w:tc>
-          <w:tcPr>
-            <w:tcW w:type="dxa" w:w="1531"/>
-          </w:tcPr>
-          <w:p>
-            <w:r>
-              <w:rPr>
-                <w:b/>
-                <w:i w:val="0"/>
-                <w:color w:val="16A34A"/>
-                <w:sz w:val="16"/>
-              </w:rPr>
-              <w:t>s04q46</w:t>
-            </w:r>
-          </w:p>
-        </w:tc>
-        <w:tc>
-          <w:tcPr>
-            <w:tcW w:type="dxa" w:w="1191"/>
-          </w:tcPr>
-          <w:p>
-            <w:r>
-              <w:rPr>
-                <w:b w:val="0"/>
-                <w:i w:val="0"/>
-                <w:color w:val="64748B"/>
-                <w:sz w:val="16"/>
-              </w:rPr>
-              <w:t>Natif SuSo</w:t>
-            </w:r>
-          </w:p>
-        </w:tc>
-        <w:tc>
-          <w:tcPr>
-            <w:tcW w:type="dxa" w:w="4706"/>
-          </w:tcPr>
-          <w:p>
-            <w:r>
-              <w:rPr>
-                <w:b w:val="0"/>
-                <w:i w:val="0"/>
-                <w:sz w:val="17"/>
-              </w:rPr>
-              <w:t>ERREUR: La catégorie socio-professionnelle--%s04q46%--n'est pas en phase avec les réponses aux questions 4.09, 4.10, 4.11, 4.12, 4.13, et 4.14. Veuillez confirmer les réponses à ces questions et à la présente question, et le cas échéant corriger.</w:t>
-            </w:r>
-          </w:p>
-        </w:tc>
-      </w:tr>
-      <w:tr>
-        <w:tc>
-          <w:tcPr>
-            <w:tcW w:type="dxa" w:w="964"/>
-          </w:tcPr>
-          <w:p>
-            <w:r>
-              <w:rPr>
-                <w:b/>
-                <w:i w:val="0"/>
-                <w:color w:val="EA580C"/>
-                <w:sz w:val="16"/>
-              </w:rPr>
-              <w:t>Moyenne</w:t>
-            </w:r>
-          </w:p>
-        </w:tc>
-        <w:tc>
-          <w:tcPr>
-            <w:tcW w:type="dxa" w:w="1247"/>
-          </w:tcPr>
-          <w:p>
-            <w:r>
-              <w:rPr>
-                <w:b/>
-                <w:i w:val="0"/>
-                <w:sz w:val="16"/>
-              </w:rPr>
-              <w:t>S07</w:t>
-              <w:br/>
-            </w:r>
-            <w:r>
-              <w:rPr>
-                <w:b w:val="0"/>
-                <w:i w:val="0"/>
-                <w:color w:val="64748B"/>
-                <w:sz w:val="14"/>
-              </w:rPr>
-              <w:t>Consommation alimentaire</w:t>
-            </w:r>
-          </w:p>
-        </w:tc>
-        <w:tc>
-          <w:tcPr>
-            <w:tcW w:type="dxa" w:w="1531"/>
-          </w:tcPr>
-          <w:p>
-            <w:r>
-              <w:rPr>
-                <w:b/>
-                <w:i w:val="0"/>
-                <w:color w:val="16A34A"/>
-                <w:sz w:val="16"/>
-              </w:rPr>
-              <w:t>—</w:t>
-            </w:r>
-          </w:p>
-        </w:tc>
-        <w:tc>
-          <w:tcPr>
-            <w:tcW w:type="dxa" w:w="1191"/>
-          </w:tcPr>
-          <w:p>
-            <w:r>
-              <w:rPr>
-                <w:b w:val="0"/>
-                <w:i w:val="0"/>
-                <w:color w:val="64748B"/>
-                <w:sz w:val="16"/>
-              </w:rPr>
-              <w:t>GT-CQ</w:t>
-            </w:r>
-          </w:p>
-        </w:tc>
-        <w:tc>
-          <w:tcPr>
-            <w:tcW w:type="dxa" w:w="4706"/>
-          </w:tcPr>
-          <w:p>
-            <w:r>
-              <w:rPr>
-                <w:b w:val="0"/>
-                <w:i w:val="0"/>
-                <w:sz w:val="17"/>
-              </w:rPr>
-              <w:t>Attention ! La dépense du répas pris à l'extérieur de ADAMA NDOUR (200 Fcfa) au cours de 7 derniers jours est relativement élevé.</w:t>
-            </w:r>
-          </w:p>
-        </w:tc>
-      </w:tr>
-      <w:tr>
-        <w:tc>
-          <w:tcPr>
-            <w:tcW w:type="dxa" w:w="964"/>
-          </w:tcPr>
-          <w:p>
-            <w:r>
-              <w:rPr>
-                <w:b/>
-                <w:i w:val="0"/>
-                <w:color w:val="EA580C"/>
-                <w:sz w:val="16"/>
-              </w:rPr>
-              <w:t>Moyenne</w:t>
-            </w:r>
-          </w:p>
-        </w:tc>
-        <w:tc>
-          <w:tcPr>
-            <w:tcW w:type="dxa" w:w="1247"/>
-          </w:tcPr>
-          <w:p>
-            <w:r>
-              <w:rPr>
-                <w:b/>
-                <w:i w:val="0"/>
-                <w:sz w:val="16"/>
-              </w:rPr>
-              <w:t>S07</w:t>
-              <w:br/>
-            </w:r>
-            <w:r>
-              <w:rPr>
-                <w:b w:val="0"/>
-                <w:i w:val="0"/>
-                <w:color w:val="64748B"/>
-                <w:sz w:val="14"/>
-              </w:rPr>
-              <w:t>Consommation alimentaire</w:t>
-            </w:r>
-          </w:p>
-        </w:tc>
-        <w:tc>
-          <w:tcPr>
-            <w:tcW w:type="dxa" w:w="1531"/>
-          </w:tcPr>
-          <w:p>
-            <w:r>
-              <w:rPr>
-                <w:b/>
-                <w:i w:val="0"/>
-                <w:color w:val="16A34A"/>
-                <w:sz w:val="16"/>
-              </w:rPr>
-              <w:t>—</w:t>
-            </w:r>
-          </w:p>
-        </w:tc>
-        <w:tc>
-          <w:tcPr>
-            <w:tcW w:type="dxa" w:w="1191"/>
-          </w:tcPr>
-          <w:p>
-            <w:r>
-              <w:rPr>
-                <w:b w:val="0"/>
-                <w:i w:val="0"/>
-                <w:color w:val="64748B"/>
-                <w:sz w:val="16"/>
-              </w:rPr>
-              <w:t>GT-CQ</w:t>
-            </w:r>
-          </w:p>
-        </w:tc>
-        <w:tc>
-          <w:tcPr>
-            <w:tcW w:type="dxa" w:w="4706"/>
-          </w:tcPr>
-          <w:p>
-            <w:r>
-              <w:rPr>
-                <w:b w:val="0"/>
-                <w:i w:val="0"/>
-                <w:sz w:val="17"/>
-              </w:rPr>
-              <w:t>Prière de corriger ou de confirmer avec le QG.</w:t>
-            </w:r>
-          </w:p>
-        </w:tc>
-      </w:tr>
-      <w:tr>
-        <w:tc>
-          <w:tcPr>
-            <w:tcW w:type="dxa" w:w="964"/>
-          </w:tcPr>
-          <w:p>
-            <w:r>
-              <w:rPr>
-                <w:b/>
-                <w:i w:val="0"/>
-                <w:color w:val="EA580C"/>
-                <w:sz w:val="16"/>
-              </w:rPr>
-              <w:t>Moyenne</w:t>
-            </w:r>
-          </w:p>
-        </w:tc>
-        <w:tc>
-          <w:tcPr>
-            <w:tcW w:type="dxa" w:w="1247"/>
-          </w:tcPr>
-          <w:p>
-            <w:r>
-              <w:rPr>
-                <w:b/>
-                <w:i w:val="0"/>
-                <w:sz w:val="16"/>
-              </w:rPr>
-              <w:t>S07</w:t>
-              <w:br/>
-            </w:r>
-            <w:r>
-              <w:rPr>
-                <w:b w:val="0"/>
-                <w:i w:val="0"/>
-                <w:color w:val="64748B"/>
-                <w:sz w:val="14"/>
-              </w:rPr>
-              <w:t>Consommation alimentaire</w:t>
-            </w:r>
-          </w:p>
-        </w:tc>
-        <w:tc>
-          <w:tcPr>
-            <w:tcW w:type="dxa" w:w="1531"/>
-          </w:tcPr>
-          <w:p>
-            <w:r>
-              <w:rPr>
-                <w:b/>
-                <w:i w:val="0"/>
-                <w:color w:val="16A34A"/>
-                <w:sz w:val="16"/>
-              </w:rPr>
-              <w:t>—</w:t>
-            </w:r>
-          </w:p>
-        </w:tc>
-        <w:tc>
-          <w:tcPr>
-            <w:tcW w:type="dxa" w:w="1191"/>
-          </w:tcPr>
-          <w:p>
-            <w:r>
-              <w:rPr>
-                <w:b w:val="0"/>
-                <w:i w:val="0"/>
-                <w:color w:val="64748B"/>
-                <w:sz w:val="16"/>
-              </w:rPr>
-              <w:t>GT-CQ</w:t>
-            </w:r>
-          </w:p>
-        </w:tc>
-        <w:tc>
-          <w:tcPr>
-            <w:tcW w:type="dxa" w:w="4706"/>
-          </w:tcPr>
-          <w:p>
-            <w:r>
-              <w:rPr>
-                <w:b w:val="0"/>
-                <w:i w:val="0"/>
-                <w:sz w:val="17"/>
-              </w:rPr>
-              <w:t>Attention ! La dépense du répas pris à l'extérieur de AMIE NDOUR (100 Fcfa) au cours de 7 derniers jours est relativement élevé.</w:t>
-            </w:r>
-          </w:p>
-        </w:tc>
-      </w:tr>
-      <w:tr>
-        <w:tc>
-          <w:tcPr>
-            <w:tcW w:type="dxa" w:w="964"/>
-          </w:tcPr>
-          <w:p>
-            <w:r>
-              <w:rPr>
-                <w:b/>
-                <w:i w:val="0"/>
-                <w:color w:val="EA580C"/>
-                <w:sz w:val="16"/>
-              </w:rPr>
-              <w:t>Moyenne</w:t>
-            </w:r>
-          </w:p>
-        </w:tc>
-        <w:tc>
-          <w:tcPr>
-            <w:tcW w:type="dxa" w:w="1247"/>
-          </w:tcPr>
-          <w:p>
-            <w:r>
-              <w:rPr>
-                <w:b/>
-                <w:i w:val="0"/>
-                <w:sz w:val="16"/>
-              </w:rPr>
-              <w:t>S07</w:t>
-              <w:br/>
-            </w:r>
-            <w:r>
-              <w:rPr>
-                <w:b w:val="0"/>
-                <w:i w:val="0"/>
-                <w:color w:val="64748B"/>
-                <w:sz w:val="14"/>
-              </w:rPr>
-              <w:t>Consommation alimentaire</w:t>
-            </w:r>
-          </w:p>
-        </w:tc>
-        <w:tc>
-          <w:tcPr>
-            <w:tcW w:type="dxa" w:w="1531"/>
-          </w:tcPr>
-          <w:p>
-            <w:r>
-              <w:rPr>
-                <w:b/>
-                <w:i w:val="0"/>
-                <w:color w:val="16A34A"/>
-                <w:sz w:val="16"/>
-              </w:rPr>
-              <w:t>—</w:t>
-            </w:r>
-          </w:p>
-        </w:tc>
-        <w:tc>
-          <w:tcPr>
-            <w:tcW w:type="dxa" w:w="1191"/>
-          </w:tcPr>
-          <w:p>
-            <w:r>
-              <w:rPr>
-                <w:b w:val="0"/>
-                <w:i w:val="0"/>
-                <w:color w:val="64748B"/>
-                <w:sz w:val="16"/>
-              </w:rPr>
-              <w:t>GT-CQ</w:t>
-            </w:r>
-          </w:p>
-        </w:tc>
-        <w:tc>
-          <w:tcPr>
-            <w:tcW w:type="dxa" w:w="4706"/>
-          </w:tcPr>
-          <w:p>
-            <w:r>
-              <w:rPr>
-                <w:b w:val="0"/>
-                <w:i w:val="0"/>
-                <w:sz w:val="17"/>
-              </w:rPr>
-              <w:t>Attention ! La dépense du répas pris à l'extérieur de BASSIROU NDOUR (100 Fcfa) au cours de 7 derniers jours est relativement élevé.</w:t>
-            </w:r>
-          </w:p>
-        </w:tc>
-      </w:tr>
-      <w:tr>
-        <w:tc>
-          <w:tcPr>
-            <w:tcW w:type="dxa" w:w="964"/>
-          </w:tcPr>
-          <w:p>
-            <w:r>
-              <w:rPr>
-                <w:b/>
-                <w:i w:val="0"/>
-                <w:color w:val="EA580C"/>
-                <w:sz w:val="16"/>
-              </w:rPr>
-              <w:t>Moyenne</w:t>
-            </w:r>
-          </w:p>
-        </w:tc>
-        <w:tc>
-          <w:tcPr>
-            <w:tcW w:type="dxa" w:w="1247"/>
-          </w:tcPr>
-          <w:p>
-            <w:r>
-              <w:rPr>
-                <w:b/>
-                <w:i w:val="0"/>
-                <w:sz w:val="16"/>
-              </w:rPr>
-              <w:t>S07</w:t>
-              <w:br/>
-            </w:r>
-            <w:r>
-              <w:rPr>
-                <w:b w:val="0"/>
-                <w:i w:val="0"/>
-                <w:color w:val="64748B"/>
-                <w:sz w:val="14"/>
-              </w:rPr>
-              <w:t>Consommation alimentaire</w:t>
-            </w:r>
-          </w:p>
-        </w:tc>
-        <w:tc>
-          <w:tcPr>
-            <w:tcW w:type="dxa" w:w="1531"/>
-          </w:tcPr>
-          <w:p>
-            <w:r>
-              <w:rPr>
-                <w:b/>
-                <w:i w:val="0"/>
-                <w:color w:val="16A34A"/>
-                <w:sz w:val="16"/>
-              </w:rPr>
-              <w:t>—</w:t>
-            </w:r>
-          </w:p>
-        </w:tc>
-        <w:tc>
-          <w:tcPr>
-            <w:tcW w:type="dxa" w:w="1191"/>
-          </w:tcPr>
-          <w:p>
-            <w:r>
-              <w:rPr>
-                <w:b w:val="0"/>
-                <w:i w:val="0"/>
-                <w:color w:val="64748B"/>
-                <w:sz w:val="16"/>
-              </w:rPr>
-              <w:t>GT-CQ</w:t>
-            </w:r>
-          </w:p>
-        </w:tc>
-        <w:tc>
-          <w:tcPr>
-            <w:tcW w:type="dxa" w:w="4706"/>
-          </w:tcPr>
-          <w:p>
-            <w:r>
-              <w:rPr>
-                <w:b w:val="0"/>
-                <w:i w:val="0"/>
-                <w:sz w:val="17"/>
-              </w:rPr>
-              <w:t>Prière de corriger ou de confirmer avec le QG.</w:t>
-            </w:r>
-          </w:p>
-        </w:tc>
-      </w:tr>
-      <w:tr>
-        <w:tc>
-          <w:tcPr>
-            <w:tcW w:type="dxa" w:w="964"/>
-          </w:tcPr>
-          <w:p>
-            <w:r>
-              <w:rPr>
-                <w:b/>
-                <w:i w:val="0"/>
-                <w:color w:val="EA580C"/>
-                <w:sz w:val="16"/>
-              </w:rPr>
-              <w:t>Moyenne</w:t>
-            </w:r>
-          </w:p>
-        </w:tc>
-        <w:tc>
-          <w:tcPr>
-            <w:tcW w:type="dxa" w:w="1247"/>
-          </w:tcPr>
-          <w:p>
-            <w:r>
-              <w:rPr>
-                <w:b/>
-                <w:i w:val="0"/>
-                <w:sz w:val="16"/>
-              </w:rPr>
-              <w:t>S07</w:t>
-              <w:br/>
-            </w:r>
-            <w:r>
-              <w:rPr>
-                <w:b w:val="0"/>
-                <w:i w:val="0"/>
-                <w:color w:val="64748B"/>
-                <w:sz w:val="14"/>
-              </w:rPr>
-              <w:t>Consommation alimentaire</w:t>
-            </w:r>
-          </w:p>
-        </w:tc>
-        <w:tc>
-          <w:tcPr>
-            <w:tcW w:type="dxa" w:w="1531"/>
-          </w:tcPr>
-          <w:p>
-            <w:r>
-              <w:rPr>
-                <w:b/>
-                <w:i w:val="0"/>
-                <w:color w:val="16A34A"/>
-                <w:sz w:val="16"/>
-              </w:rPr>
-              <w:t>—</w:t>
-            </w:r>
-          </w:p>
-        </w:tc>
-        <w:tc>
-          <w:tcPr>
-            <w:tcW w:type="dxa" w:w="1191"/>
-          </w:tcPr>
-          <w:p>
-            <w:r>
-              <w:rPr>
-                <w:b w:val="0"/>
-                <w:i w:val="0"/>
-                <w:color w:val="64748B"/>
-                <w:sz w:val="16"/>
-              </w:rPr>
-              <w:t>GT-CQ</w:t>
-            </w:r>
-          </w:p>
-        </w:tc>
-        <w:tc>
-          <w:tcPr>
-            <w:tcW w:type="dxa" w:w="4706"/>
-          </w:tcPr>
-          <w:p>
-            <w:r>
-              <w:rPr>
-                <w:b w:val="0"/>
-                <w:i w:val="0"/>
-                <w:sz w:val="17"/>
-              </w:rPr>
-              <w:t>Attention ! Le prix unitaire d'achat (125 Fcfa) de Thé (Ataya) en Paquet (Petit) est relativement élevé par rapport aux autres prix observés dans cette zone.</w:t>
-            </w:r>
-          </w:p>
-        </w:tc>
-      </w:tr>
-      <w:tr>
-        <w:tc>
-          <w:tcPr>
-            <w:tcW w:type="dxa" w:w="964"/>
-          </w:tcPr>
-          <w:p>
-            <w:r>
-              <w:rPr>
-                <w:b/>
-                <w:i w:val="0"/>
-                <w:color w:val="EA580C"/>
-                <w:sz w:val="16"/>
-              </w:rPr>
-              <w:t>Moyenne</w:t>
-            </w:r>
-          </w:p>
-        </w:tc>
-        <w:tc>
-          <w:tcPr>
-            <w:tcW w:type="dxa" w:w="1247"/>
-          </w:tcPr>
-          <w:p>
-            <w:r>
-              <w:rPr>
-                <w:b/>
-                <w:i w:val="0"/>
-                <w:sz w:val="16"/>
-              </w:rPr>
-              <w:t>S07</w:t>
-              <w:br/>
-            </w:r>
-            <w:r>
-              <w:rPr>
-                <w:b w:val="0"/>
-                <w:i w:val="0"/>
-                <w:color w:val="64748B"/>
-                <w:sz w:val="14"/>
-              </w:rPr>
-              <w:t>Consommation alimentaire</w:t>
-            </w:r>
-          </w:p>
-        </w:tc>
-        <w:tc>
-          <w:tcPr>
-            <w:tcW w:type="dxa" w:w="1531"/>
-          </w:tcPr>
-          <w:p>
-            <w:r>
-              <w:rPr>
-                <w:b/>
-                <w:i w:val="0"/>
-                <w:color w:val="16A34A"/>
-                <w:sz w:val="16"/>
-              </w:rPr>
-              <w:t>—</w:t>
-            </w:r>
-          </w:p>
-        </w:tc>
-        <w:tc>
-          <w:tcPr>
-            <w:tcW w:type="dxa" w:w="1191"/>
-          </w:tcPr>
-          <w:p>
-            <w:r>
-              <w:rPr>
-                <w:b w:val="0"/>
-                <w:i w:val="0"/>
-                <w:color w:val="64748B"/>
-                <w:sz w:val="16"/>
-              </w:rPr>
-              <w:t>GT-CQ</w:t>
-            </w:r>
-          </w:p>
-        </w:tc>
-        <w:tc>
-          <w:tcPr>
-            <w:tcW w:type="dxa" w:w="4706"/>
-          </w:tcPr>
-          <w:p>
-            <w:r>
-              <w:rPr>
-                <w:b w:val="0"/>
-                <w:i w:val="0"/>
-                <w:sz w:val="17"/>
-              </w:rPr>
-              <w:t>Etes vous sur d'avoir selectionner la bonne unitée ? prière de verifier et corriger.</w:t>
-            </w:r>
-          </w:p>
-        </w:tc>
-      </w:tr>
-      <w:tr>
-        <w:tc>
-          <w:tcPr>
-            <w:tcW w:type="dxa" w:w="964"/>
-          </w:tcPr>
-          <w:p>
-            <w:r>
-              <w:rPr>
-                <w:b/>
-                <w:i w:val="0"/>
-                <w:color w:val="EA580C"/>
-                <w:sz w:val="16"/>
-              </w:rPr>
-              <w:t>Moyenne</w:t>
-            </w:r>
-          </w:p>
-        </w:tc>
-        <w:tc>
-          <w:tcPr>
-            <w:tcW w:type="dxa" w:w="1247"/>
-          </w:tcPr>
-          <w:p>
-            <w:r>
-              <w:rPr>
-                <w:b/>
-                <w:i w:val="0"/>
-                <w:sz w:val="16"/>
-              </w:rPr>
-              <w:t>S10</w:t>
-              <w:br/>
-            </w:r>
-            <w:r>
-              <w:rPr>
-                <w:b w:val="0"/>
-                <w:i w:val="0"/>
-                <w:color w:val="64748B"/>
-                <w:sz w:val="14"/>
-              </w:rPr>
-              <w:t>Logement</w:t>
-            </w:r>
-          </w:p>
-        </w:tc>
-        <w:tc>
-          <w:tcPr>
-            <w:tcW w:type="dxa" w:w="1531"/>
-          </w:tcPr>
-          <w:p>
-            <w:r>
-              <w:rPr>
-                <w:b/>
-                <w:i w:val="0"/>
-                <w:color w:val="16A34A"/>
-                <w:sz w:val="16"/>
-              </w:rPr>
-              <w:t>—</w:t>
-            </w:r>
-          </w:p>
-        </w:tc>
-        <w:tc>
-          <w:tcPr>
-            <w:tcW w:type="dxa" w:w="1191"/>
-          </w:tcPr>
-          <w:p>
-            <w:r>
-              <w:rPr>
-                <w:b w:val="0"/>
-                <w:i w:val="0"/>
-                <w:color w:val="64748B"/>
-                <w:sz w:val="16"/>
-              </w:rPr>
-              <w:t>GT-CQ</w:t>
-            </w:r>
-          </w:p>
-        </w:tc>
-        <w:tc>
-          <w:tcPr>
-            <w:tcW w:type="dxa" w:w="4706"/>
-          </w:tcPr>
-          <w:p>
-            <w:r>
-              <w:rPr>
-                <w:b w:val="0"/>
-                <w:i w:val="0"/>
-                <w:sz w:val="17"/>
-              </w:rPr>
-              <w:t>Merci de revoir les sections 4 et 10 pour ce ménage.</w:t>
-            </w:r>
-          </w:p>
-        </w:tc>
-      </w:tr>
-      <w:tr>
-        <w:tc>
-          <w:tcPr>
-            <w:tcW w:type="dxa" w:w="964"/>
-          </w:tcPr>
-          <w:p>
-            <w:r>
-              <w:rPr>
-                <w:b/>
-                <w:i w:val="0"/>
-                <w:color w:val="EA580C"/>
-                <w:sz w:val="16"/>
-              </w:rPr>
-              <w:t>Moyenne</w:t>
-            </w:r>
-          </w:p>
-        </w:tc>
-        <w:tc>
-          <w:tcPr>
-            <w:tcW w:type="dxa" w:w="1247"/>
-          </w:tcPr>
-          <w:p>
-            <w:r>
-              <w:rPr>
-                <w:b/>
-                <w:i w:val="0"/>
-                <w:sz w:val="16"/>
-              </w:rPr>
-              <w:t>S10</w:t>
-              <w:br/>
-            </w:r>
-            <w:r>
-              <w:rPr>
-                <w:b w:val="0"/>
-                <w:i w:val="0"/>
-                <w:color w:val="64748B"/>
-                <w:sz w:val="14"/>
-              </w:rPr>
-              <w:t>Logement</w:t>
-            </w:r>
-          </w:p>
-        </w:tc>
-        <w:tc>
-          <w:tcPr>
-            <w:tcW w:type="dxa" w:w="1531"/>
-          </w:tcPr>
-          <w:p>
-            <w:r>
-              <w:rPr>
-                <w:b/>
-                <w:i w:val="0"/>
-                <w:color w:val="16A34A"/>
-                <w:sz w:val="16"/>
-              </w:rPr>
-              <w:t>s00q07a, s00q08, s00q10, s00q13_0, s00q15_0, s00q17_0, s00q23a, s00q23b</w:t>
-            </w:r>
-          </w:p>
-        </w:tc>
-        <w:tc>
-          <w:tcPr>
-            <w:tcW w:type="dxa" w:w="1191"/>
-          </w:tcPr>
-          <w:p>
-            <w:r>
-              <w:rPr>
-                <w:b w:val="0"/>
-                <w:i w:val="0"/>
-                <w:color w:val="64748B"/>
-                <w:sz w:val="16"/>
-              </w:rPr>
-              <w:t>GT-CQ</w:t>
-            </w:r>
-          </w:p>
-        </w:tc>
-        <w:tc>
-          <w:tcPr>
-            <w:tcW w:type="dxa" w:w="4706"/>
-          </w:tcPr>
-          <w:p>
-            <w:r>
-              <w:rPr>
-                <w:b w:val="0"/>
-                <w:i w:val="0"/>
-                <w:sz w:val="17"/>
-              </w:rPr>
-              <w:t>Le noms de l'entreprise  ne doit pas contenir de chiffre et doit être bien renseigné, prière de bien renseigné .</w:t>
-            </w:r>
-          </w:p>
-        </w:tc>
-      </w:tr>
-      <w:tr>
-        <w:tc>
-          <w:tcPr>
-            <w:tcW w:type="dxa" w:w="964"/>
-          </w:tcPr>
-          <w:p>
-            <w:r>
-              <w:rPr>
-                <w:b/>
-                <w:i w:val="0"/>
-                <w:color w:val="EA580C"/>
-                <w:sz w:val="16"/>
-              </w:rPr>
-              <w:t>Moyenne</w:t>
-            </w:r>
-          </w:p>
-        </w:tc>
-        <w:tc>
-          <w:tcPr>
-            <w:tcW w:type="dxa" w:w="1247"/>
-          </w:tcPr>
-          <w:p>
-            <w:r>
-              <w:rPr>
-                <w:b/>
-                <w:i w:val="0"/>
-                <w:sz w:val="16"/>
-              </w:rPr>
-              <w:t>S10</w:t>
-              <w:br/>
-            </w:r>
-            <w:r>
-              <w:rPr>
-                <w:b w:val="0"/>
-                <w:i w:val="0"/>
-                <w:color w:val="64748B"/>
-                <w:sz w:val="14"/>
-              </w:rPr>
-              <w:t>Logement</w:t>
-            </w:r>
-          </w:p>
-        </w:tc>
-        <w:tc>
-          <w:tcPr>
-            <w:tcW w:type="dxa" w:w="1531"/>
-          </w:tcPr>
-          <w:p>
-            <w:r>
-              <w:rPr>
-                <w:b/>
-                <w:i w:val="0"/>
-                <w:color w:val="16A34A"/>
-                <w:sz w:val="16"/>
-              </w:rPr>
-              <w:t>s10q10</w:t>
-            </w:r>
-          </w:p>
-        </w:tc>
-        <w:tc>
-          <w:tcPr>
-            <w:tcW w:type="dxa" w:w="1191"/>
-          </w:tcPr>
-          <w:p>
-            <w:r>
-              <w:rPr>
-                <w:b w:val="0"/>
-                <w:i w:val="0"/>
-                <w:color w:val="64748B"/>
-                <w:sz w:val="16"/>
-              </w:rPr>
-              <w:t>Natif SuSo</w:t>
-            </w:r>
-          </w:p>
-        </w:tc>
-        <w:tc>
-          <w:tcPr>
-            <w:tcW w:type="dxa" w:w="4706"/>
-          </w:tcPr>
-          <w:p>
-            <w:r>
-              <w:rPr>
-                <w:b w:val="0"/>
-                <w:i w:val="0"/>
-                <w:sz w:val="17"/>
-              </w:rPr>
-              <w:t>Attention : Le ménage est sensé avoir une entreprise non agricole. Veuillez revérifier</w:t>
-            </w:r>
-          </w:p>
-        </w:tc>
-      </w:tr>
-      <w:tr>
-        <w:tc>
-          <w:tcPr>
-            <w:tcW w:type="dxa" w:w="964"/>
-          </w:tcPr>
-          <w:p>
-            <w:r>
-              <w:rPr>
-                <w:b/>
-                <w:i w:val="0"/>
-                <w:color w:val="EA580C"/>
-                <w:sz w:val="16"/>
-              </w:rPr>
-              <w:t>Moyenne</w:t>
-            </w:r>
-          </w:p>
-        </w:tc>
-        <w:tc>
-          <w:tcPr>
-            <w:tcW w:type="dxa" w:w="1247"/>
-          </w:tcPr>
-          <w:p>
-            <w:r>
-              <w:rPr>
-                <w:b/>
-                <w:i w:val="0"/>
-                <w:sz w:val="16"/>
-              </w:rPr>
-              <w:t>S10</w:t>
-              <w:br/>
-            </w:r>
-            <w:r>
-              <w:rPr>
-                <w:b w:val="0"/>
-                <w:i w:val="0"/>
-                <w:color w:val="64748B"/>
-                <w:sz w:val="14"/>
-              </w:rPr>
-              <w:t>Logement</w:t>
-            </w:r>
-          </w:p>
-        </w:tc>
-        <w:tc>
-          <w:tcPr>
-            <w:tcW w:type="dxa" w:w="1531"/>
-          </w:tcPr>
-          <w:p>
-            <w:r>
-              <w:rPr>
-                <w:b/>
-                <w:i w:val="0"/>
-                <w:color w:val="16A34A"/>
-                <w:sz w:val="16"/>
-              </w:rPr>
-              <w:t>s10q10, s04q46, s04q14, s10q02</w:t>
-            </w:r>
-          </w:p>
-        </w:tc>
-        <w:tc>
-          <w:tcPr>
-            <w:tcW w:type="dxa" w:w="1191"/>
-          </w:tcPr>
-          <w:p>
-            <w:r>
-              <w:rPr>
-                <w:b w:val="0"/>
-                <w:i w:val="0"/>
-                <w:color w:val="64748B"/>
-                <w:sz w:val="16"/>
-              </w:rPr>
-              <w:t>Natif SuSo</w:t>
-            </w:r>
-          </w:p>
-        </w:tc>
-        <w:tc>
-          <w:tcPr>
-            <w:tcW w:type="dxa" w:w="4706"/>
-          </w:tcPr>
-          <w:p>
-            <w:r>
-              <w:rPr>
-                <w:b w:val="0"/>
-                <w:i w:val="0"/>
-                <w:sz w:val="17"/>
-              </w:rPr>
-              <w:t>Erreur! Un membre a la catégorie socio-professionelle de contribuer à une entreprise familiale (s04q46 == 9 ou s04q14==1) mais sans que le ménage ait une entreprise (s10q02 à s10q10). Vérifier</w:t>
-            </w:r>
-          </w:p>
-        </w:tc>
-      </w:tr>
-      <w:tr>
-        <w:tc>
-          <w:tcPr>
-            <w:tcW w:type="dxa" w:w="964"/>
-          </w:tcPr>
-          <w:p>
-            <w:r>
-              <w:rPr>
-                <w:b/>
-                <w:i w:val="0"/>
-                <w:color w:val="EA580C"/>
-                <w:sz w:val="16"/>
-              </w:rPr>
-              <w:t>Moyenne</w:t>
-            </w:r>
-          </w:p>
-        </w:tc>
-        <w:tc>
-          <w:tcPr>
-            <w:tcW w:type="dxa" w:w="1247"/>
-          </w:tcPr>
-          <w:p>
-            <w:r>
-              <w:rPr>
-                <w:b/>
-                <w:i w:val="0"/>
-                <w:sz w:val="16"/>
-              </w:rPr>
-              <w:t>S12</w:t>
-              <w:br/>
-            </w:r>
-            <w:r>
-              <w:rPr>
-                <w:b w:val="0"/>
-                <w:i w:val="0"/>
-                <w:color w:val="64748B"/>
-                <w:sz w:val="14"/>
-              </w:rPr>
-              <w:t>Avoirs / biens durables</w:t>
-            </w:r>
-          </w:p>
-        </w:tc>
-        <w:tc>
-          <w:tcPr>
-            <w:tcW w:type="dxa" w:w="1531"/>
-          </w:tcPr>
-          <w:p>
-            <w:r>
-              <w:rPr>
-                <w:b/>
-                <w:i w:val="0"/>
-                <w:color w:val="16A34A"/>
-                <w:sz w:val="16"/>
-              </w:rPr>
-              <w:t>s01q02, s02q01__1, s02q02__1, s02q03__1, s02q15, s03q17, s04q28, s04q35d</w:t>
-            </w:r>
-          </w:p>
-        </w:tc>
-        <w:tc>
-          <w:tcPr>
-            <w:tcW w:type="dxa" w:w="1191"/>
-          </w:tcPr>
-          <w:p>
-            <w:r>
-              <w:rPr>
-                <w:b w:val="0"/>
-                <w:i w:val="0"/>
-                <w:color w:val="64748B"/>
-                <w:sz w:val="16"/>
-              </w:rPr>
-              <w:t>GT-CQ</w:t>
-            </w:r>
-          </w:p>
-        </w:tc>
-        <w:tc>
-          <w:tcPr>
-            <w:tcW w:type="dxa" w:w="4706"/>
-          </w:tcPr>
-          <w:p>
-            <w:r>
-              <w:rPr>
-                <w:b w:val="0"/>
-                <w:i w:val="0"/>
-                <w:sz w:val="17"/>
-              </w:rPr>
-              <w:t>Le prix de revente de l'article  Matelas simple ne doit pas être égal 0 même si le ménage l'a reçu en cadeau prière de leurs aider à faire une estimations.</w:t>
-            </w:r>
-          </w:p>
-        </w:tc>
-      </w:tr>
-      <w:tr>
-        <w:tc>
-          <w:tcPr>
-            <w:tcW w:type="dxa" w:w="964"/>
-          </w:tcPr>
-          <w:p>
-            <w:r>
-              <w:rPr>
-                <w:b/>
-                <w:i w:val="0"/>
-                <w:color w:val="EA580C"/>
-                <w:sz w:val="16"/>
-              </w:rPr>
-              <w:t>Moyenne</w:t>
-            </w:r>
-          </w:p>
-        </w:tc>
-        <w:tc>
-          <w:tcPr>
-            <w:tcW w:type="dxa" w:w="1247"/>
-          </w:tcPr>
-          <w:p>
-            <w:r>
-              <w:rPr>
-                <w:b/>
-                <w:i w:val="0"/>
-                <w:sz w:val="16"/>
-              </w:rPr>
-              <w:t>S12</w:t>
-              <w:br/>
-            </w:r>
-            <w:r>
-              <w:rPr>
-                <w:b w:val="0"/>
-                <w:i w:val="0"/>
-                <w:color w:val="64748B"/>
-                <w:sz w:val="14"/>
-              </w:rPr>
-              <w:t>Avoirs / biens durables</w:t>
-            </w:r>
-          </w:p>
-        </w:tc>
-        <w:tc>
-          <w:tcPr>
-            <w:tcW w:type="dxa" w:w="1531"/>
-          </w:tcPr>
-          <w:p>
-            <w:r>
-              <w:rPr>
-                <w:b/>
-                <w:i w:val="0"/>
-                <w:color w:val="16A34A"/>
-                <w:sz w:val="16"/>
-              </w:rPr>
-              <w:t>s01q02, s02q01__1, s02q02__1, s02q03__1, s02q15, s03q17, s04q28, s04q35d</w:t>
-            </w:r>
-          </w:p>
-        </w:tc>
-        <w:tc>
-          <w:tcPr>
-            <w:tcW w:type="dxa" w:w="1191"/>
-          </w:tcPr>
-          <w:p>
-            <w:r>
-              <w:rPr>
-                <w:b w:val="0"/>
-                <w:i w:val="0"/>
-                <w:color w:val="64748B"/>
-                <w:sz w:val="16"/>
-              </w:rPr>
-              <w:t>GT-CQ</w:t>
-            </w:r>
-          </w:p>
-        </w:tc>
-        <w:tc>
-          <w:tcPr>
-            <w:tcW w:type="dxa" w:w="4706"/>
-          </w:tcPr>
-          <w:p>
-            <w:r>
-              <w:rPr>
-                <w:b w:val="0"/>
-                <w:i w:val="0"/>
-                <w:sz w:val="17"/>
-              </w:rPr>
               <w:t>Le prix de revente de l'article  Téléphone portable ne doit pas être égal 0 même si le ménage l'a reçu en cadeau prière de leurs aider à faire une estimations.</w:t>
-            </w:r>
-          </w:p>
-        </w:tc>
-      </w:tr>
-      <w:tr>
-        <w:tc>
-          <w:tcPr>
-            <w:tcW w:type="dxa" w:w="964"/>
-          </w:tcPr>
-          <w:p>
-            <w:r>
-              <w:rPr>
-                <w:b/>
-                <w:i w:val="0"/>
-                <w:color w:val="EA580C"/>
-                <w:sz w:val="16"/>
-              </w:rPr>
-              <w:t>Moyenne</w:t>
-            </w:r>
-          </w:p>
-        </w:tc>
-        <w:tc>
-          <w:tcPr>
-            <w:tcW w:type="dxa" w:w="1247"/>
-          </w:tcPr>
-          <w:p>
-            <w:r>
-              <w:rPr>
-                <w:b/>
-                <w:i w:val="0"/>
-                <w:sz w:val="16"/>
-              </w:rPr>
-              <w:t>S13</w:t>
-              <w:br/>
-            </w:r>
-            <w:r>
-              <w:rPr>
-                <w:b w:val="0"/>
-                <w:i w:val="0"/>
-                <w:color w:val="64748B"/>
-                <w:sz w:val="14"/>
-              </w:rPr>
-              <w:t>Transferts</w:t>
-            </w:r>
-          </w:p>
-        </w:tc>
-        <w:tc>
-          <w:tcPr>
-            <w:tcW w:type="dxa" w:w="1531"/>
-          </w:tcPr>
-          <w:p>
-            <w:r>
-              <w:rPr>
-                <w:b/>
-                <w:i w:val="0"/>
-                <w:color w:val="16A34A"/>
-                <w:sz w:val="16"/>
-              </w:rPr>
-              <w:t>s00q07a, s00q08, s00q10, s00q13_0, s00q15_0, s00q17_0, s00q23a, s00q23b</w:t>
-            </w:r>
-          </w:p>
-        </w:tc>
-        <w:tc>
-          <w:tcPr>
-            <w:tcW w:type="dxa" w:w="1191"/>
-          </w:tcPr>
-          <w:p>
-            <w:r>
-              <w:rPr>
-                <w:b w:val="0"/>
-                <w:i w:val="0"/>
-                <w:color w:val="64748B"/>
-                <w:sz w:val="16"/>
-              </w:rPr>
-              <w:t>GT-CQ</w:t>
-            </w:r>
-          </w:p>
-        </w:tc>
-        <w:tc>
-          <w:tcPr>
-            <w:tcW w:type="dxa" w:w="4706"/>
-          </w:tcPr>
-          <w:p>
-            <w:r>
-              <w:rPr>
-                <w:b w:val="0"/>
-                <w:i w:val="0"/>
-                <w:sz w:val="17"/>
-              </w:rPr>
-              <w:t>L'enquêteur prière de fournir d'effort pour avoir le niveau d'étude et l'âge de celui qui a envoyé/donné de l'argent dans la section 13a (Transfert reçu).</w:t>
             </w:r>
           </w:p>
         </w:tc>
